--- a/Fase 2/Evidencias Proyecto/Plan de proyecto Nyuron.docx
+++ b/Fase 2/Evidencias Proyecto/Plan de proyecto Nyuron.docx
@@ -6511,7 +6511,10 @@
           </w:tcPr>
           <w:p>
             <w:r>
-              <w:t>H1</w:t>
+              <w:t>E</w:t>
+            </w:r>
+            <w:r>
+              <w:t>1</w:t>
             </w:r>
           </w:p>
         </w:tc>
@@ -6543,7 +6546,10 @@
           </w:tcPr>
           <w:p>
             <w:r>
-              <w:t>H2</w:t>
+              <w:t>E</w:t>
+            </w:r>
+            <w:r>
+              <w:t>2</w:t>
             </w:r>
           </w:p>
         </w:tc>
@@ -6575,7 +6581,10 @@
           </w:tcPr>
           <w:p>
             <w:r>
-              <w:t>H3</w:t>
+              <w:t>E</w:t>
+            </w:r>
+            <w:r>
+              <w:t>3</w:t>
             </w:r>
           </w:p>
         </w:tc>
@@ -6607,7 +6616,10 @@
           </w:tcPr>
           <w:p>
             <w:r>
-              <w:t>H4</w:t>
+              <w:t>E</w:t>
+            </w:r>
+            <w:r>
+              <w:t>4</w:t>
             </w:r>
           </w:p>
         </w:tc>
@@ -6639,7 +6651,10 @@
           </w:tcPr>
           <w:p>
             <w:r>
-              <w:t>H5</w:t>
+              <w:t>E</w:t>
+            </w:r>
+            <w:r>
+              <w:t>5</w:t>
             </w:r>
           </w:p>
         </w:tc>
@@ -6649,7 +6664,10 @@
           </w:tcPr>
           <w:p>
             <w:r>
-              <w:t>Sistema de progreso y recompensas</w:t>
+              <w:t>Sistema de progreso</w:t>
+            </w:r>
+            <w:r>
+              <w:t>, tienda, y recompensas por logros</w:t>
             </w:r>
           </w:p>
         </w:tc>
@@ -6659,7 +6677,10 @@
           </w:tcPr>
           <w:p>
             <w:r>
-              <w:t>Desarrollar sistema de puntuación, logros, y recompensas</w:t>
+              <w:t xml:space="preserve">Desarrollar sistema de </w:t>
+            </w:r>
+            <w:r>
+              <w:t>logros, personalización y tienda donde ocupar las monedas</w:t>
             </w:r>
           </w:p>
         </w:tc>
@@ -6671,7 +6692,10 @@
           </w:tcPr>
           <w:p>
             <w:r>
-              <w:t>H6</w:t>
+              <w:t>E</w:t>
+            </w:r>
+            <w:r>
+              <w:t>6</w:t>
             </w:r>
           </w:p>
         </w:tc>
@@ -6711,7 +6735,10 @@
           </w:tcPr>
           <w:p>
             <w:r>
-              <w:t>H7</w:t>
+              <w:t>E</w:t>
+            </w:r>
+            <w:r>
+              <w:t>7</w:t>
             </w:r>
           </w:p>
         </w:tc>
@@ -7339,7 +7366,39 @@
                 <w:sz w:val="17"/>
                 <w:szCs w:val="17"/>
               </w:rPr>
-              <w:t>Tocar rápidamente los objetivos antes que desaparezcan</w:t>
+              <w:t>Tocar rápidamente los gusanos correctos antes de que se escondan (minijuego “</w:t>
+            </w:r>
+            <w:proofErr w:type="spellStart"/>
+            <w:r>
+              <w:rPr>
+                <w:sz w:val="17"/>
+                <w:szCs w:val="17"/>
+              </w:rPr>
+              <w:t>Worm</w:t>
+            </w:r>
+            <w:proofErr w:type="spellEnd"/>
+            <w:r>
+              <w:rPr>
+                <w:sz w:val="17"/>
+                <w:szCs w:val="17"/>
+              </w:rPr>
+              <w:t xml:space="preserve"> </w:t>
+            </w:r>
+            <w:proofErr w:type="spellStart"/>
+            <w:r>
+              <w:rPr>
+                <w:sz w:val="17"/>
+                <w:szCs w:val="17"/>
+              </w:rPr>
+              <w:t>Bucket</w:t>
+            </w:r>
+            <w:proofErr w:type="spellEnd"/>
+            <w:r>
+              <w:rPr>
+                <w:sz w:val="17"/>
+                <w:szCs w:val="17"/>
+              </w:rPr>
+              <w:t>”)</w:t>
             </w:r>
           </w:p>
         </w:tc>
@@ -7397,7 +7456,23 @@
                 <w:sz w:val="17"/>
                 <w:szCs w:val="17"/>
               </w:rPr>
-              <w:t>Incremento progresivo de dificultad</w:t>
+              <w:t>Esquivar obstáculos moviendo la tortuga entre carriles (minijuego “</w:t>
+            </w:r>
+            <w:proofErr w:type="spellStart"/>
+            <w:r>
+              <w:rPr>
+                <w:sz w:val="17"/>
+                <w:szCs w:val="17"/>
+              </w:rPr>
+              <w:t>Turtle</w:t>
+            </w:r>
+            <w:proofErr w:type="spellEnd"/>
+            <w:r>
+              <w:rPr>
+                <w:sz w:val="17"/>
+                <w:szCs w:val="17"/>
+              </w:rPr>
+              <w:t xml:space="preserve"> Run”)</w:t>
             </w:r>
           </w:p>
         </w:tc>
@@ -7427,7 +7502,7 @@
                 <w:sz w:val="17"/>
                 <w:szCs w:val="17"/>
               </w:rPr>
-              <w:t>E3-H1</w:t>
+              <w:t>E2-H3</w:t>
             </w:r>
           </w:p>
         </w:tc>
@@ -7455,7 +7530,7 @@
                 <w:sz w:val="17"/>
                 <w:szCs w:val="17"/>
               </w:rPr>
-              <w:t>Recordar y repetir secuencias visuales en orden correcto</w:t>
+              <w:t>Incremento progresivo de dificultad</w:t>
             </w:r>
           </w:p>
         </w:tc>
@@ -7485,7 +7560,7 @@
                 <w:sz w:val="17"/>
                 <w:szCs w:val="17"/>
               </w:rPr>
-              <w:t>E3-H2</w:t>
+              <w:t>E3-H1</w:t>
             </w:r>
           </w:p>
         </w:tc>
@@ -7513,7 +7588,7 @@
                 <w:sz w:val="17"/>
                 <w:szCs w:val="17"/>
               </w:rPr>
-              <w:t>Visualizar el puntaje final al terminar la partida</w:t>
+              <w:t>Emparejar almejas con objetos iguales (minijuego “Memorice”)</w:t>
             </w:r>
           </w:p>
         </w:tc>
@@ -7543,7 +7618,7 @@
                 <w:sz w:val="17"/>
                 <w:szCs w:val="17"/>
               </w:rPr>
-              <w:t>E4-H1</w:t>
+              <w:t>E3-H2</w:t>
             </w:r>
           </w:p>
         </w:tc>
@@ -7571,17 +7646,82 @@
                 <w:sz w:val="17"/>
                 <w:szCs w:val="17"/>
               </w:rPr>
-              <w:t xml:space="preserve">Mover al cangrejo para atrapar objetos evitando </w:t>
-            </w:r>
-            <w:proofErr w:type="spellStart"/>
-            <w:r>
+              <w:t>Contar los animales que cruzan la pantalla (minijuego “Contar Animales”)</w:t>
+            </w:r>
+          </w:p>
+        </w:tc>
+      </w:tr>
+      <w:tr>
+        <w:tc>
+          <w:tcPr>
+            <w:tcW w:w="4419" w:type="dxa"/>
+            <w:shd w:val="clear" w:color="auto" w:fill="FFFFFF"/>
+            <w:tcMar>
+              <w:top w:w="0" w:type="dxa"/>
+              <w:left w:w="40" w:type="dxa"/>
+              <w:bottom w:w="0" w:type="dxa"/>
+              <w:right w:w="40" w:type="dxa"/>
+            </w:tcMar>
+          </w:tcPr>
+          <w:p>
+            <w:pPr>
+              <w:widowControl w:val="0"/>
               <w:rPr>
                 <w:sz w:val="17"/>
                 <w:szCs w:val="17"/>
               </w:rPr>
-              <w:t>obstaculos</w:t>
+            </w:pPr>
+            <w:r>
+              <w:rPr>
+                <w:sz w:val="17"/>
+                <w:szCs w:val="17"/>
+              </w:rPr>
+              <w:t>E4-H1</w:t>
+            </w:r>
+          </w:p>
+        </w:tc>
+        <w:tc>
+          <w:tcPr>
+            <w:tcW w:w="4419" w:type="dxa"/>
+            <w:shd w:val="clear" w:color="auto" w:fill="FFFFFF"/>
+            <w:tcMar>
+              <w:top w:w="0" w:type="dxa"/>
+              <w:left w:w="40" w:type="dxa"/>
+              <w:bottom w:w="0" w:type="dxa"/>
+              <w:right w:w="40" w:type="dxa"/>
+            </w:tcMar>
+          </w:tcPr>
+          <w:p>
+            <w:pPr>
+              <w:widowControl w:val="0"/>
+              <w:rPr>
+                <w:sz w:val="17"/>
+                <w:szCs w:val="17"/>
+              </w:rPr>
+            </w:pPr>
+            <w:r>
+              <w:rPr>
+                <w:sz w:val="17"/>
+                <w:szCs w:val="17"/>
+              </w:rPr>
+              <w:t xml:space="preserve">Mover al cangrejo para atrapar comida y evitar basura (minijuego “Catch </w:t>
+            </w:r>
+            <w:proofErr w:type="spellStart"/>
+            <w:r>
+              <w:rPr>
+                <w:sz w:val="17"/>
+                <w:szCs w:val="17"/>
+              </w:rPr>
+              <w:t>Game</w:t>
             </w:r>
             <w:proofErr w:type="spellEnd"/>
+            <w:r>
+              <w:rPr>
+                <w:sz w:val="17"/>
+                <w:szCs w:val="17"/>
+              </w:rPr>
+              <w:t>”)</w:t>
+            </w:r>
           </w:p>
         </w:tc>
       </w:tr>
@@ -8086,6 +8226,7 @@
               <w:bottom w:val="single" w:sz="4" w:space="0" w:color="auto"/>
             </w:tcBorders>
             <w:shd w:val="clear" w:color="auto" w:fill="C6D9F1"/>
+            <w:vAlign w:val="center"/>
           </w:tcPr>
           <w:p>
             <w:pPr>
@@ -8096,7 +8237,7 @@
             </w:pPr>
             <w:r>
               <w:rPr>
-                <w:b/>
+                <w:rStyle w:val="Textoennegrita"/>
               </w:rPr>
               <w:t>ID</w:t>
             </w:r>
@@ -8109,6 +8250,7 @@
               <w:bottom w:val="single" w:sz="4" w:space="0" w:color="auto"/>
             </w:tcBorders>
             <w:shd w:val="clear" w:color="auto" w:fill="C6D9F1"/>
+            <w:vAlign w:val="center"/>
           </w:tcPr>
           <w:p>
             <w:pPr>
@@ -8118,7 +8260,7 @@
             </w:pPr>
             <w:r>
               <w:rPr>
-                <w:b/>
+                <w:rStyle w:val="Textoennegrita"/>
               </w:rPr>
               <w:t>Historia de Usuario</w:t>
             </w:r>
@@ -8131,6 +8273,7 @@
               <w:bottom w:val="single" w:sz="4" w:space="0" w:color="auto"/>
             </w:tcBorders>
             <w:shd w:val="clear" w:color="auto" w:fill="C6D9F1"/>
+            <w:vAlign w:val="center"/>
           </w:tcPr>
           <w:p>
             <w:pPr>
@@ -8140,9 +8283,9 @@
             </w:pPr>
             <w:r>
               <w:rPr>
-                <w:b/>
-              </w:rPr>
-              <w:t>Estimación(puntos)</w:t>
+                <w:rStyle w:val="Textoennegrita"/>
+              </w:rPr>
+              <w:t>Estimación (puntos)</w:t>
             </w:r>
           </w:p>
         </w:tc>
@@ -8385,7 +8528,32 @@
               </w:rPr>
             </w:pPr>
             <w:r>
-              <w:t>Implementar minijuego donde el jugador toca objetos correctos antes de que desaparezcan</w:t>
+              <w:t>Implementar minijuego donde el jugador atrapa gusanos antes de que se escondan (</w:t>
+            </w:r>
+            <w:proofErr w:type="spellStart"/>
+            <w:r>
+              <w:rPr>
+                <w:rStyle w:val="nfasis"/>
+              </w:rPr>
+              <w:t>Worm</w:t>
+            </w:r>
+            <w:proofErr w:type="spellEnd"/>
+            <w:r>
+              <w:rPr>
+                <w:rStyle w:val="nfasis"/>
+              </w:rPr>
+              <w:t xml:space="preserve"> </w:t>
+            </w:r>
+            <w:proofErr w:type="spellStart"/>
+            <w:r>
+              <w:rPr>
+                <w:rStyle w:val="nfasis"/>
+              </w:rPr>
+              <w:t>Bucket</w:t>
+            </w:r>
+            <w:proofErr w:type="spellEnd"/>
+            <w:r>
+              <w:t>)</w:t>
             </w:r>
           </w:p>
         </w:tc>
@@ -8472,7 +8640,24 @@
               </w:rPr>
             </w:pPr>
             <w:r>
-              <w:t>Aumentar progresivamente la velocidad según desempeño o tiempo</w:t>
+              <w:t>Esquivar obstáculos moviendo la tortuga entre carriles (</w:t>
+            </w:r>
+            <w:proofErr w:type="spellStart"/>
+            <w:r>
+              <w:rPr>
+                <w:rStyle w:val="nfasis"/>
+              </w:rPr>
+              <w:t>Turtle</w:t>
+            </w:r>
+            <w:proofErr w:type="spellEnd"/>
+            <w:r>
+              <w:rPr>
+                <w:rStyle w:val="nfasis"/>
+              </w:rPr>
+              <w:t xml:space="preserve"> Run</w:t>
+            </w:r>
+            <w:r>
+              <w:t>)</w:t>
             </w:r>
           </w:p>
         </w:tc>
@@ -8492,7 +8677,7 @@
               <w:jc w:val="center"/>
             </w:pPr>
             <w:r>
-              <w:t>3</w:t>
+              <w:t>5</w:t>
             </w:r>
           </w:p>
         </w:tc>
@@ -8559,7 +8744,16 @@
               </w:rPr>
             </w:pPr>
             <w:r>
-              <w:t>Crear minijuego de memoria secuencial (recordar y repetir patrones)</w:t>
+              <w:t>Emparejar almejas con objetos iguales (</w:t>
+            </w:r>
+            <w:r>
+              <w:rPr>
+                <w:rStyle w:val="nfasis"/>
+              </w:rPr>
+              <w:t>Memorice</w:t>
+            </w:r>
+            <w:r>
+              <w:t>)</w:t>
             </w:r>
           </w:p>
         </w:tc>
@@ -8646,7 +8840,16 @@
               </w:rPr>
             </w:pPr>
             <w:r>
-              <w:t>Mostrar puntaje y resultados al finalizar el minijuego de memoria</w:t>
+              <w:t>Contar los animales que cruzan la pantalla (</w:t>
+            </w:r>
+            <w:r>
+              <w:rPr>
+                <w:rStyle w:val="nfasis"/>
+              </w:rPr>
+              <w:t>Contar Animales</w:t>
+            </w:r>
+            <w:r>
+              <w:t>)</w:t>
             </w:r>
           </w:p>
         </w:tc>
@@ -8666,7 +8869,7 @@
               <w:jc w:val="center"/>
             </w:pPr>
             <w:r>
-              <w:t>2</w:t>
+              <w:t>5</w:t>
             </w:r>
           </w:p>
         </w:tc>
@@ -8733,13 +8936,25 @@
               </w:rPr>
             </w:pPr>
             <w:r>
-              <w:t xml:space="preserve">Desarrollar minijuego donde el cangrejo atrapa objetos evitando </w:t>
+              <w:t>Desarrollar minijuego donde el cangrejo atrapa objetos evitando basura (</w:t>
+            </w:r>
+            <w:r>
+              <w:rPr>
+                <w:rStyle w:val="nfasis"/>
+              </w:rPr>
+              <w:t xml:space="preserve">Catch </w:t>
             </w:r>
             <w:proofErr w:type="spellStart"/>
             <w:r>
-              <w:t>obstaculos</w:t>
+              <w:rPr>
+                <w:rStyle w:val="nfasis"/>
+              </w:rPr>
+              <w:t>Game</w:t>
             </w:r>
             <w:proofErr w:type="spellEnd"/>
+            <w:r>
+              <w:t>)</w:t>
+            </w:r>
           </w:p>
         </w:tc>
         <w:tc>
@@ -8825,7 +9040,24 @@
               </w:rPr>
             </w:pPr>
             <w:r>
-              <w:t>Mejorar el movimiento natural de los objetos y enemigos</w:t>
+              <w:t>Desarrollar segundo minijuego de coordinación visomotora con movimiento natural (</w:t>
+            </w:r>
+            <w:proofErr w:type="spellStart"/>
+            <w:r>
+              <w:rPr>
+                <w:rStyle w:val="nfasis"/>
+              </w:rPr>
+              <w:t>TurtleRun</w:t>
+            </w:r>
+            <w:proofErr w:type="spellEnd"/>
+            <w:r>
+              <w:rPr>
+                <w:rStyle w:val="nfasis"/>
+              </w:rPr>
+              <w:t xml:space="preserve"> 2 / nuevo proyecto visomotor</w:t>
+            </w:r>
+            <w:r>
+              <w:t>)</w:t>
             </w:r>
           </w:p>
         </w:tc>
@@ -8845,7 +9077,7 @@
               <w:jc w:val="center"/>
             </w:pPr>
             <w:r>
-              <w:t>5</w:t>
+              <w:t>8</w:t>
             </w:r>
           </w:p>
         </w:tc>
@@ -8999,7 +9231,7 @@
               </w:rPr>
             </w:pPr>
             <w:r>
-              <w:t>Decorar la casa del cangrejo con ítems desbloqueados</w:t>
+              <w:t>Decorar la casa del cangrejo con ítems comprados o desbloqueados</w:t>
             </w:r>
           </w:p>
         </w:tc>
@@ -9173,7 +9405,7 @@
               </w:rPr>
             </w:pPr>
             <w:r>
-              <w:t>Agregar retroalimentación visual y sonora al interactuar</w:t>
+              <w:t>Agregar retroalimentación visual y sonora en cada interacción</w:t>
             </w:r>
           </w:p>
         </w:tc>
@@ -9260,7 +9492,7 @@
               </w:rPr>
             </w:pPr>
             <w:r>
-              <w:t>Integrar todos los minijuegos en un entorno común y realizar pruebas de compatibilidad</w:t>
+              <w:t>Integrar todos los minijuegos en un entorno común y menú general</w:t>
             </w:r>
           </w:p>
         </w:tc>
@@ -9517,7 +9749,7 @@
         <w:rPr>
           <w:lang w:val="es-ES"/>
         </w:rPr>
-        <w:t>63</w:t>
+        <w:t>71</w:t>
       </w:r>
     </w:p>
     <w:p>
@@ -9912,7 +10144,24 @@
           </w:tcPr>
           <w:p>
             <w:r>
-              <w:t>Desarrollar minijuego donde el cangrejo atrapa objetos evitando salirse del área</w:t>
+              <w:t>Desarrollar minijuego donde el cangrejo atrapa objetos evitando basura (</w:t>
+            </w:r>
+            <w:r>
+              <w:rPr>
+                <w:rStyle w:val="nfasis"/>
+              </w:rPr>
+              <w:t xml:space="preserve">Catch </w:t>
+            </w:r>
+            <w:proofErr w:type="spellStart"/>
+            <w:r>
+              <w:rPr>
+                <w:rStyle w:val="nfasis"/>
+              </w:rPr>
+              <w:t>Game</w:t>
+            </w:r>
+            <w:proofErr w:type="spellEnd"/>
+            <w:r>
+              <w:t>)</w:t>
             </w:r>
           </w:p>
         </w:tc>
@@ -9972,7 +10221,32 @@
               </w:rPr>
             </w:pPr>
             <w:r>
-              <w:t>Implementar minijuego donde el jugador toca objetos correctos antes de que desaparezcan</w:t>
+              <w:t>Implementar minijuego donde el jugador atrapa gusanos antes de que se escondan (</w:t>
+            </w:r>
+            <w:proofErr w:type="spellStart"/>
+            <w:r>
+              <w:rPr>
+                <w:rStyle w:val="nfasis"/>
+              </w:rPr>
+              <w:t>Worm</w:t>
+            </w:r>
+            <w:proofErr w:type="spellEnd"/>
+            <w:r>
+              <w:rPr>
+                <w:rStyle w:val="nfasis"/>
+              </w:rPr>
+              <w:t xml:space="preserve"> </w:t>
+            </w:r>
+            <w:proofErr w:type="spellStart"/>
+            <w:r>
+              <w:rPr>
+                <w:rStyle w:val="nfasis"/>
+              </w:rPr>
+              <w:t>Bucket</w:t>
+            </w:r>
+            <w:proofErr w:type="spellEnd"/>
+            <w:r>
+              <w:t>)</w:t>
             </w:r>
           </w:p>
         </w:tc>
@@ -10032,7 +10306,24 @@
               </w:rPr>
             </w:pPr>
             <w:r>
-              <w:t>Aumentar progresivamente la velocidad según desempeño o tiempo</w:t>
+              <w:t>Esquivar obstáculos moviendo la tortuga entre carriles (</w:t>
+            </w:r>
+            <w:proofErr w:type="spellStart"/>
+            <w:r>
+              <w:rPr>
+                <w:rStyle w:val="nfasis"/>
+              </w:rPr>
+              <w:t>Turtle</w:t>
+            </w:r>
+            <w:proofErr w:type="spellEnd"/>
+            <w:r>
+              <w:rPr>
+                <w:rStyle w:val="nfasis"/>
+              </w:rPr>
+              <w:t xml:space="preserve"> Run</w:t>
+            </w:r>
+            <w:r>
+              <w:t>)</w:t>
             </w:r>
           </w:p>
         </w:tc>
@@ -10152,7 +10443,16 @@
               </w:rPr>
             </w:pPr>
             <w:r>
-              <w:t>Crear minijuego de memoria secuencial (recordar y repetir patrones)</w:t>
+              <w:t>Emparejar almejas con objetos iguales (</w:t>
+            </w:r>
+            <w:r>
+              <w:rPr>
+                <w:rStyle w:val="nfasis"/>
+              </w:rPr>
+              <w:t>Memorice</w:t>
+            </w:r>
+            <w:r>
+              <w:t>)</w:t>
             </w:r>
           </w:p>
         </w:tc>
@@ -10172,13 +10472,7 @@
               <w:rPr>
                 <w:rStyle w:val="Textoennegrita"/>
               </w:rPr>
-              <w:t xml:space="preserve">Sprint </w:t>
-            </w:r>
-            <w:r>
-              <w:rPr>
-                <w:rStyle w:val="Textoennegrita"/>
-              </w:rPr>
-              <w:t>2</w:t>
+              <w:t>Sprint 2</w:t>
             </w:r>
           </w:p>
         </w:tc>
@@ -10218,7 +10512,16 @@
               </w:rPr>
             </w:pPr>
             <w:r>
-              <w:t>Mostrar puntaje y resultados al finalizar el minijuego de memoria</w:t>
+              <w:t>Contar los animales que cruzan la pantalla (</w:t>
+            </w:r>
+            <w:r>
+              <w:rPr>
+                <w:rStyle w:val="nfasis"/>
+              </w:rPr>
+              <w:t>Contar Animales</w:t>
+            </w:r>
+            <w:r>
+              <w:t>)</w:t>
             </w:r>
           </w:p>
         </w:tc>
@@ -10238,13 +10541,7 @@
               <w:rPr>
                 <w:rStyle w:val="Textoennegrita"/>
               </w:rPr>
-              <w:t xml:space="preserve">Sprint </w:t>
-            </w:r>
-            <w:r>
-              <w:rPr>
-                <w:rStyle w:val="Textoennegrita"/>
-              </w:rPr>
-              <w:t>2</w:t>
+              <w:t>Sprint 2</w:t>
             </w:r>
           </w:p>
         </w:tc>
@@ -10285,7 +10582,7 @@
               </w:rPr>
             </w:pPr>
             <w:r>
-              <w:t>Mejorar el movimiento natural de los objetos y enemigos</w:t>
+              <w:t>Desarrollar segundo minijuego de coordinación visomotora con movimiento natural y físicas mejoradas</w:t>
             </w:r>
           </w:p>
         </w:tc>
@@ -10305,13 +10602,7 @@
               <w:rPr>
                 <w:rStyle w:val="Textoennegrita"/>
               </w:rPr>
-              <w:t xml:space="preserve">Sprint </w:t>
-            </w:r>
-            <w:r>
-              <w:rPr>
-                <w:rStyle w:val="Textoennegrita"/>
-              </w:rPr>
-              <w:t>3</w:t>
+              <w:t>Sprint 3</w:t>
             </w:r>
           </w:p>
         </w:tc>
@@ -10371,13 +10662,7 @@
               <w:rPr>
                 <w:rStyle w:val="Textoennegrita"/>
               </w:rPr>
-              <w:t xml:space="preserve">Sprint </w:t>
-            </w:r>
-            <w:r>
-              <w:rPr>
-                <w:rStyle w:val="Textoennegrita"/>
-              </w:rPr>
-              <w:t>3</w:t>
+              <w:t>Sprint 3</w:t>
             </w:r>
           </w:p>
         </w:tc>
@@ -10417,7 +10702,7 @@
               </w:rPr>
             </w:pPr>
             <w:r>
-              <w:t>Decorar la casa del cangrejo con ítems desbloqueados</w:t>
+              <w:t>Decorar la casa del cangrejo con ítems comprados o desbloqueados (tienda y personalización)</w:t>
             </w:r>
           </w:p>
         </w:tc>
@@ -10437,7 +10722,7 @@
               <w:rPr>
                 <w:rStyle w:val="Textoennegrita"/>
               </w:rPr>
-              <w:t>Sprint 4</w:t>
+              <w:t>Sprint 3</w:t>
             </w:r>
           </w:p>
         </w:tc>
@@ -10477,7 +10762,7 @@
               </w:rPr>
             </w:pPr>
             <w:r>
-              <w:t>Integrar todos los minijuegos en un entorno común y realizar pruebas de compatibilidad</w:t>
+              <w:t>Integrar todos los minijuegos en un entorno común y menú general</w:t>
             </w:r>
           </w:p>
         </w:tc>
@@ -10537,7 +10822,7 @@
               </w:rPr>
             </w:pPr>
             <w:r>
-              <w:t>Elaborar y ejecutar plan de pruebas funcional</w:t>
+              <w:t>Elaborar y ejecutar plan de pruebas funcional de todos los minijuegos</w:t>
             </w:r>
           </w:p>
         </w:tc>
@@ -11987,6 +12272,7 @@
           <w:tcPr>
             <w:tcW w:w="749" w:type="dxa"/>
             <w:shd w:val="clear" w:color="auto" w:fill="C6D9F1"/>
+            <w:vAlign w:val="center"/>
           </w:tcPr>
           <w:p>
             <w:pPr>
@@ -11997,7 +12283,7 @@
             </w:pPr>
             <w:r>
               <w:rPr>
-                <w:b/>
+                <w:rStyle w:val="Textoennegrita"/>
               </w:rPr>
               <w:t>ID</w:t>
             </w:r>
@@ -12007,6 +12293,7 @@
           <w:tcPr>
             <w:tcW w:w="5007" w:type="dxa"/>
             <w:shd w:val="clear" w:color="auto" w:fill="C6D9F1"/>
+            <w:vAlign w:val="center"/>
           </w:tcPr>
           <w:p>
             <w:pPr>
@@ -12016,7 +12303,7 @@
             </w:pPr>
             <w:r>
               <w:rPr>
-                <w:b/>
+                <w:rStyle w:val="Textoennegrita"/>
               </w:rPr>
               <w:t>Historia de Usuario</w:t>
             </w:r>
@@ -12026,6 +12313,7 @@
           <w:tcPr>
             <w:tcW w:w="1442" w:type="dxa"/>
             <w:shd w:val="clear" w:color="auto" w:fill="C6D9F1"/>
+            <w:vAlign w:val="center"/>
           </w:tcPr>
           <w:p>
             <w:pPr>
@@ -12035,9 +12323,9 @@
             </w:pPr>
             <w:r>
               <w:rPr>
-                <w:b/>
-              </w:rPr>
-              <w:t>Estimación</w:t>
+                <w:rStyle w:val="Textoennegrita"/>
+              </w:rPr>
+              <w:t>Estimación (puntos)</w:t>
             </w:r>
           </w:p>
         </w:tc>
@@ -12045,6 +12333,7 @@
           <w:tcPr>
             <w:tcW w:w="1630" w:type="dxa"/>
             <w:shd w:val="clear" w:color="auto" w:fill="C6D9F1"/>
+            <w:vAlign w:val="center"/>
           </w:tcPr>
           <w:p>
             <w:pPr>
@@ -12054,7 +12343,7 @@
             </w:pPr>
             <w:r>
               <w:rPr>
-                <w:b/>
+                <w:rStyle w:val="Textoennegrita"/>
               </w:rPr>
               <w:t>Prioridad</w:t>
             </w:r>
@@ -12065,33 +12354,54 @@
         <w:tc>
           <w:tcPr>
             <w:tcW w:w="749" w:type="dxa"/>
-          </w:tcPr>
-          <w:p/>
+            <w:vAlign w:val="center"/>
+          </w:tcPr>
+          <w:p>
+            <w:r>
+              <w:rPr>
+                <w:rStyle w:val="Textoennegrita"/>
+              </w:rPr>
+              <w:t>E1_H1</w:t>
+            </w:r>
+          </w:p>
         </w:tc>
         <w:tc>
           <w:tcPr>
             <w:tcW w:w="5007" w:type="dxa"/>
-          </w:tcPr>
-          <w:p/>
+            <w:vAlign w:val="center"/>
+          </w:tcPr>
+          <w:p>
+            <w:r>
+              <w:t>Definir el estilo visual y paleta de colores del juego</w:t>
+            </w:r>
+          </w:p>
         </w:tc>
         <w:tc>
           <w:tcPr>
             <w:tcW w:w="1442" w:type="dxa"/>
+            <w:vAlign w:val="center"/>
           </w:tcPr>
           <w:p>
             <w:pPr>
               <w:jc w:val="center"/>
             </w:pPr>
+            <w:r>
+              <w:t>2</w:t>
+            </w:r>
           </w:p>
         </w:tc>
         <w:tc>
           <w:tcPr>
             <w:tcW w:w="1630" w:type="dxa"/>
+            <w:vAlign w:val="center"/>
           </w:tcPr>
           <w:p>
             <w:pPr>
               <w:jc w:val="center"/>
             </w:pPr>
+            <w:r>
+              <w:t>Alta</w:t>
+            </w:r>
           </w:p>
         </w:tc>
       </w:tr>
@@ -12099,33 +12409,54 @@
         <w:tc>
           <w:tcPr>
             <w:tcW w:w="749" w:type="dxa"/>
-          </w:tcPr>
-          <w:p/>
+            <w:vAlign w:val="center"/>
+          </w:tcPr>
+          <w:p>
+            <w:r>
+              <w:rPr>
+                <w:rStyle w:val="Textoennegrita"/>
+              </w:rPr>
+              <w:t>E1_H2</w:t>
+            </w:r>
+          </w:p>
         </w:tc>
         <w:tc>
           <w:tcPr>
             <w:tcW w:w="5007" w:type="dxa"/>
-          </w:tcPr>
-          <w:p/>
+            <w:vAlign w:val="center"/>
+          </w:tcPr>
+          <w:p>
+            <w:r>
+              <w:t>Dividir los minijuegos por categorías cognitivas (reacción, memoria, coordinación)</w:t>
+            </w:r>
+          </w:p>
         </w:tc>
         <w:tc>
           <w:tcPr>
             <w:tcW w:w="1442" w:type="dxa"/>
+            <w:vAlign w:val="center"/>
           </w:tcPr>
           <w:p>
             <w:pPr>
               <w:jc w:val="center"/>
             </w:pPr>
+            <w:r>
+              <w:t>1</w:t>
+            </w:r>
           </w:p>
         </w:tc>
         <w:tc>
           <w:tcPr>
             <w:tcW w:w="1630" w:type="dxa"/>
+            <w:vAlign w:val="center"/>
           </w:tcPr>
           <w:p>
             <w:pPr>
               <w:jc w:val="center"/>
             </w:pPr>
+            <w:r>
+              <w:t>Alta</w:t>
+            </w:r>
           </w:p>
         </w:tc>
       </w:tr>
@@ -12133,33 +12464,54 @@
         <w:tc>
           <w:tcPr>
             <w:tcW w:w="749" w:type="dxa"/>
-          </w:tcPr>
-          <w:p/>
+            <w:vAlign w:val="center"/>
+          </w:tcPr>
+          <w:p>
+            <w:r>
+              <w:rPr>
+                <w:rStyle w:val="Textoennegrita"/>
+              </w:rPr>
+              <w:t>E6_H1</w:t>
+            </w:r>
+          </w:p>
         </w:tc>
         <w:tc>
           <w:tcPr>
             <w:tcW w:w="5007" w:type="dxa"/>
-          </w:tcPr>
-          <w:p/>
+            <w:vAlign w:val="center"/>
+          </w:tcPr>
+          <w:p>
+            <w:r>
+              <w:t>Crear interfaz de menús con botones grandes y accesibles</w:t>
+            </w:r>
+          </w:p>
         </w:tc>
         <w:tc>
           <w:tcPr>
             <w:tcW w:w="1442" w:type="dxa"/>
+            <w:vAlign w:val="center"/>
           </w:tcPr>
           <w:p>
             <w:pPr>
               <w:jc w:val="center"/>
             </w:pPr>
+            <w:r>
+              <w:t>2</w:t>
+            </w:r>
           </w:p>
         </w:tc>
         <w:tc>
           <w:tcPr>
             <w:tcW w:w="1630" w:type="dxa"/>
+            <w:vAlign w:val="center"/>
           </w:tcPr>
           <w:p>
             <w:pPr>
               <w:jc w:val="center"/>
             </w:pPr>
+            <w:r>
+              <w:t>Media</w:t>
+            </w:r>
           </w:p>
         </w:tc>
       </w:tr>
@@ -12167,33 +12519,71 @@
         <w:tc>
           <w:tcPr>
             <w:tcW w:w="749" w:type="dxa"/>
-          </w:tcPr>
-          <w:p/>
+            <w:vAlign w:val="center"/>
+          </w:tcPr>
+          <w:p>
+            <w:r>
+              <w:rPr>
+                <w:rStyle w:val="Textoennegrita"/>
+              </w:rPr>
+              <w:t>E4_H1</w:t>
+            </w:r>
+          </w:p>
         </w:tc>
         <w:tc>
           <w:tcPr>
             <w:tcW w:w="5007" w:type="dxa"/>
-          </w:tcPr>
-          <w:p/>
+            <w:vAlign w:val="center"/>
+          </w:tcPr>
+          <w:p>
+            <w:r>
+              <w:t>Desarrollar minijuego donde el cangrejo atrapa objetos evitando basura (</w:t>
+            </w:r>
+            <w:r>
+              <w:rPr>
+                <w:rStyle w:val="nfasis"/>
+              </w:rPr>
+              <w:t xml:space="preserve">Catch </w:t>
+            </w:r>
+            <w:proofErr w:type="spellStart"/>
+            <w:r>
+              <w:rPr>
+                <w:rStyle w:val="nfasis"/>
+              </w:rPr>
+              <w:t>Game</w:t>
+            </w:r>
+            <w:proofErr w:type="spellEnd"/>
+            <w:r>
+              <w:t>)</w:t>
+            </w:r>
+          </w:p>
         </w:tc>
         <w:tc>
           <w:tcPr>
             <w:tcW w:w="1442" w:type="dxa"/>
+            <w:vAlign w:val="center"/>
           </w:tcPr>
           <w:p>
             <w:pPr>
               <w:jc w:val="center"/>
             </w:pPr>
+            <w:r>
+              <w:t>5</w:t>
+            </w:r>
           </w:p>
         </w:tc>
         <w:tc>
           <w:tcPr>
             <w:tcW w:w="1630" w:type="dxa"/>
+            <w:vAlign w:val="center"/>
           </w:tcPr>
           <w:p>
             <w:pPr>
               <w:jc w:val="center"/>
             </w:pPr>
+            <w:r>
+              <w:t>Alta</w:t>
+            </w:r>
           </w:p>
         </w:tc>
       </w:tr>
@@ -12205,6 +12595,7 @@
       <w:bookmarkStart w:id="22" w:name="_heading=h.1ci93xb" w:colFirst="0" w:colLast="0"/>
       <w:bookmarkEnd w:id="22"/>
       <w:r>
+        <w:lastRenderedPageBreak/>
         <w:t>Retrospectiva del primer Sprint.</w:t>
       </w:r>
     </w:p>
@@ -12239,7 +12630,6 @@
           </w:tcPr>
           <w:p>
             <w:r>
-              <w:lastRenderedPageBreak/>
               <w:t>¿Qué salió bien en la iteración? (aciertos)</w:t>
             </w:r>
           </w:p>
@@ -12248,7 +12638,44 @@
           <w:tcPr>
             <w:tcW w:w="4414" w:type="dxa"/>
           </w:tcPr>
-          <w:p/>
+          <w:p>
+            <w:r>
+              <w:t xml:space="preserve">- Se logró definir una paleta de colores coherente y atractiva. </w:t>
+            </w:r>
+            <w:r>
+              <w:br/>
+              <w:t>- El primer minijuego (</w:t>
+            </w:r>
+            <w:r>
+              <w:rPr>
+                <w:i/>
+                <w:iCs/>
+              </w:rPr>
+              <w:t xml:space="preserve">Catch </w:t>
+            </w:r>
+            <w:proofErr w:type="spellStart"/>
+            <w:r>
+              <w:rPr>
+                <w:i/>
+                <w:iCs/>
+              </w:rPr>
+              <w:t>Game</w:t>
+            </w:r>
+            <w:proofErr w:type="spellEnd"/>
+            <w:r>
+              <w:t xml:space="preserve">) quedó funcional y estable. </w:t>
+            </w:r>
+            <w:r>
+              <w:br/>
+              <w:t>- Se estableció un flujo de trabajo c</w:t>
+            </w:r>
+            <w:r>
+              <w:t>orrecto</w:t>
+            </w:r>
+            <w:r>
+              <w:t xml:space="preserve"> en Godot y GitHub.</w:t>
+            </w:r>
+          </w:p>
         </w:tc>
       </w:tr>
       <w:tr>
@@ -12270,7 +12697,30 @@
           <w:tcPr>
             <w:tcW w:w="4414" w:type="dxa"/>
           </w:tcPr>
-          <w:p/>
+          <w:p>
+            <w:r>
+              <w:t xml:space="preserve">- Se invirtió más tiempo del previsto en la creación de </w:t>
+            </w:r>
+            <w:proofErr w:type="spellStart"/>
+            <w:r>
+              <w:t>sprites</w:t>
+            </w:r>
+            <w:proofErr w:type="spellEnd"/>
+            <w:r>
+              <w:t xml:space="preserve"> </w:t>
+            </w:r>
+            <w:proofErr w:type="gramStart"/>
+            <w:r>
+              <w:t>pixel</w:t>
+            </w:r>
+            <w:proofErr w:type="gramEnd"/>
+            <w:r>
+              <w:t xml:space="preserve">-art por falta de experiencia. </w:t>
+            </w:r>
+            <w:r>
+              <w:br/>
+            </w:r>
+          </w:p>
         </w:tc>
       </w:tr>
       <w:tr>
@@ -12288,7 +12738,31 @@
           <w:tcPr>
             <w:tcW w:w="4414" w:type="dxa"/>
           </w:tcPr>
-          <w:p/>
+          <w:p>
+            <w:r>
+              <w:t xml:space="preserve">- Crear una biblioteca interna de </w:t>
+            </w:r>
+            <w:proofErr w:type="spellStart"/>
+            <w:r>
+              <w:t>sprites</w:t>
+            </w:r>
+            <w:proofErr w:type="spellEnd"/>
+            <w:r>
+              <w:t xml:space="preserve"> reutilizables. </w:t>
+            </w:r>
+            <w:r>
+              <w:br/>
+              <w:t xml:space="preserve">- Planificar sesiones cortas de práctica de </w:t>
+            </w:r>
+            <w:proofErr w:type="gramStart"/>
+            <w:r>
+              <w:t>pixel</w:t>
+            </w:r>
+            <w:proofErr w:type="gramEnd"/>
+            <w:r>
+              <w:t xml:space="preserve">-art. </w:t>
+            </w:r>
+          </w:p>
         </w:tc>
       </w:tr>
     </w:tbl>
@@ -12342,6 +12816,7 @@
           <w:tcPr>
             <w:tcW w:w="749" w:type="dxa"/>
             <w:shd w:val="clear" w:color="auto" w:fill="C6D9F1"/>
+            <w:vAlign w:val="center"/>
           </w:tcPr>
           <w:p>
             <w:pPr>
@@ -12352,7 +12827,7 @@
             </w:pPr>
             <w:r>
               <w:rPr>
-                <w:b/>
+                <w:rStyle w:val="Textoennegrita"/>
               </w:rPr>
               <w:t>ID</w:t>
             </w:r>
@@ -12362,6 +12837,7 @@
           <w:tcPr>
             <w:tcW w:w="5007" w:type="dxa"/>
             <w:shd w:val="clear" w:color="auto" w:fill="C6D9F1"/>
+            <w:vAlign w:val="center"/>
           </w:tcPr>
           <w:p>
             <w:pPr>
@@ -12371,7 +12847,7 @@
             </w:pPr>
             <w:r>
               <w:rPr>
-                <w:b/>
+                <w:rStyle w:val="Textoennegrita"/>
               </w:rPr>
               <w:t>Historia de Usuario</w:t>
             </w:r>
@@ -12381,6 +12857,7 @@
           <w:tcPr>
             <w:tcW w:w="1442" w:type="dxa"/>
             <w:shd w:val="clear" w:color="auto" w:fill="C6D9F1"/>
+            <w:vAlign w:val="center"/>
           </w:tcPr>
           <w:p>
             <w:pPr>
@@ -12390,9 +12867,9 @@
             </w:pPr>
             <w:r>
               <w:rPr>
-                <w:b/>
-              </w:rPr>
-              <w:t>Estimación</w:t>
+                <w:rStyle w:val="Textoennegrita"/>
+              </w:rPr>
+              <w:t>Estimación (puntos)</w:t>
             </w:r>
           </w:p>
         </w:tc>
@@ -12400,6 +12877,7 @@
           <w:tcPr>
             <w:tcW w:w="1630" w:type="dxa"/>
             <w:shd w:val="clear" w:color="auto" w:fill="C6D9F1"/>
+            <w:vAlign w:val="center"/>
           </w:tcPr>
           <w:p>
             <w:pPr>
@@ -12409,7 +12887,7 @@
             </w:pPr>
             <w:r>
               <w:rPr>
-                <w:b/>
+                <w:rStyle w:val="Textoennegrita"/>
               </w:rPr>
               <w:t>Prioridad</w:t>
             </w:r>
@@ -12423,33 +12901,79 @@
         <w:tc>
           <w:tcPr>
             <w:tcW w:w="749" w:type="dxa"/>
-          </w:tcPr>
-          <w:p/>
+            <w:vAlign w:val="center"/>
+          </w:tcPr>
+          <w:p>
+            <w:r>
+              <w:rPr>
+                <w:rStyle w:val="Textoennegrita"/>
+              </w:rPr>
+              <w:t>E2_H1</w:t>
+            </w:r>
+          </w:p>
         </w:tc>
         <w:tc>
           <w:tcPr>
             <w:tcW w:w="5007" w:type="dxa"/>
-          </w:tcPr>
-          <w:p/>
+            <w:vAlign w:val="center"/>
+          </w:tcPr>
+          <w:p>
+            <w:r>
+              <w:t>Implementar minijuego donde el jugador atrapa gusanos antes de que se escondan (</w:t>
+            </w:r>
+            <w:proofErr w:type="spellStart"/>
+            <w:r>
+              <w:rPr>
+                <w:rStyle w:val="nfasis"/>
+              </w:rPr>
+              <w:t>Worm</w:t>
+            </w:r>
+            <w:proofErr w:type="spellEnd"/>
+            <w:r>
+              <w:rPr>
+                <w:rStyle w:val="nfasis"/>
+              </w:rPr>
+              <w:t xml:space="preserve"> </w:t>
+            </w:r>
+            <w:proofErr w:type="spellStart"/>
+            <w:r>
+              <w:rPr>
+                <w:rStyle w:val="nfasis"/>
+              </w:rPr>
+              <w:t>Bucket</w:t>
+            </w:r>
+            <w:proofErr w:type="spellEnd"/>
+            <w:r>
+              <w:t>)</w:t>
+            </w:r>
+          </w:p>
         </w:tc>
         <w:tc>
           <w:tcPr>
             <w:tcW w:w="1442" w:type="dxa"/>
+            <w:vAlign w:val="center"/>
           </w:tcPr>
           <w:p>
             <w:pPr>
               <w:jc w:val="center"/>
             </w:pPr>
+            <w:r>
+              <w:t>5</w:t>
+            </w:r>
           </w:p>
         </w:tc>
         <w:tc>
           <w:tcPr>
             <w:tcW w:w="1630" w:type="dxa"/>
+            <w:vAlign w:val="center"/>
           </w:tcPr>
           <w:p>
             <w:pPr>
               <w:jc w:val="center"/>
             </w:pPr>
+            <w:r>
+              <w:t>Alta</w:t>
+            </w:r>
           </w:p>
         </w:tc>
       </w:tr>
@@ -12457,33 +12981,71 @@
         <w:tc>
           <w:tcPr>
             <w:tcW w:w="749" w:type="dxa"/>
-          </w:tcPr>
-          <w:p/>
+            <w:vAlign w:val="center"/>
+          </w:tcPr>
+          <w:p>
+            <w:r>
+              <w:rPr>
+                <w:rStyle w:val="Textoennegrita"/>
+              </w:rPr>
+              <w:t>E2_H2</w:t>
+            </w:r>
+          </w:p>
         </w:tc>
         <w:tc>
           <w:tcPr>
             <w:tcW w:w="5007" w:type="dxa"/>
-          </w:tcPr>
-          <w:p/>
+            <w:vAlign w:val="center"/>
+          </w:tcPr>
+          <w:p>
+            <w:r>
+              <w:t>Esquivar obstáculos moviendo la tortuga entre carriles (</w:t>
+            </w:r>
+            <w:proofErr w:type="spellStart"/>
+            <w:r>
+              <w:rPr>
+                <w:rStyle w:val="nfasis"/>
+              </w:rPr>
+              <w:t>Turtle</w:t>
+            </w:r>
+            <w:proofErr w:type="spellEnd"/>
+            <w:r>
+              <w:rPr>
+                <w:rStyle w:val="nfasis"/>
+              </w:rPr>
+              <w:t xml:space="preserve"> Run</w:t>
+            </w:r>
+            <w:r>
+              <w:t>)</w:t>
+            </w:r>
+          </w:p>
         </w:tc>
         <w:tc>
           <w:tcPr>
             <w:tcW w:w="1442" w:type="dxa"/>
+            <w:vAlign w:val="center"/>
           </w:tcPr>
           <w:p>
             <w:pPr>
               <w:jc w:val="center"/>
             </w:pPr>
+            <w:r>
+              <w:t>5</w:t>
+            </w:r>
           </w:p>
         </w:tc>
         <w:tc>
           <w:tcPr>
             <w:tcW w:w="1630" w:type="dxa"/>
+            <w:vAlign w:val="center"/>
           </w:tcPr>
           <w:p>
             <w:pPr>
               <w:jc w:val="center"/>
             </w:pPr>
+            <w:r>
+              <w:t>Alta</w:t>
+            </w:r>
           </w:p>
         </w:tc>
       </w:tr>
@@ -12494,33 +13056,63 @@
         <w:tc>
           <w:tcPr>
             <w:tcW w:w="749" w:type="dxa"/>
-          </w:tcPr>
-          <w:p/>
+            <w:vAlign w:val="center"/>
+          </w:tcPr>
+          <w:p>
+            <w:r>
+              <w:rPr>
+                <w:rStyle w:val="Textoennegrita"/>
+              </w:rPr>
+              <w:t>E3_H1</w:t>
+            </w:r>
+          </w:p>
         </w:tc>
         <w:tc>
           <w:tcPr>
             <w:tcW w:w="5007" w:type="dxa"/>
-          </w:tcPr>
-          <w:p/>
+            <w:vAlign w:val="center"/>
+          </w:tcPr>
+          <w:p>
+            <w:r>
+              <w:t>Emparejar almejas con objetos iguales (</w:t>
+            </w:r>
+            <w:r>
+              <w:rPr>
+                <w:rStyle w:val="nfasis"/>
+              </w:rPr>
+              <w:t>Memorice</w:t>
+            </w:r>
+            <w:r>
+              <w:t>)</w:t>
+            </w:r>
+          </w:p>
         </w:tc>
         <w:tc>
           <w:tcPr>
             <w:tcW w:w="1442" w:type="dxa"/>
+            <w:vAlign w:val="center"/>
           </w:tcPr>
           <w:p>
             <w:pPr>
               <w:jc w:val="center"/>
             </w:pPr>
+            <w:r>
+              <w:t>8</w:t>
+            </w:r>
           </w:p>
         </w:tc>
         <w:tc>
           <w:tcPr>
             <w:tcW w:w="1630" w:type="dxa"/>
+            <w:vAlign w:val="center"/>
           </w:tcPr>
           <w:p>
             <w:pPr>
               <w:jc w:val="center"/>
             </w:pPr>
+            <w:r>
+              <w:t>Alta</w:t>
+            </w:r>
           </w:p>
         </w:tc>
       </w:tr>
@@ -12531,33 +13123,121 @@
         <w:tc>
           <w:tcPr>
             <w:tcW w:w="749" w:type="dxa"/>
-          </w:tcPr>
-          <w:p/>
+            <w:vAlign w:val="center"/>
+          </w:tcPr>
+          <w:p>
+            <w:r>
+              <w:rPr>
+                <w:rStyle w:val="Textoennegrita"/>
+              </w:rPr>
+              <w:t>E3_H2</w:t>
+            </w:r>
+          </w:p>
         </w:tc>
         <w:tc>
           <w:tcPr>
             <w:tcW w:w="5007" w:type="dxa"/>
-          </w:tcPr>
-          <w:p/>
+            <w:vAlign w:val="center"/>
+          </w:tcPr>
+          <w:p>
+            <w:r>
+              <w:t>Contar los animales que cruzan la pantalla (</w:t>
+            </w:r>
+            <w:r>
+              <w:rPr>
+                <w:rStyle w:val="nfasis"/>
+              </w:rPr>
+              <w:t>Contar Animales</w:t>
+            </w:r>
+            <w:r>
+              <w:t>)</w:t>
+            </w:r>
+          </w:p>
         </w:tc>
         <w:tc>
           <w:tcPr>
             <w:tcW w:w="1442" w:type="dxa"/>
+            <w:vAlign w:val="center"/>
           </w:tcPr>
           <w:p>
             <w:pPr>
               <w:jc w:val="center"/>
             </w:pPr>
+            <w:r>
+              <w:t>5</w:t>
+            </w:r>
           </w:p>
         </w:tc>
         <w:tc>
           <w:tcPr>
             <w:tcW w:w="1630" w:type="dxa"/>
+            <w:vAlign w:val="center"/>
           </w:tcPr>
           <w:p>
             <w:pPr>
               <w:jc w:val="center"/>
             </w:pPr>
+            <w:r>
+              <w:t>Media</w:t>
+            </w:r>
+          </w:p>
+        </w:tc>
+      </w:tr>
+      <w:tr>
+        <w:trPr>
+          <w:trHeight w:val="688"/>
+        </w:trPr>
+        <w:tc>
+          <w:tcPr>
+            <w:tcW w:w="749" w:type="dxa"/>
+            <w:vAlign w:val="center"/>
+          </w:tcPr>
+          <w:p>
+            <w:r>
+              <w:rPr>
+                <w:rStyle w:val="Textoennegrita"/>
+              </w:rPr>
+              <w:t>E6_H2</w:t>
+            </w:r>
+          </w:p>
+        </w:tc>
+        <w:tc>
+          <w:tcPr>
+            <w:tcW w:w="5007" w:type="dxa"/>
+            <w:vAlign w:val="center"/>
+          </w:tcPr>
+          <w:p>
+            <w:r>
+              <w:t>Agregar retroalimentación visual y sonora en las interacciones</w:t>
+            </w:r>
+          </w:p>
+        </w:tc>
+        <w:tc>
+          <w:tcPr>
+            <w:tcW w:w="1442" w:type="dxa"/>
+            <w:vAlign w:val="center"/>
+          </w:tcPr>
+          <w:p>
+            <w:pPr>
+              <w:jc w:val="center"/>
+            </w:pPr>
+            <w:r>
+              <w:t>3</w:t>
+            </w:r>
+          </w:p>
+        </w:tc>
+        <w:tc>
+          <w:tcPr>
+            <w:tcW w:w="1630" w:type="dxa"/>
+            <w:vAlign w:val="center"/>
+          </w:tcPr>
+          <w:p>
+            <w:pPr>
+              <w:jc w:val="center"/>
+            </w:pPr>
+            <w:r>
+              <w:t>Alta</w:t>
+            </w:r>
           </w:p>
         </w:tc>
       </w:tr>
@@ -12569,6 +13249,7 @@
       <w:bookmarkStart w:id="25" w:name="_heading=h.3as4poj" w:colFirst="0" w:colLast="0"/>
       <w:bookmarkEnd w:id="25"/>
       <w:r>
+        <w:lastRenderedPageBreak/>
         <w:t>Retrospectiva del segundo Sprint.</w:t>
       </w:r>
     </w:p>
@@ -12608,7 +13289,19 @@
           <w:tcPr>
             <w:tcW w:w="4414" w:type="dxa"/>
           </w:tcPr>
-          <w:p/>
+          <w:p>
+            <w:r>
+              <w:t xml:space="preserve">- Se completaron dos minijuegos de reacción y dos de memoria totalmente funcionales. </w:t>
+            </w:r>
+            <w:r>
+              <w:br/>
+              <w:t xml:space="preserve">- Se mejoró la retroalimentación audiovisual, haciendo la experiencia más inmersiva. </w:t>
+            </w:r>
+            <w:r>
+              <w:br/>
+              <w:t>- Se consolidó el flujo de exportación y empaquetado en Godot.</w:t>
+            </w:r>
+          </w:p>
         </w:tc>
       </w:tr>
       <w:tr>
@@ -12627,7 +13320,31 @@
           <w:tcPr>
             <w:tcW w:w="4414" w:type="dxa"/>
           </w:tcPr>
-          <w:p/>
+          <w:p>
+            <w:r>
+              <w:t>- El equipo tuvo leves problemas</w:t>
+            </w:r>
+            <w:r>
+              <w:t xml:space="preserve"> </w:t>
+            </w:r>
+            <w:r>
+              <w:t>con</w:t>
+            </w:r>
+            <w:r>
+              <w:t>siguiendo</w:t>
+            </w:r>
+            <w:r>
+              <w:t xml:space="preserve"> los </w:t>
+            </w:r>
+            <w:proofErr w:type="spellStart"/>
+            <w:r>
+              <w:t>assets</w:t>
+            </w:r>
+            <w:proofErr w:type="spellEnd"/>
+            <w:r>
+              <w:t xml:space="preserve"> de sonido.</w:t>
+            </w:r>
+          </w:p>
         </w:tc>
       </w:tr>
       <w:tr>
@@ -12645,7 +13362,16 @@
           <w:tcPr>
             <w:tcW w:w="4414" w:type="dxa"/>
           </w:tcPr>
-          <w:p/>
+          <w:p>
+            <w:r>
+              <w:t>- Organizar una carpeta centralizada para recursos audiovisuales.</w:t>
+            </w:r>
+          </w:p>
+          <w:p>
+            <w:r>
+              <w:t>- Asignar responsables por categoría (arte, audio, código).</w:t>
+            </w:r>
+          </w:p>
         </w:tc>
       </w:tr>
     </w:tbl>
@@ -12653,19 +13379,10 @@
     <w:p>
       <w:pPr>
         <w:pStyle w:val="Ttulo1"/>
-        <w:rPr>
-          <w:highlight w:val="yellow"/>
-        </w:rPr>
       </w:pPr>
       <w:bookmarkStart w:id="26" w:name="_heading=h.3whwml4" w:colFirst="0" w:colLast="0"/>
+      <w:bookmarkStart w:id="27" w:name="_heading=h.oq0ij9q7wvzk" w:colFirst="0" w:colLast="0"/>
       <w:bookmarkEnd w:id="26"/>
-    </w:p>
-    <w:p/>
-    <w:p>
-      <w:pPr>
-        <w:pStyle w:val="Ttulo1"/>
-      </w:pPr>
-      <w:bookmarkStart w:id="27" w:name="_heading=h.oq0ij9q7wvzk" w:colFirst="0" w:colLast="0"/>
       <w:bookmarkEnd w:id="27"/>
     </w:p>
     <w:p>
@@ -12716,6 +13433,7 @@
           <w:tcPr>
             <w:tcW w:w="749" w:type="dxa"/>
             <w:shd w:val="clear" w:color="auto" w:fill="C6D9F1"/>
+            <w:vAlign w:val="center"/>
           </w:tcPr>
           <w:p>
             <w:pPr>
@@ -12726,7 +13444,7 @@
             </w:pPr>
             <w:r>
               <w:rPr>
-                <w:b/>
+                <w:rStyle w:val="Textoennegrita"/>
               </w:rPr>
               <w:t>ID</w:t>
             </w:r>
@@ -12736,6 +13454,7 @@
           <w:tcPr>
             <w:tcW w:w="5007" w:type="dxa"/>
             <w:shd w:val="clear" w:color="auto" w:fill="C6D9F1"/>
+            <w:vAlign w:val="center"/>
           </w:tcPr>
           <w:p>
             <w:pPr>
@@ -12745,7 +13464,7 @@
             </w:pPr>
             <w:r>
               <w:rPr>
-                <w:b/>
+                <w:rStyle w:val="Textoennegrita"/>
               </w:rPr>
               <w:t>Historia de Usuario</w:t>
             </w:r>
@@ -12755,6 +13474,7 @@
           <w:tcPr>
             <w:tcW w:w="1442" w:type="dxa"/>
             <w:shd w:val="clear" w:color="auto" w:fill="C6D9F1"/>
+            <w:vAlign w:val="center"/>
           </w:tcPr>
           <w:p>
             <w:pPr>
@@ -12764,9 +13484,9 @@
             </w:pPr>
             <w:r>
               <w:rPr>
-                <w:b/>
-              </w:rPr>
-              <w:t>Estimación</w:t>
+                <w:rStyle w:val="Textoennegrita"/>
+              </w:rPr>
+              <w:t>Estimación (puntos)</w:t>
             </w:r>
           </w:p>
         </w:tc>
@@ -12774,6 +13494,7 @@
           <w:tcPr>
             <w:tcW w:w="1630" w:type="dxa"/>
             <w:shd w:val="clear" w:color="auto" w:fill="C6D9F1"/>
+            <w:vAlign w:val="center"/>
           </w:tcPr>
           <w:p>
             <w:pPr>
@@ -12783,7 +13504,7 @@
             </w:pPr>
             <w:r>
               <w:rPr>
-                <w:b/>
+                <w:rStyle w:val="Textoennegrita"/>
               </w:rPr>
               <w:t>Prioridad</w:t>
             </w:r>
@@ -12797,33 +13518,54 @@
         <w:tc>
           <w:tcPr>
             <w:tcW w:w="749" w:type="dxa"/>
-          </w:tcPr>
-          <w:p/>
+            <w:vAlign w:val="center"/>
+          </w:tcPr>
+          <w:p>
+            <w:r>
+              <w:rPr>
+                <w:rStyle w:val="Textoennegrita"/>
+              </w:rPr>
+              <w:t>E4_H2</w:t>
+            </w:r>
+          </w:p>
         </w:tc>
         <w:tc>
           <w:tcPr>
             <w:tcW w:w="5007" w:type="dxa"/>
-          </w:tcPr>
-          <w:p/>
+            <w:vAlign w:val="center"/>
+          </w:tcPr>
+          <w:p>
+            <w:r>
+              <w:t>Desarrollar segundo minijuego de coordinación visomotora con movimiento natural y físicas mejoradas</w:t>
+            </w:r>
+          </w:p>
         </w:tc>
         <w:tc>
           <w:tcPr>
             <w:tcW w:w="1442" w:type="dxa"/>
+            <w:vAlign w:val="center"/>
           </w:tcPr>
           <w:p>
             <w:pPr>
               <w:jc w:val="center"/>
             </w:pPr>
+            <w:r>
+              <w:t>8</w:t>
+            </w:r>
           </w:p>
         </w:tc>
         <w:tc>
           <w:tcPr>
             <w:tcW w:w="1630" w:type="dxa"/>
+            <w:vAlign w:val="center"/>
           </w:tcPr>
           <w:p>
             <w:pPr>
               <w:jc w:val="center"/>
             </w:pPr>
+            <w:r>
+              <w:t>Alta</w:t>
+            </w:r>
           </w:p>
         </w:tc>
       </w:tr>
@@ -12834,33 +13576,54 @@
         <w:tc>
           <w:tcPr>
             <w:tcW w:w="749" w:type="dxa"/>
-          </w:tcPr>
-          <w:p/>
+            <w:vAlign w:val="center"/>
+          </w:tcPr>
+          <w:p>
+            <w:r>
+              <w:rPr>
+                <w:rStyle w:val="Textoennegrita"/>
+              </w:rPr>
+              <w:t>E5_H1</w:t>
+            </w:r>
+          </w:p>
         </w:tc>
         <w:tc>
           <w:tcPr>
             <w:tcW w:w="5007" w:type="dxa"/>
-          </w:tcPr>
-          <w:p/>
+            <w:vAlign w:val="center"/>
+          </w:tcPr>
+          <w:p>
+            <w:r>
+              <w:t>Implementar sistema de monedas o puntos por nivel completado</w:t>
+            </w:r>
+          </w:p>
         </w:tc>
         <w:tc>
           <w:tcPr>
             <w:tcW w:w="1442" w:type="dxa"/>
+            <w:vAlign w:val="center"/>
           </w:tcPr>
           <w:p>
             <w:pPr>
               <w:jc w:val="center"/>
             </w:pPr>
+            <w:r>
+              <w:t>8</w:t>
+            </w:r>
           </w:p>
         </w:tc>
         <w:tc>
           <w:tcPr>
             <w:tcW w:w="1630" w:type="dxa"/>
+            <w:vAlign w:val="center"/>
           </w:tcPr>
           <w:p>
             <w:pPr>
               <w:jc w:val="center"/>
             </w:pPr>
+            <w:r>
+              <w:t>Alta</w:t>
+            </w:r>
           </w:p>
         </w:tc>
       </w:tr>
@@ -12871,33 +13634,54 @@
         <w:tc>
           <w:tcPr>
             <w:tcW w:w="749" w:type="dxa"/>
-          </w:tcPr>
-          <w:p/>
+            <w:vAlign w:val="center"/>
+          </w:tcPr>
+          <w:p>
+            <w:r>
+              <w:rPr>
+                <w:rStyle w:val="Textoennegrita"/>
+              </w:rPr>
+              <w:t>E5_H2</w:t>
+            </w:r>
+          </w:p>
         </w:tc>
         <w:tc>
           <w:tcPr>
             <w:tcW w:w="5007" w:type="dxa"/>
-          </w:tcPr>
-          <w:p/>
+            <w:vAlign w:val="center"/>
+          </w:tcPr>
+          <w:p>
+            <w:r>
+              <w:t>Decorar la casa del cangrejo con ítems comprados o desbloqueados (tienda y personalización)</w:t>
+            </w:r>
+          </w:p>
         </w:tc>
         <w:tc>
           <w:tcPr>
             <w:tcW w:w="1442" w:type="dxa"/>
+            <w:vAlign w:val="center"/>
           </w:tcPr>
           <w:p>
             <w:pPr>
               <w:jc w:val="center"/>
             </w:pPr>
+            <w:r>
+              <w:t>8</w:t>
+            </w:r>
           </w:p>
         </w:tc>
         <w:tc>
           <w:tcPr>
             <w:tcW w:w="1630" w:type="dxa"/>
+            <w:vAlign w:val="center"/>
           </w:tcPr>
           <w:p>
             <w:pPr>
               <w:jc w:val="center"/>
             </w:pPr>
+            <w:r>
+              <w:t>Alta</w:t>
+            </w:r>
           </w:p>
         </w:tc>
       </w:tr>
@@ -12908,33 +13692,54 @@
         <w:tc>
           <w:tcPr>
             <w:tcW w:w="749" w:type="dxa"/>
-          </w:tcPr>
-          <w:p/>
+            <w:vAlign w:val="center"/>
+          </w:tcPr>
+          <w:p>
+            <w:r>
+              <w:rPr>
+                <w:rStyle w:val="Textoennegrita"/>
+              </w:rPr>
+              <w:t>E7_H1</w:t>
+            </w:r>
+          </w:p>
         </w:tc>
         <w:tc>
           <w:tcPr>
             <w:tcW w:w="5007" w:type="dxa"/>
-          </w:tcPr>
-          <w:p/>
+            <w:vAlign w:val="center"/>
+          </w:tcPr>
+          <w:p>
+            <w:r>
+              <w:t>Iniciar la integración de los minijuegos en un entorno común y menú general</w:t>
+            </w:r>
+          </w:p>
         </w:tc>
         <w:tc>
           <w:tcPr>
             <w:tcW w:w="1442" w:type="dxa"/>
+            <w:vAlign w:val="center"/>
           </w:tcPr>
           <w:p>
             <w:pPr>
               <w:jc w:val="center"/>
             </w:pPr>
+            <w:r>
+              <w:t>8</w:t>
+            </w:r>
           </w:p>
         </w:tc>
         <w:tc>
           <w:tcPr>
             <w:tcW w:w="1630" w:type="dxa"/>
+            <w:vAlign w:val="center"/>
           </w:tcPr>
           <w:p>
             <w:pPr>
               <w:jc w:val="center"/>
             </w:pPr>
+            <w:r>
+              <w:t>Media</w:t>
+            </w:r>
           </w:p>
         </w:tc>
       </w:tr>
@@ -12946,6 +13751,7 @@
       <w:bookmarkStart w:id="30" w:name="_heading=h.2p2csry" w:colFirst="0" w:colLast="0"/>
       <w:bookmarkEnd w:id="30"/>
       <w:r>
+        <w:lastRenderedPageBreak/>
         <w:t>Retrospectiva del tercer Sprint.</w:t>
       </w:r>
     </w:p>
@@ -13047,7 +13853,6 @@
       <w:bookmarkStart w:id="32" w:name="_heading=h.lkv6sbh5n2mc" w:colFirst="0" w:colLast="0"/>
       <w:bookmarkEnd w:id="32"/>
       <w:r>
-        <w:lastRenderedPageBreak/>
         <w:t>Pila del producto actualizada. (Pendientes)</w:t>
       </w:r>
     </w:p>
@@ -13520,7 +14325,6 @@
       <w:bookmarkStart w:id="37" w:name="_heading=h.23ckvvd" w:colFirst="0" w:colLast="0"/>
       <w:bookmarkEnd w:id="37"/>
       <w:r>
-        <w:lastRenderedPageBreak/>
         <w:t>Mockups</w:t>
       </w:r>
     </w:p>

--- a/Fase 2/Evidencias Proyecto/Plan de proyecto Nyuron.docx
+++ b/Fase 2/Evidencias Proyecto/Plan de proyecto Nyuron.docx
@@ -79,6 +79,7 @@
         </w:rPr>
         <w:t xml:space="preserve"> “</w:t>
       </w:r>
+      <w:proofErr w:type="spellStart"/>
       <w:r>
         <w:rPr>
           <w:b/>
@@ -87,6 +88,7 @@
         </w:rPr>
         <w:t>Nyuron</w:t>
       </w:r>
+      <w:proofErr w:type="spellEnd"/>
       <w:r>
         <w:rPr>
           <w:b/>
@@ -2075,9 +2077,11 @@
                 <w:color w:val="000000"/>
               </w:rPr>
             </w:pPr>
+            <w:proofErr w:type="spellStart"/>
             <w:r>
               <w:t>Nyuron</w:t>
             </w:r>
+            <w:proofErr w:type="spellEnd"/>
           </w:p>
         </w:tc>
       </w:tr>
@@ -2619,8 +2623,13 @@
       <w:r>
         <w:t>“</w:t>
       </w:r>
+      <w:proofErr w:type="spellStart"/>
       <w:r>
-        <w:t xml:space="preserve">Nyuron” es un videojuego educativo para dispositivos móviles que busca potenciar el desarrollo cognitivo </w:t>
+        <w:t>Nyuron</w:t>
+      </w:r>
+      <w:proofErr w:type="spellEnd"/>
+      <w:r>
+        <w:t xml:space="preserve">” es un videojuego educativo para dispositivos móviles que busca potenciar el desarrollo cognitivo </w:t>
       </w:r>
       <w:r>
         <w:t>de los niños</w:t>
@@ -2799,7 +2808,15 @@
     </w:p>
     <w:p>
       <w:r>
-        <w:t>La visión de “Nyuron” es consolidarse como un modelo de videojuego educativo que combine la diversión con</w:t>
+        <w:t>La visión de “</w:t>
+      </w:r>
+      <w:proofErr w:type="spellStart"/>
+      <w:r>
+        <w:t>Nyuron</w:t>
+      </w:r>
+      <w:proofErr w:type="spellEnd"/>
+      <w:r>
+        <w:t>” es consolidarse como un modelo de videojuego educativo que combine la diversión con</w:t>
       </w:r>
       <w:r>
         <w:t xml:space="preserve"> un desarrollo</w:t>
@@ -5056,13 +5073,23 @@
                 <w:lang w:val="es-ES"/>
               </w:rPr>
             </w:pPr>
+            <w:proofErr w:type="gramStart"/>
             <w:r>
               <w:rPr>
                 <w:b/>
                 <w:bCs/>
                 <w:lang w:val="es-ES"/>
               </w:rPr>
-              <w:t>Total estimado del proyecto</w:t>
+              <w:t>Total</w:t>
+            </w:r>
+            <w:proofErr w:type="gramEnd"/>
+            <w:r>
+              <w:rPr>
+                <w:b/>
+                <w:bCs/>
+                <w:lang w:val="es-ES"/>
+              </w:rPr>
+              <w:t xml:space="preserve"> estimado del proyecto</w:t>
             </w:r>
           </w:p>
         </w:tc>
@@ -9705,13 +9732,23 @@
           <w:lang w:val="es-ES"/>
         </w:rPr>
       </w:pPr>
+      <w:proofErr w:type="gramStart"/>
       <w:r>
         <w:rPr>
           <w:b/>
           <w:bCs/>
           <w:lang w:val="es-ES"/>
         </w:rPr>
-        <w:t>Total de historias:</w:t>
+        <w:t>Total</w:t>
+      </w:r>
+      <w:proofErr w:type="gramEnd"/>
+      <w:r>
+        <w:rPr>
+          <w:b/>
+          <w:bCs/>
+          <w:lang w:val="es-ES"/>
+        </w:rPr>
+        <w:t xml:space="preserve"> de historias:</w:t>
       </w:r>
       <w:r>
         <w:rPr>
@@ -9731,13 +9768,23 @@
           <w:lang w:val="es-ES"/>
         </w:rPr>
       </w:pPr>
+      <w:proofErr w:type="gramStart"/>
       <w:r>
         <w:rPr>
           <w:b/>
           <w:bCs/>
           <w:lang w:val="es-ES"/>
         </w:rPr>
-        <w:t>Total de puntos estimados:</w:t>
+        <w:t>Total</w:t>
+      </w:r>
+      <w:proofErr w:type="gramEnd"/>
+      <w:r>
+        <w:rPr>
+          <w:b/>
+          <w:bCs/>
+          <w:lang w:val="es-ES"/>
+        </w:rPr>
+        <w:t xml:space="preserve"> de puntos estimados:</w:t>
       </w:r>
       <w:r>
         <w:rPr>
@@ -13794,7 +13841,33 @@
           <w:tcPr>
             <w:tcW w:w="4414" w:type="dxa"/>
           </w:tcPr>
-          <w:p/>
+          <w:p>
+            <w:r>
+              <w:t xml:space="preserve">- </w:t>
+            </w:r>
+            <w:r>
+              <w:t>Se completó el segundo minijuego visomotor con físicas y colisiones más naturales.</w:t>
+            </w:r>
+          </w:p>
+          <w:p>
+            <w:r>
+              <w:t>-</w:t>
+            </w:r>
+            <w:r>
+              <w:t xml:space="preserve"> </w:t>
+            </w:r>
+            <w:r>
+              <w:t>Las primeras pruebas internas demostraron que las mecánicas principales de todos los minijuegos ya estaban operativas.</w:t>
+            </w:r>
+          </w:p>
+          <w:p>
+            <w:r>
+              <w:t xml:space="preserve">- </w:t>
+            </w:r>
+            <w:r>
+              <w:t>Se iniciaron las primeras integraciones de minijuegos en el menú principal.</w:t>
+            </w:r>
+          </w:p>
         </w:tc>
       </w:tr>
       <w:tr>
@@ -13813,7 +13886,30 @@
           <w:tcPr>
             <w:tcW w:w="4414" w:type="dxa"/>
           </w:tcPr>
-          <w:p/>
+          <w:p>
+            <w:r>
+              <w:t xml:space="preserve">- </w:t>
+            </w:r>
+            <w:r>
+              <w:t xml:space="preserve">La tienda presentó conflictos de </w:t>
+            </w:r>
+            <w:proofErr w:type="spellStart"/>
+            <w:r>
+              <w:t>hitboxes</w:t>
+            </w:r>
+            <w:proofErr w:type="spellEnd"/>
+            <w:r>
+              <w:t>, provocando clics no deseados en objetos detrás de los botones.</w:t>
+            </w:r>
+          </w:p>
+          <w:p>
+            <w:r>
+              <w:t>-</w:t>
+            </w:r>
+            <w:r>
+              <w:t xml:space="preserve"> En las primeras pruebas en Android, varias interfaces se vieron desajustadas por problemas de resolución y escalado.</w:t>
+            </w:r>
+          </w:p>
         </w:tc>
       </w:tr>
       <w:tr>
@@ -13831,7 +13927,44 @@
           <w:tcPr>
             <w:tcW w:w="4414" w:type="dxa"/>
           </w:tcPr>
-          <w:p/>
+          <w:p>
+            <w:r>
+              <w:t>-</w:t>
+            </w:r>
+            <w:r>
+              <w:t xml:space="preserve"> Estandarizar la estructura de todos los minijuegos mediante una plantilla común de nodos, HUD, señales y scripts.</w:t>
+            </w:r>
+          </w:p>
+          <w:p>
+            <w:r>
+              <w:t>-</w:t>
+            </w:r>
+            <w:r>
+              <w:t xml:space="preserve"> Reorganizar la tienda usando capas (Z-</w:t>
+            </w:r>
+            <w:proofErr w:type="spellStart"/>
+            <w:r>
+              <w:t>index</w:t>
+            </w:r>
+            <w:proofErr w:type="spellEnd"/>
+            <w:r>
+              <w:t xml:space="preserve">) y configuraciones de </w:t>
+            </w:r>
+            <w:r>
+              <w:t>“</w:t>
+            </w:r>
+            <w:proofErr w:type="spellStart"/>
+            <w:r>
+              <w:t>mouse_filter</w:t>
+            </w:r>
+            <w:proofErr w:type="spellEnd"/>
+            <w:r>
+              <w:t>”</w:t>
+            </w:r>
+            <w:r>
+              <w:t xml:space="preserve"> para evitar interferencias táctiles.</w:t>
+            </w:r>
+          </w:p>
         </w:tc>
       </w:tr>
     </w:tbl>
@@ -13845,7 +13978,6 @@
         <w:t>Gráfico de avance del sprint 4.</w:t>
       </w:r>
     </w:p>
-    <w:p/>
     <w:p>
       <w:pPr>
         <w:pStyle w:val="Ttulo1"/>
@@ -13962,13 +14094,21 @@
           <w:tcPr>
             <w:tcW w:w="749" w:type="dxa"/>
           </w:tcPr>
-          <w:p/>
+          <w:p>
+            <w:r>
+              <w:t>E7_H1</w:t>
+            </w:r>
+          </w:p>
         </w:tc>
         <w:tc>
           <w:tcPr>
             <w:tcW w:w="5007" w:type="dxa"/>
           </w:tcPr>
-          <w:p/>
+          <w:p>
+            <w:r>
+              <w:t>Integrar todos los minijuegos en un entorno común y menú general</w:t>
+            </w:r>
+          </w:p>
         </w:tc>
         <w:tc>
           <w:tcPr>
@@ -13978,6 +14118,9 @@
             <w:pPr>
               <w:jc w:val="center"/>
             </w:pPr>
+            <w:r>
+              <w:t>8</w:t>
+            </w:r>
           </w:p>
         </w:tc>
         <w:tc>
@@ -13988,6 +14131,9 @@
             <w:pPr>
               <w:jc w:val="center"/>
             </w:pPr>
+            <w:r>
+              <w:t>Alta</w:t>
+            </w:r>
           </w:p>
         </w:tc>
       </w:tr>
@@ -13996,22 +14142,105 @@
           <w:tcPr>
             <w:tcW w:w="749" w:type="dxa"/>
           </w:tcPr>
+          <w:p>
+            <w:r>
+              <w:t>E7_H2</w:t>
+            </w:r>
+          </w:p>
+        </w:tc>
+        <w:tc>
+          <w:tcPr>
+            <w:tcW w:w="5007" w:type="dxa"/>
+          </w:tcPr>
+          <w:tbl>
+            <w:tblPr>
+              <w:tblW w:w="0" w:type="auto"/>
+              <w:tblCellSpacing w:w="15" w:type="dxa"/>
+              <w:tblCellMar>
+                <w:top w:w="15" w:type="dxa"/>
+                <w:left w:w="15" w:type="dxa"/>
+                <w:bottom w:w="15" w:type="dxa"/>
+                <w:right w:w="15" w:type="dxa"/>
+              </w:tblCellMar>
+              <w:tblLook w:val="04A0" w:firstRow="1" w:lastRow="0" w:firstColumn="1" w:lastColumn="0" w:noHBand="0" w:noVBand="1"/>
+            </w:tblPr>
+            <w:tblGrid>
+              <w:gridCol w:w="110"/>
+            </w:tblGrid>
+            <w:tr>
+              <w:trPr>
+                <w:tblCellSpacing w:w="15" w:type="dxa"/>
+              </w:trPr>
+              <w:tc>
+                <w:tcPr>
+                  <w:tcW w:w="36" w:type="dxa"/>
+                  <w:vAlign w:val="center"/>
+                  <w:hideMark/>
+                </w:tcPr>
+                <w:p>
+                  <w:pPr>
+                    <w:spacing w:after="0" w:line="240" w:lineRule="auto"/>
+                  </w:pPr>
+                </w:p>
+              </w:tc>
+            </w:tr>
+          </w:tbl>
+          <w:p>
+            <w:pPr>
+              <w:rPr>
+                <w:vanish/>
+              </w:rPr>
+            </w:pPr>
+          </w:p>
+          <w:tbl>
+            <w:tblPr>
+              <w:tblW w:w="0" w:type="auto"/>
+              <w:tblCellSpacing w:w="15" w:type="dxa"/>
+              <w:tblCellMar>
+                <w:top w:w="15" w:type="dxa"/>
+                <w:left w:w="15" w:type="dxa"/>
+                <w:bottom w:w="15" w:type="dxa"/>
+                <w:right w:w="15" w:type="dxa"/>
+              </w:tblCellMar>
+              <w:tblLook w:val="04A0" w:firstRow="1" w:lastRow="0" w:firstColumn="1" w:lastColumn="0" w:noHBand="0" w:noVBand="1"/>
+            </w:tblPr>
+            <w:tblGrid>
+              <w:gridCol w:w="6782"/>
+            </w:tblGrid>
+            <w:tr>
+              <w:trPr>
+                <w:tblCellSpacing w:w="15" w:type="dxa"/>
+              </w:trPr>
+              <w:tc>
+                <w:tcPr>
+                  <w:tcW w:w="6722" w:type="dxa"/>
+                  <w:vAlign w:val="center"/>
+                  <w:hideMark/>
+                </w:tcPr>
+                <w:p>
+                  <w:pPr>
+                    <w:spacing w:after="0" w:line="240" w:lineRule="auto"/>
+                  </w:pPr>
+                  <w:r>
+                    <w:t>Elaborar y ejecutar plan de pruebas funcional de todos los minijuegos</w:t>
+                  </w:r>
+                </w:p>
+              </w:tc>
+            </w:tr>
+          </w:tbl>
           <w:p/>
         </w:tc>
         <w:tc>
           <w:tcPr>
-            <w:tcW w:w="5007" w:type="dxa"/>
-          </w:tcPr>
-          <w:p/>
-        </w:tc>
-        <w:tc>
-          <w:tcPr>
             <w:tcW w:w="1442" w:type="dxa"/>
           </w:tcPr>
           <w:p>
             <w:pPr>
               <w:jc w:val="center"/>
             </w:pPr>
+            <w:r>
+              <w:t>3</w:t>
+            </w:r>
           </w:p>
         </w:tc>
         <w:tc>
@@ -14022,74 +14251,9 @@
             <w:pPr>
               <w:jc w:val="center"/>
             </w:pPr>
-          </w:p>
-        </w:tc>
-      </w:tr>
-      <w:tr>
-        <w:tc>
-          <w:tcPr>
-            <w:tcW w:w="749" w:type="dxa"/>
-          </w:tcPr>
-          <w:p/>
-        </w:tc>
-        <w:tc>
-          <w:tcPr>
-            <w:tcW w:w="5007" w:type="dxa"/>
-          </w:tcPr>
-          <w:p/>
-        </w:tc>
-        <w:tc>
-          <w:tcPr>
-            <w:tcW w:w="1442" w:type="dxa"/>
-          </w:tcPr>
-          <w:p>
-            <w:pPr>
-              <w:jc w:val="center"/>
-            </w:pPr>
-          </w:p>
-        </w:tc>
-        <w:tc>
-          <w:tcPr>
-            <w:tcW w:w="1630" w:type="dxa"/>
-          </w:tcPr>
-          <w:p>
-            <w:pPr>
-              <w:jc w:val="center"/>
-            </w:pPr>
-          </w:p>
-        </w:tc>
-      </w:tr>
-      <w:tr>
-        <w:tc>
-          <w:tcPr>
-            <w:tcW w:w="749" w:type="dxa"/>
-          </w:tcPr>
-          <w:p/>
-        </w:tc>
-        <w:tc>
-          <w:tcPr>
-            <w:tcW w:w="5007" w:type="dxa"/>
-          </w:tcPr>
-          <w:p/>
-        </w:tc>
-        <w:tc>
-          <w:tcPr>
-            <w:tcW w:w="1442" w:type="dxa"/>
-          </w:tcPr>
-          <w:p>
-            <w:pPr>
-              <w:jc w:val="center"/>
-            </w:pPr>
-          </w:p>
-        </w:tc>
-        <w:tc>
-          <w:tcPr>
-            <w:tcW w:w="1630" w:type="dxa"/>
-          </w:tcPr>
-          <w:p>
-            <w:pPr>
-              <w:jc w:val="center"/>
-            </w:pPr>
+            <w:r>
+              <w:t>Alta</w:t>
+            </w:r>
           </w:p>
         </w:tc>
       </w:tr>
@@ -14140,7 +14304,25 @@
           <w:tcPr>
             <w:tcW w:w="4414" w:type="dxa"/>
           </w:tcPr>
-          <w:p/>
+          <w:p>
+            <w:r>
+              <w:t xml:space="preserve">- </w:t>
+            </w:r>
+            <w:r>
+              <w:t>El APK final se generó exitosamente tras configurar todo el entorno móvil.</w:t>
+            </w:r>
+          </w:p>
+          <w:p>
+            <w:r>
+              <w:t xml:space="preserve">- </w:t>
+            </w:r>
+            <w:r>
+              <w:t>Se ajustaron correctamente las resoluciones, el HUD y la orientación del dispositivo para Android.</w:t>
+            </w:r>
+            <w:r>
+              <w:t xml:space="preserve"> </w:t>
+            </w:r>
+          </w:p>
         </w:tc>
       </w:tr>
       <w:tr>
@@ -14150,6 +14332,7 @@
           </w:tcPr>
           <w:p>
             <w:r>
+              <w:lastRenderedPageBreak/>
               <w:t>¿Qué no salió bien en la iteración? (errores)</w:t>
             </w:r>
           </w:p>
@@ -14159,7 +14342,22 @@
           <w:tcPr>
             <w:tcW w:w="4414" w:type="dxa"/>
           </w:tcPr>
-          <w:p/>
+          <w:p>
+            <w:r>
+              <w:t xml:space="preserve">- </w:t>
+            </w:r>
+            <w:r>
+              <w:t>La exportación a APK requirió reinstalar SDK, plantillas y permisos, retrasando pruebas finales.</w:t>
+            </w:r>
+          </w:p>
+          <w:p>
+            <w:r>
+              <w:t xml:space="preserve">- </w:t>
+            </w:r>
+            <w:r>
+              <w:t>Los juegos horizontales presentaban fallas de rotación y sensores en algunos dispositivos.</w:t>
+            </w:r>
+          </w:p>
         </w:tc>
       </w:tr>
       <w:tr>
@@ -14177,7 +14375,17 @@
           <w:tcPr>
             <w:tcW w:w="4414" w:type="dxa"/>
           </w:tcPr>
-          <w:p/>
+          <w:p>
+            <w:r>
+              <w:t>-</w:t>
+            </w:r>
+            <w:r>
+              <w:t xml:space="preserve"> Probar en Android desde etapas tempranas para evitar sorpresas al final del ciclo.</w:t>
+            </w:r>
+            <w:r>
+              <w:t xml:space="preserve"> </w:t>
+            </w:r>
+          </w:p>
         </w:tc>
       </w:tr>
     </w:tbl>
@@ -14228,7 +14436,912 @@
           <w:tcPr>
             <w:tcW w:w="8828" w:type="dxa"/>
           </w:tcPr>
+          <w:p>
+            <w:pPr>
+              <w:rPr>
+                <w:b/>
+                <w:bCs/>
+                <w:u w:val="single"/>
+              </w:rPr>
+            </w:pPr>
+            <w:r>
+              <w:rPr>
+                <w:b/>
+                <w:bCs/>
+                <w:u w:val="single"/>
+              </w:rPr>
+              <w:t>Retrospectiva del Sprint 1</w:t>
+            </w:r>
+          </w:p>
+          <w:p>
+            <w:pPr>
+              <w:rPr>
+                <w:b/>
+                <w:bCs/>
+              </w:rPr>
+            </w:pPr>
+            <w:r>
+              <w:rPr>
+                <w:b/>
+                <w:bCs/>
+              </w:rPr>
+              <w:t>Problemas detectados:</w:t>
+            </w:r>
+          </w:p>
+          <w:p>
+            <w:pPr>
+              <w:numPr>
+                <w:ilvl w:val="0"/>
+                <w:numId w:val="17"/>
+              </w:numPr>
+            </w:pPr>
+            <w:r>
+              <w:rPr>
+                <w:b/>
+                <w:bCs/>
+              </w:rPr>
+              <w:t xml:space="preserve">Sobrecarga en el trabajo de arte </w:t>
+            </w:r>
+            <w:proofErr w:type="gramStart"/>
+            <w:r>
+              <w:rPr>
+                <w:b/>
+                <w:bCs/>
+              </w:rPr>
+              <w:t>pixel</w:t>
+            </w:r>
+            <w:proofErr w:type="gramEnd"/>
+            <w:r>
+              <w:rPr>
+                <w:b/>
+                <w:bCs/>
+              </w:rPr>
+              <w:t>-art:</w:t>
+            </w:r>
+            <w:r>
+              <w:t xml:space="preserve"> el equipo no tenía experiencia avanzada en creación de </w:t>
+            </w:r>
+            <w:proofErr w:type="spellStart"/>
+            <w:r>
+              <w:t>sprites</w:t>
+            </w:r>
+            <w:proofErr w:type="spellEnd"/>
+            <w:r>
+              <w:t>, lo que extendió los tiempos estimados.</w:t>
+            </w:r>
+          </w:p>
+          <w:p>
+            <w:pPr>
+              <w:numPr>
+                <w:ilvl w:val="0"/>
+                <w:numId w:val="17"/>
+              </w:numPr>
+            </w:pPr>
+            <w:r>
+              <w:rPr>
+                <w:b/>
+                <w:bCs/>
+              </w:rPr>
+              <w:t>Dificultad para definir un estilo visual unificado:</w:t>
+            </w:r>
+            <w:r>
+              <w:t xml:space="preserve"> algunas propuestas de arte no encajaban en el concepto principal.</w:t>
+            </w:r>
+          </w:p>
+          <w:p>
+            <w:pPr>
+              <w:numPr>
+                <w:ilvl w:val="0"/>
+                <w:numId w:val="17"/>
+              </w:numPr>
+            </w:pPr>
+            <w:r>
+              <w:rPr>
+                <w:b/>
+                <w:bCs/>
+              </w:rPr>
+              <w:t>Primer contacto con Godot y su flujo de trabajo</w:t>
+            </w:r>
+            <w:r>
+              <w:t>, lo que generó pequeñas dudas sobre escenas, nodos y señales.</w:t>
+            </w:r>
+          </w:p>
+          <w:p>
+            <w:pPr>
+              <w:rPr>
+                <w:b/>
+                <w:bCs/>
+              </w:rPr>
+            </w:pPr>
+            <w:r>
+              <w:rPr>
+                <w:b/>
+                <w:bCs/>
+              </w:rPr>
+              <w:t>Soluciones adoptadas:</w:t>
+            </w:r>
+          </w:p>
+          <w:p>
+            <w:pPr>
+              <w:numPr>
+                <w:ilvl w:val="0"/>
+                <w:numId w:val="18"/>
+              </w:numPr>
+            </w:pPr>
+            <w:r>
+              <w:t xml:space="preserve">Se definió una </w:t>
+            </w:r>
+            <w:r>
+              <w:rPr>
+                <w:b/>
+                <w:bCs/>
+              </w:rPr>
+              <w:t>paleta de colores final</w:t>
+            </w:r>
+            <w:r>
+              <w:t xml:space="preserve"> y un estilo </w:t>
+            </w:r>
+            <w:proofErr w:type="gramStart"/>
+            <w:r>
+              <w:t>pixel</w:t>
+            </w:r>
+            <w:proofErr w:type="gramEnd"/>
+            <w:r>
+              <w:t>-art simple, cálido y coherente.</w:t>
+            </w:r>
+          </w:p>
+          <w:p>
+            <w:pPr>
+              <w:numPr>
+                <w:ilvl w:val="0"/>
+                <w:numId w:val="18"/>
+              </w:numPr>
+            </w:pPr>
+            <w:r>
+              <w:t xml:space="preserve">Se inició una </w:t>
+            </w:r>
+            <w:r>
+              <w:rPr>
+                <w:b/>
+                <w:bCs/>
+              </w:rPr>
+              <w:t xml:space="preserve">biblioteca interna de </w:t>
+            </w:r>
+            <w:proofErr w:type="spellStart"/>
+            <w:r>
+              <w:rPr>
+                <w:b/>
+                <w:bCs/>
+              </w:rPr>
+              <w:t>sprites</w:t>
+            </w:r>
+            <w:proofErr w:type="spellEnd"/>
+            <w:r>
+              <w:rPr>
+                <w:b/>
+                <w:bCs/>
+              </w:rPr>
+              <w:t xml:space="preserve"> reutilizables</w:t>
+            </w:r>
+            <w:r>
+              <w:t>, reduciendo el tiempo de creación en tareas futuras.</w:t>
+            </w:r>
+          </w:p>
+          <w:p>
+            <w:pPr>
+              <w:numPr>
+                <w:ilvl w:val="0"/>
+                <w:numId w:val="18"/>
+              </w:numPr>
+            </w:pPr>
+            <w:r>
+              <w:t xml:space="preserve">Se formalizó un </w:t>
+            </w:r>
+            <w:r>
+              <w:rPr>
+                <w:b/>
+                <w:bCs/>
+              </w:rPr>
+              <w:t>flujo de trabajo base en Godot</w:t>
+            </w:r>
+            <w:r>
+              <w:t xml:space="preserve"> para crear minijuegos con menos incertidumbre.</w:t>
+            </w:r>
+          </w:p>
           <w:p/>
+          <w:p>
+            <w:pPr>
+              <w:rPr>
+                <w:b/>
+                <w:bCs/>
+                <w:u w:val="single"/>
+              </w:rPr>
+            </w:pPr>
+            <w:r>
+              <w:rPr>
+                <w:b/>
+                <w:bCs/>
+                <w:u w:val="single"/>
+              </w:rPr>
+              <w:t>Retrospectiva del Sprint 2</w:t>
+            </w:r>
+          </w:p>
+          <w:p>
+            <w:pPr>
+              <w:rPr>
+                <w:b/>
+                <w:bCs/>
+              </w:rPr>
+            </w:pPr>
+            <w:r>
+              <w:rPr>
+                <w:b/>
+                <w:bCs/>
+              </w:rPr>
+              <w:t>Problemas detectados:</w:t>
+            </w:r>
+          </w:p>
+          <w:p>
+            <w:pPr>
+              <w:numPr>
+                <w:ilvl w:val="0"/>
+                <w:numId w:val="19"/>
+              </w:numPr>
+              <w:rPr>
+                <w:b/>
+                <w:bCs/>
+              </w:rPr>
+            </w:pPr>
+            <w:r>
+              <w:rPr>
+                <w:b/>
+                <w:bCs/>
+              </w:rPr>
+              <w:t>Retrasos en la obtención y edición de sonidos, generando bloqueos en la implementación de la retroalimentación audiovisual.</w:t>
+            </w:r>
+          </w:p>
+          <w:p>
+            <w:pPr>
+              <w:numPr>
+                <w:ilvl w:val="0"/>
+                <w:numId w:val="19"/>
+              </w:numPr>
+              <w:rPr>
+                <w:b/>
+                <w:bCs/>
+              </w:rPr>
+            </w:pPr>
+            <w:r>
+              <w:rPr>
+                <w:b/>
+                <w:bCs/>
+              </w:rPr>
+              <w:t xml:space="preserve">Inicio de problemas de organización de recursos, debido al mayor volumen de </w:t>
+            </w:r>
+            <w:proofErr w:type="spellStart"/>
+            <w:r>
+              <w:rPr>
+                <w:b/>
+                <w:bCs/>
+              </w:rPr>
+              <w:t>sprites</w:t>
+            </w:r>
+            <w:proofErr w:type="spellEnd"/>
+            <w:r>
+              <w:rPr>
+                <w:b/>
+                <w:bCs/>
+              </w:rPr>
+              <w:t>, escenas y audios.</w:t>
+            </w:r>
+          </w:p>
+          <w:p>
+            <w:pPr>
+              <w:rPr>
+                <w:b/>
+                <w:bCs/>
+              </w:rPr>
+            </w:pPr>
+            <w:r>
+              <w:rPr>
+                <w:b/>
+                <w:bCs/>
+              </w:rPr>
+              <w:t>Soluciones adoptadas:</w:t>
+            </w:r>
+          </w:p>
+          <w:p>
+            <w:pPr>
+              <w:numPr>
+                <w:ilvl w:val="0"/>
+                <w:numId w:val="20"/>
+              </w:numPr>
+              <w:rPr>
+                <w:b/>
+                <w:bCs/>
+              </w:rPr>
+            </w:pPr>
+            <w:r>
+              <w:rPr>
+                <w:b/>
+                <w:bCs/>
+              </w:rPr>
+              <w:t>Se centralizaron todos los sonidos en una carpeta única de recursos audiovisuales, mejorando el orden.</w:t>
+            </w:r>
+          </w:p>
+          <w:p>
+            <w:pPr>
+              <w:numPr>
+                <w:ilvl w:val="0"/>
+                <w:numId w:val="20"/>
+              </w:numPr>
+              <w:rPr>
+                <w:b/>
+                <w:bCs/>
+              </w:rPr>
+            </w:pPr>
+            <w:r>
+              <w:rPr>
+                <w:b/>
+                <w:bCs/>
+              </w:rPr>
+              <w:t>Se realizaron pruebas internas repetidas, ajustando mecánicas como velocidad, colisiones y tiempos de aparición.</w:t>
+            </w:r>
+          </w:p>
+          <w:p>
+            <w:pPr>
+              <w:numPr>
+                <w:ilvl w:val="0"/>
+                <w:numId w:val="20"/>
+              </w:numPr>
+              <w:rPr>
+                <w:b/>
+                <w:bCs/>
+              </w:rPr>
+            </w:pPr>
+            <w:r>
+              <w:rPr>
+                <w:b/>
+                <w:bCs/>
+              </w:rPr>
+              <w:t>Se estableció una convención preliminar de nombres para evitar confusiones posteriores.</w:t>
+            </w:r>
+          </w:p>
+          <w:p>
+            <w:pPr>
+              <w:rPr>
+                <w:b/>
+                <w:bCs/>
+              </w:rPr>
+            </w:pPr>
+          </w:p>
+          <w:p>
+            <w:pPr>
+              <w:rPr>
+                <w:b/>
+                <w:bCs/>
+                <w:u w:val="single"/>
+              </w:rPr>
+            </w:pPr>
+            <w:r>
+              <w:rPr>
+                <w:b/>
+                <w:bCs/>
+                <w:u w:val="single"/>
+              </w:rPr>
+              <w:t>Retrospectiva del Sprint 3</w:t>
+            </w:r>
+          </w:p>
+          <w:p>
+            <w:pPr>
+              <w:rPr>
+                <w:b/>
+                <w:bCs/>
+              </w:rPr>
+            </w:pPr>
+            <w:r>
+              <w:rPr>
+                <w:b/>
+                <w:bCs/>
+              </w:rPr>
+              <w:t>Problemas detectados:</w:t>
+            </w:r>
+          </w:p>
+          <w:p>
+            <w:pPr>
+              <w:numPr>
+                <w:ilvl w:val="0"/>
+                <w:numId w:val="21"/>
+              </w:numPr>
+              <w:rPr>
+                <w:b/>
+                <w:bCs/>
+              </w:rPr>
+            </w:pPr>
+            <w:r>
+              <w:rPr>
+                <w:b/>
+                <w:bCs/>
+              </w:rPr>
+              <w:lastRenderedPageBreak/>
+              <w:t>Complejidad en el segundo minijuego visomotor, especialmente en físicas, colisiones y movimiento natural.</w:t>
+            </w:r>
+          </w:p>
+          <w:p>
+            <w:pPr>
+              <w:numPr>
+                <w:ilvl w:val="0"/>
+                <w:numId w:val="21"/>
+              </w:numPr>
+              <w:rPr>
+                <w:b/>
+                <w:bCs/>
+              </w:rPr>
+            </w:pPr>
+            <w:r>
+              <w:rPr>
+                <w:b/>
+                <w:bCs/>
+              </w:rPr>
+              <w:t>Dificultades para implementar la tienda y el sistema de monedas, debido a decisiones de persistencia y estructura de datos.</w:t>
+            </w:r>
+          </w:p>
+          <w:p>
+            <w:pPr>
+              <w:numPr>
+                <w:ilvl w:val="0"/>
+                <w:numId w:val="21"/>
+              </w:numPr>
+              <w:rPr>
+                <w:b/>
+                <w:bCs/>
+              </w:rPr>
+            </w:pPr>
+            <w:r>
+              <w:rPr>
+                <w:b/>
+                <w:bCs/>
+              </w:rPr>
+              <w:t xml:space="preserve">Primeros problemas de integración entre minijuegos, como diferencias entre nodos, </w:t>
+            </w:r>
+            <w:proofErr w:type="spellStart"/>
+            <w:r>
+              <w:rPr>
+                <w:b/>
+                <w:bCs/>
+              </w:rPr>
+              <w:t>HUDs</w:t>
+            </w:r>
+            <w:proofErr w:type="spellEnd"/>
+            <w:r>
+              <w:rPr>
+                <w:b/>
+                <w:bCs/>
+              </w:rPr>
+              <w:t xml:space="preserve"> y scripts.</w:t>
+            </w:r>
+          </w:p>
+          <w:p>
+            <w:pPr>
+              <w:numPr>
+                <w:ilvl w:val="0"/>
+                <w:numId w:val="21"/>
+              </w:numPr>
+              <w:rPr>
+                <w:b/>
+                <w:bCs/>
+              </w:rPr>
+            </w:pPr>
+            <w:r>
+              <w:rPr>
+                <w:b/>
+                <w:bCs/>
+              </w:rPr>
+              <w:t>Inconsistencias en resoluciones y escalado, visibles al empezar a probar en móvil.</w:t>
+            </w:r>
+          </w:p>
+          <w:p>
+            <w:pPr>
+              <w:rPr>
+                <w:b/>
+                <w:bCs/>
+              </w:rPr>
+            </w:pPr>
+            <w:r>
+              <w:rPr>
+                <w:b/>
+                <w:bCs/>
+              </w:rPr>
+              <w:t>Soluciones adoptadas:</w:t>
+            </w:r>
+          </w:p>
+          <w:p>
+            <w:pPr>
+              <w:numPr>
+                <w:ilvl w:val="0"/>
+                <w:numId w:val="22"/>
+              </w:numPr>
+              <w:rPr>
+                <w:b/>
+                <w:bCs/>
+              </w:rPr>
+            </w:pPr>
+            <w:r>
+              <w:rPr>
+                <w:b/>
+                <w:bCs/>
+              </w:rPr>
+              <w:t>Se reestructuró la lógica del minijuego visomotor y se ajustaron colisiones y límites.</w:t>
+            </w:r>
+          </w:p>
+          <w:p>
+            <w:pPr>
+              <w:numPr>
+                <w:ilvl w:val="0"/>
+                <w:numId w:val="22"/>
+              </w:numPr>
+              <w:rPr>
+                <w:b/>
+                <w:bCs/>
+              </w:rPr>
+            </w:pPr>
+            <w:r>
+              <w:rPr>
+                <w:b/>
+                <w:bCs/>
+              </w:rPr>
+              <w:t>Se inició la unificación de escenas mediante una plantilla común de minijuegos, normalizando nodos y HUD.</w:t>
+            </w:r>
+          </w:p>
+          <w:p>
+            <w:pPr>
+              <w:numPr>
+                <w:ilvl w:val="0"/>
+                <w:numId w:val="22"/>
+              </w:numPr>
+              <w:rPr>
+                <w:b/>
+                <w:bCs/>
+              </w:rPr>
+            </w:pPr>
+            <w:r>
+              <w:rPr>
+                <w:b/>
+                <w:bCs/>
+              </w:rPr>
+              <w:t>Se comenzó a probar en Android para detectar errores reales de escalado e input.</w:t>
+            </w:r>
+          </w:p>
+          <w:p>
+            <w:pPr>
+              <w:rPr>
+                <w:b/>
+                <w:bCs/>
+              </w:rPr>
+            </w:pPr>
+          </w:p>
+          <w:p>
+            <w:pPr>
+              <w:rPr>
+                <w:b/>
+                <w:bCs/>
+                <w:u w:val="single"/>
+              </w:rPr>
+            </w:pPr>
+            <w:r>
+              <w:rPr>
+                <w:b/>
+                <w:bCs/>
+                <w:u w:val="single"/>
+              </w:rPr>
+              <w:t>Retrospectiva del Sprint 4</w:t>
+            </w:r>
+          </w:p>
+          <w:p>
+            <w:pPr>
+              <w:rPr>
+                <w:b/>
+                <w:bCs/>
+                <w:u w:val="single"/>
+              </w:rPr>
+            </w:pPr>
+            <w:r>
+              <w:rPr>
+                <w:b/>
+                <w:bCs/>
+              </w:rPr>
+              <w:t>Problemas detectados:</w:t>
+            </w:r>
+          </w:p>
+          <w:p>
+            <w:pPr>
+              <w:numPr>
+                <w:ilvl w:val="0"/>
+                <w:numId w:val="23"/>
+              </w:numPr>
+              <w:rPr>
+                <w:b/>
+                <w:bCs/>
+              </w:rPr>
+            </w:pPr>
+            <w:r>
+              <w:rPr>
+                <w:b/>
+                <w:bCs/>
+              </w:rPr>
+              <w:t>Errores al integrar todos los minijuegos en un menú principal (host): nodos nulos, escenas que no cargaban, HUD que a veces no aparecía.</w:t>
+            </w:r>
+          </w:p>
+          <w:p>
+            <w:pPr>
+              <w:numPr>
+                <w:ilvl w:val="0"/>
+                <w:numId w:val="23"/>
+              </w:numPr>
+              <w:rPr>
+                <w:b/>
+                <w:bCs/>
+              </w:rPr>
+            </w:pPr>
+            <w:r>
+              <w:rPr>
+                <w:b/>
+                <w:bCs/>
+              </w:rPr>
+              <w:t>Problemas de orientación y rotación en Android, especialmente con juegos horizontales.</w:t>
+            </w:r>
+          </w:p>
+          <w:p>
+            <w:pPr>
+              <w:numPr>
+                <w:ilvl w:val="0"/>
+                <w:numId w:val="23"/>
+              </w:numPr>
+              <w:rPr>
+                <w:b/>
+                <w:bCs/>
+              </w:rPr>
+            </w:pPr>
+            <w:r>
+              <w:rPr>
+                <w:b/>
+                <w:bCs/>
+              </w:rPr>
+              <w:t>Fallos al exportar a APK, como plantillas faltantes, SDK incompleto y permisos no habilitados.</w:t>
+            </w:r>
+          </w:p>
+          <w:p>
+            <w:pPr>
+              <w:numPr>
+                <w:ilvl w:val="0"/>
+                <w:numId w:val="23"/>
+              </w:numPr>
+              <w:rPr>
+                <w:b/>
+                <w:bCs/>
+              </w:rPr>
+            </w:pPr>
+            <w:r>
+              <w:rPr>
+                <w:b/>
+                <w:bCs/>
+              </w:rPr>
+              <w:t xml:space="preserve">Superposición de </w:t>
+            </w:r>
+            <w:proofErr w:type="spellStart"/>
+            <w:r>
+              <w:rPr>
+                <w:b/>
+                <w:bCs/>
+              </w:rPr>
+              <w:t>hitboxes</w:t>
+            </w:r>
+            <w:proofErr w:type="spellEnd"/>
+            <w:r>
+              <w:rPr>
+                <w:b/>
+                <w:bCs/>
+              </w:rPr>
+              <w:t xml:space="preserve"> en la tienda, que provocaba clics en objetos ocultos.</w:t>
+            </w:r>
+          </w:p>
+          <w:p>
+            <w:pPr>
+              <w:rPr>
+                <w:b/>
+                <w:bCs/>
+              </w:rPr>
+            </w:pPr>
+            <w:r>
+              <w:rPr>
+                <w:b/>
+                <w:bCs/>
+              </w:rPr>
+              <w:t>Soluciones adoptadas:</w:t>
+            </w:r>
+          </w:p>
+          <w:p>
+            <w:pPr>
+              <w:numPr>
+                <w:ilvl w:val="0"/>
+                <w:numId w:val="24"/>
+              </w:numPr>
+              <w:rPr>
+                <w:b/>
+                <w:bCs/>
+              </w:rPr>
+            </w:pPr>
+            <w:r>
+              <w:rPr>
+                <w:b/>
+                <w:bCs/>
+              </w:rPr>
+              <w:t>Se estableció un host unificado con control absoluto de estados y visibilidad de UI.</w:t>
+            </w:r>
+          </w:p>
+          <w:p>
+            <w:pPr>
+              <w:numPr>
+                <w:ilvl w:val="0"/>
+                <w:numId w:val="24"/>
+              </w:numPr>
+              <w:rPr>
+                <w:b/>
+                <w:bCs/>
+              </w:rPr>
+            </w:pPr>
+            <w:r>
+              <w:rPr>
+                <w:b/>
+                <w:bCs/>
+              </w:rPr>
+              <w:t xml:space="preserve">Se configuró correctamente la orientación por sensores y se adaptaron los </w:t>
+            </w:r>
+            <w:proofErr w:type="spellStart"/>
+            <w:r>
+              <w:rPr>
+                <w:b/>
+                <w:bCs/>
+              </w:rPr>
+              <w:t>Viewports</w:t>
+            </w:r>
+            <w:proofErr w:type="spellEnd"/>
+            <w:r>
+              <w:rPr>
+                <w:b/>
+                <w:bCs/>
+              </w:rPr>
+              <w:t>.</w:t>
+            </w:r>
+          </w:p>
+          <w:p>
+            <w:pPr>
+              <w:numPr>
+                <w:ilvl w:val="0"/>
+                <w:numId w:val="24"/>
+              </w:numPr>
+              <w:rPr>
+                <w:b/>
+                <w:bCs/>
+              </w:rPr>
+            </w:pPr>
+            <w:r>
+              <w:rPr>
+                <w:b/>
+                <w:bCs/>
+              </w:rPr>
+              <w:t xml:space="preserve">Se reinstaló y configuró completamente el entorno Android (SDK, JDK, </w:t>
+            </w:r>
+            <w:proofErr w:type="spellStart"/>
+            <w:r>
+              <w:rPr>
+                <w:b/>
+                <w:bCs/>
+              </w:rPr>
+              <w:t>Templates</w:t>
+            </w:r>
+            <w:proofErr w:type="spellEnd"/>
+            <w:r>
+              <w:rPr>
+                <w:b/>
+                <w:bCs/>
+              </w:rPr>
+              <w:t xml:space="preserve">, </w:t>
+            </w:r>
+            <w:proofErr w:type="spellStart"/>
+            <w:r>
+              <w:rPr>
+                <w:b/>
+                <w:bCs/>
+              </w:rPr>
+              <w:t>Keystore</w:t>
+            </w:r>
+            <w:proofErr w:type="spellEnd"/>
+            <w:r>
+              <w:rPr>
+                <w:b/>
+                <w:bCs/>
+              </w:rPr>
+              <w:t>).</w:t>
+            </w:r>
+          </w:p>
+          <w:p>
+            <w:pPr>
+              <w:numPr>
+                <w:ilvl w:val="0"/>
+                <w:numId w:val="24"/>
+              </w:numPr>
+              <w:rPr>
+                <w:b/>
+                <w:bCs/>
+              </w:rPr>
+            </w:pPr>
+            <w:r>
+              <w:rPr>
+                <w:b/>
+                <w:bCs/>
+              </w:rPr>
+              <w:t>Se reorganizó el Z-</w:t>
+            </w:r>
+            <w:proofErr w:type="spellStart"/>
+            <w:r>
+              <w:rPr>
+                <w:b/>
+                <w:bCs/>
+              </w:rPr>
+              <w:t>index</w:t>
+            </w:r>
+            <w:proofErr w:type="spellEnd"/>
+            <w:r>
+              <w:rPr>
+                <w:b/>
+                <w:bCs/>
+              </w:rPr>
+              <w:t xml:space="preserve"> y </w:t>
+            </w:r>
+            <w:proofErr w:type="spellStart"/>
+            <w:r>
+              <w:rPr>
+                <w:b/>
+                <w:bCs/>
+              </w:rPr>
+              <w:t>mouse_filter</w:t>
+            </w:r>
+            <w:proofErr w:type="spellEnd"/>
+            <w:r>
+              <w:rPr>
+                <w:b/>
+                <w:bCs/>
+              </w:rPr>
+              <w:t xml:space="preserve"> de la tienda para evitar interferencias.</w:t>
+            </w:r>
+          </w:p>
+          <w:p>
+            <w:pPr>
+              <w:numPr>
+                <w:ilvl w:val="0"/>
+                <w:numId w:val="24"/>
+              </w:numPr>
+              <w:rPr>
+                <w:b/>
+                <w:bCs/>
+              </w:rPr>
+            </w:pPr>
+            <w:r>
+              <w:rPr>
+                <w:b/>
+                <w:bCs/>
+              </w:rPr>
+              <w:t>Se consolidó el último ciclo de pruebas funcionales con ajustes finales de rendimiento, UI y control táctil.</w:t>
+            </w:r>
+          </w:p>
+          <w:p>
+            <w:pPr>
+              <w:rPr>
+                <w:u w:val="single"/>
+              </w:rPr>
+            </w:pPr>
+          </w:p>
         </w:tc>
       </w:tr>
     </w:tbl>
@@ -14239,6 +15352,7 @@
       <w:bookmarkStart w:id="35" w:name="_heading=h.147n2zr" w:colFirst="0" w:colLast="0"/>
       <w:bookmarkEnd w:id="35"/>
       <w:r>
+        <w:lastRenderedPageBreak/>
         <w:t>Puntos de mejoras.</w:t>
       </w:r>
     </w:p>
@@ -14271,7 +15385,714 @@
           <w:tcPr>
             <w:tcW w:w="8828" w:type="dxa"/>
           </w:tcPr>
+          <w:p>
+            <w:pPr>
+              <w:rPr>
+                <w:b/>
+                <w:bCs/>
+              </w:rPr>
+            </w:pPr>
+            <w:r>
+              <w:rPr>
+                <w:b/>
+                <w:bCs/>
+              </w:rPr>
+              <w:t>1. Estandarización de arquitectura y scripts</w:t>
+            </w:r>
+          </w:p>
+          <w:p>
+            <w:r>
+              <w:t>Durante el desarrollo, cada minijuego se creó con su propia estructura de nodos y scripts. Esto complicó la integración posterior en el host general y provocó bugs como:</w:t>
+            </w:r>
+          </w:p>
+          <w:p>
+            <w:pPr>
+              <w:numPr>
+                <w:ilvl w:val="0"/>
+                <w:numId w:val="12"/>
+              </w:numPr>
+            </w:pPr>
+            <w:r>
+              <w:t>N</w:t>
+            </w:r>
+            <w:r>
+              <w:t>odos nulos (</w:t>
+            </w:r>
+            <w:proofErr w:type="spellStart"/>
+            <w:r>
+              <w:t>null</w:t>
+            </w:r>
+            <w:proofErr w:type="spellEnd"/>
+            <w:r>
+              <w:t xml:space="preserve"> </w:t>
+            </w:r>
+            <w:proofErr w:type="spellStart"/>
+            <w:r>
+              <w:t>instance</w:t>
+            </w:r>
+            <w:proofErr w:type="spellEnd"/>
+            <w:r>
+              <w:t>)</w:t>
+            </w:r>
+          </w:p>
+          <w:p>
+            <w:pPr>
+              <w:numPr>
+                <w:ilvl w:val="0"/>
+                <w:numId w:val="12"/>
+              </w:numPr>
+            </w:pPr>
+            <w:r>
+              <w:t>R</w:t>
+            </w:r>
+            <w:r>
+              <w:t>utas diferentes a las esperadas</w:t>
+            </w:r>
+          </w:p>
+          <w:p>
+            <w:pPr>
+              <w:numPr>
+                <w:ilvl w:val="0"/>
+                <w:numId w:val="12"/>
+              </w:numPr>
+            </w:pPr>
+            <w:r>
+              <w:t>S</w:t>
+            </w:r>
+            <w:r>
+              <w:t>eñales desconectadas</w:t>
+            </w:r>
+          </w:p>
+          <w:p>
+            <w:r>
+              <w:rPr>
+                <w:b/>
+                <w:bCs/>
+                <w:u w:val="single"/>
+              </w:rPr>
+              <w:t>Mejora:</w:t>
+            </w:r>
+            <w:r>
+              <w:t xml:space="preserve"> Definir desde el inicio un “</w:t>
+            </w:r>
+            <w:proofErr w:type="spellStart"/>
+            <w:r>
+              <w:t>template</w:t>
+            </w:r>
+            <w:proofErr w:type="spellEnd"/>
+            <w:r>
+              <w:t xml:space="preserve"> base” para minijuegos (nodos, capas, HUD, señales, convenciones de nombres).</w:t>
+            </w:r>
+          </w:p>
           <w:p/>
+          <w:p>
+            <w:pPr>
+              <w:rPr>
+                <w:b/>
+                <w:bCs/>
+              </w:rPr>
+            </w:pPr>
+            <w:r>
+              <w:rPr>
+                <w:b/>
+                <w:bCs/>
+              </w:rPr>
+              <w:t xml:space="preserve">2. </w:t>
+            </w:r>
+            <w:r>
+              <w:rPr>
+                <w:b/>
+                <w:bCs/>
+              </w:rPr>
+              <w:t>Planificación y documentación técnica inicial</w:t>
+            </w:r>
+          </w:p>
+          <w:p>
+            <w:r>
+              <w:lastRenderedPageBreak/>
+              <w:t>Al comienzo no existía:</w:t>
+            </w:r>
+          </w:p>
+          <w:p>
+            <w:pPr>
+              <w:numPr>
+                <w:ilvl w:val="0"/>
+                <w:numId w:val="12"/>
+              </w:numPr>
+            </w:pPr>
+            <w:r>
+              <w:t>D</w:t>
+            </w:r>
+            <w:r>
+              <w:t>ocumentación estructurada de nodos</w:t>
+            </w:r>
+          </w:p>
+          <w:p>
+            <w:pPr>
+              <w:numPr>
+                <w:ilvl w:val="0"/>
+                <w:numId w:val="12"/>
+              </w:numPr>
+            </w:pPr>
+            <w:r>
+              <w:t>E</w:t>
+            </w:r>
+            <w:r>
+              <w:t>stándares de scripts</w:t>
+            </w:r>
+          </w:p>
+          <w:p>
+            <w:pPr>
+              <w:numPr>
+                <w:ilvl w:val="0"/>
+                <w:numId w:val="12"/>
+              </w:numPr>
+            </w:pPr>
+            <w:r>
+              <w:t>F</w:t>
+            </w:r>
+            <w:r>
+              <w:t>lujos entre escenas</w:t>
+            </w:r>
+            <w:r>
+              <w:br/>
+              <w:t>Eso provocó más iteraciones de lo necesario.</w:t>
+            </w:r>
+          </w:p>
+          <w:p>
+            <w:r>
+              <w:rPr>
+                <w:b/>
+                <w:bCs/>
+                <w:u w:val="single"/>
+              </w:rPr>
+              <w:t>Mejora</w:t>
+            </w:r>
+            <w:r>
+              <w:rPr>
+                <w:b/>
+                <w:bCs/>
+              </w:rPr>
+              <w:t>:</w:t>
+            </w:r>
+            <w:r>
+              <w:t xml:space="preserve"> Iniciar con documentación mínima pero clara antes de programar.</w:t>
+            </w:r>
+          </w:p>
+          <w:p/>
+          <w:p>
+            <w:pPr>
+              <w:rPr>
+                <w:b/>
+                <w:bCs/>
+              </w:rPr>
+            </w:pPr>
+            <w:r>
+              <w:rPr>
+                <w:b/>
+                <w:bCs/>
+              </w:rPr>
+              <w:t xml:space="preserve">3. </w:t>
+            </w:r>
+            <w:r>
+              <w:rPr>
+                <w:b/>
+                <w:bCs/>
+              </w:rPr>
+              <w:t>Integración de sonido y colisiones</w:t>
+            </w:r>
+          </w:p>
+          <w:p>
+            <w:r>
+              <w:t>En varios minijuegos se detectaron:</w:t>
+            </w:r>
+          </w:p>
+          <w:p>
+            <w:pPr>
+              <w:numPr>
+                <w:ilvl w:val="0"/>
+                <w:numId w:val="12"/>
+              </w:numPr>
+            </w:pPr>
+            <w:r>
+              <w:t>S</w:t>
+            </w:r>
+            <w:r>
+              <w:t>onidos que no se reproducían</w:t>
+            </w:r>
+          </w:p>
+          <w:p>
+            <w:pPr>
+              <w:numPr>
+                <w:ilvl w:val="0"/>
+                <w:numId w:val="12"/>
+              </w:numPr>
+            </w:pPr>
+            <w:proofErr w:type="spellStart"/>
+            <w:r>
+              <w:t>H</w:t>
+            </w:r>
+            <w:r>
+              <w:t>itboxes</w:t>
+            </w:r>
+            <w:proofErr w:type="spellEnd"/>
+            <w:r>
+              <w:t xml:space="preserve"> superpuestas </w:t>
+            </w:r>
+          </w:p>
+          <w:p>
+            <w:pPr>
+              <w:numPr>
+                <w:ilvl w:val="0"/>
+                <w:numId w:val="12"/>
+              </w:numPr>
+            </w:pPr>
+            <w:r>
+              <w:t>N</w:t>
+            </w:r>
+            <w:r>
+              <w:t>odos que interferían entre sí</w:t>
+            </w:r>
+          </w:p>
+          <w:p>
+            <w:r>
+              <w:rPr>
+                <w:b/>
+                <w:bCs/>
+                <w:u w:val="single"/>
+              </w:rPr>
+              <w:t>Mejora</w:t>
+            </w:r>
+            <w:r>
+              <w:rPr>
+                <w:b/>
+                <w:bCs/>
+              </w:rPr>
+              <w:t>:</w:t>
+            </w:r>
+            <w:r>
+              <w:t xml:space="preserve"> Crear una guía clara de capas de colisión, máscaras y Z-</w:t>
+            </w:r>
+            <w:proofErr w:type="spellStart"/>
+            <w:r>
+              <w:t>index</w:t>
+            </w:r>
+            <w:proofErr w:type="spellEnd"/>
+            <w:r>
+              <w:t xml:space="preserve"> por tipo de elemento (UI / </w:t>
+            </w:r>
+            <w:proofErr w:type="spellStart"/>
+            <w:r>
+              <w:t>gameplay</w:t>
+            </w:r>
+            <w:proofErr w:type="spellEnd"/>
+            <w:r>
+              <w:t xml:space="preserve"> / decorativo).</w:t>
+            </w:r>
+          </w:p>
+          <w:p/>
+          <w:p>
+            <w:pPr>
+              <w:rPr>
+                <w:b/>
+                <w:bCs/>
+              </w:rPr>
+            </w:pPr>
+            <w:r>
+              <w:rPr>
+                <w:b/>
+                <w:bCs/>
+              </w:rPr>
+              <w:t xml:space="preserve">4. </w:t>
+            </w:r>
+            <w:r>
+              <w:rPr>
+                <w:b/>
+                <w:bCs/>
+              </w:rPr>
+              <w:t>Exportación a Android</w:t>
+            </w:r>
+          </w:p>
+          <w:p>
+            <w:r>
+              <w:t xml:space="preserve">Durante el proceso de exportación del proyecto </w:t>
+            </w:r>
+            <w:proofErr w:type="spellStart"/>
+            <w:r>
+              <w:t>Nyuron</w:t>
+            </w:r>
+            <w:proofErr w:type="spellEnd"/>
+            <w:r>
+              <w:t xml:space="preserve"> a dispositivos Android se presentaron varias dificultades que afectaron el despliegue correcto de la aplicación y su funcionamiento</w:t>
+            </w:r>
+            <w:r>
+              <w:t>.</w:t>
+            </w:r>
+          </w:p>
+          <w:p>
+            <w:pPr>
+              <w:rPr>
+                <w:b/>
+                <w:bCs/>
+                <w:u w:val="single"/>
+              </w:rPr>
+            </w:pPr>
+            <w:r>
+              <w:rPr>
+                <w:b/>
+                <w:bCs/>
+                <w:u w:val="single"/>
+              </w:rPr>
+              <w:t xml:space="preserve">Configuración de permisos del dispositivo </w:t>
+            </w:r>
+          </w:p>
+          <w:p>
+            <w:pPr>
+              <w:pStyle w:val="Prrafodelista"/>
+              <w:numPr>
+                <w:ilvl w:val="0"/>
+                <w:numId w:val="12"/>
+              </w:numPr>
+            </w:pPr>
+            <w:r>
+              <w:t>Al generar el APK, la aplicación no contaba inicialmente con los permisos necesarios para funcionar correctamente en Android</w:t>
+            </w:r>
+          </w:p>
+          <w:p>
+            <w:pPr>
+              <w:rPr>
+                <w:b/>
+                <w:bCs/>
+                <w:u w:val="single"/>
+              </w:rPr>
+            </w:pPr>
+            <w:r>
+              <w:rPr>
+                <w:b/>
+                <w:bCs/>
+                <w:u w:val="single"/>
+              </w:rPr>
+              <w:t>Problemas con la orientación mediante sensores</w:t>
+            </w:r>
+          </w:p>
+          <w:p>
+            <w:pPr>
+              <w:pStyle w:val="NormalWeb"/>
+              <w:numPr>
+                <w:ilvl w:val="0"/>
+                <w:numId w:val="12"/>
+              </w:numPr>
+              <w:rPr>
+                <w:rFonts w:asciiTheme="minorHAnsi" w:hAnsiTheme="minorHAnsi" w:cstheme="minorHAnsi"/>
+                <w:sz w:val="22"/>
+                <w:szCs w:val="22"/>
+              </w:rPr>
+            </w:pPr>
+            <w:r>
+              <w:rPr>
+                <w:rFonts w:asciiTheme="minorHAnsi" w:hAnsiTheme="minorHAnsi" w:cstheme="minorHAnsi"/>
+                <w:sz w:val="22"/>
+                <w:szCs w:val="22"/>
+              </w:rPr>
+              <w:t>A</w:t>
+            </w:r>
+            <w:r>
+              <w:rPr>
+                <w:rFonts w:asciiTheme="minorHAnsi" w:hAnsiTheme="minorHAnsi" w:cstheme="minorHAnsi"/>
+                <w:sz w:val="22"/>
+                <w:szCs w:val="22"/>
+              </w:rPr>
+              <w:t>lgunos dispositivos no rotaban correctamente;</w:t>
+            </w:r>
+          </w:p>
+          <w:p>
+            <w:pPr>
+              <w:pStyle w:val="NormalWeb"/>
+              <w:numPr>
+                <w:ilvl w:val="0"/>
+                <w:numId w:val="12"/>
+              </w:numPr>
+              <w:rPr>
+                <w:rFonts w:asciiTheme="minorHAnsi" w:hAnsiTheme="minorHAnsi" w:cstheme="minorHAnsi"/>
+                <w:sz w:val="22"/>
+                <w:szCs w:val="22"/>
+              </w:rPr>
+            </w:pPr>
+            <w:r>
+              <w:rPr>
+                <w:rFonts w:asciiTheme="minorHAnsi" w:hAnsiTheme="minorHAnsi" w:cstheme="minorHAnsi"/>
+                <w:sz w:val="22"/>
+                <w:szCs w:val="22"/>
+              </w:rPr>
+              <w:t>O</w:t>
+            </w:r>
+            <w:r>
+              <w:rPr>
+                <w:rFonts w:asciiTheme="minorHAnsi" w:hAnsiTheme="minorHAnsi" w:cstheme="minorHAnsi"/>
+                <w:sz w:val="22"/>
+                <w:szCs w:val="22"/>
+              </w:rPr>
+              <w:t>tros ignoraban la orientación definida en Godot;</w:t>
+            </w:r>
+          </w:p>
+          <w:p>
+            <w:pPr>
+              <w:pStyle w:val="NormalWeb"/>
+              <w:numPr>
+                <w:ilvl w:val="0"/>
+                <w:numId w:val="12"/>
+              </w:numPr>
+              <w:rPr>
+                <w:rFonts w:asciiTheme="minorHAnsi" w:hAnsiTheme="minorHAnsi" w:cstheme="minorHAnsi"/>
+                <w:sz w:val="22"/>
+                <w:szCs w:val="22"/>
+              </w:rPr>
+            </w:pPr>
+            <w:r>
+              <w:rPr>
+                <w:rFonts w:asciiTheme="minorHAnsi" w:hAnsiTheme="minorHAnsi" w:cstheme="minorHAnsi"/>
+                <w:sz w:val="22"/>
+                <w:szCs w:val="22"/>
+              </w:rPr>
+              <w:t>L</w:t>
+            </w:r>
+            <w:r>
+              <w:rPr>
+                <w:rFonts w:asciiTheme="minorHAnsi" w:hAnsiTheme="minorHAnsi" w:cstheme="minorHAnsi"/>
+                <w:sz w:val="22"/>
+                <w:szCs w:val="22"/>
+              </w:rPr>
+              <w:t xml:space="preserve">a configuración de “sensor </w:t>
+            </w:r>
+            <w:proofErr w:type="spellStart"/>
+            <w:r>
+              <w:rPr>
+                <w:rFonts w:asciiTheme="minorHAnsi" w:hAnsiTheme="minorHAnsi" w:cstheme="minorHAnsi"/>
+                <w:sz w:val="22"/>
+                <w:szCs w:val="22"/>
+              </w:rPr>
+              <w:t>landscape</w:t>
+            </w:r>
+            <w:proofErr w:type="spellEnd"/>
+            <w:r>
+              <w:rPr>
+                <w:rFonts w:asciiTheme="minorHAnsi" w:hAnsiTheme="minorHAnsi" w:cstheme="minorHAnsi"/>
+                <w:sz w:val="22"/>
+                <w:szCs w:val="22"/>
+              </w:rPr>
+              <w:t>” no se encontraba habilitada o no coincidía con la rotación manual usada en el código.</w:t>
+            </w:r>
+          </w:p>
+          <w:p>
+            <w:pPr>
+              <w:pStyle w:val="NormalWeb"/>
+              <w:rPr>
+                <w:rFonts w:asciiTheme="minorHAnsi" w:hAnsiTheme="minorHAnsi" w:cstheme="minorHAnsi"/>
+                <w:b/>
+                <w:bCs/>
+                <w:sz w:val="22"/>
+                <w:szCs w:val="22"/>
+                <w:u w:val="single"/>
+              </w:rPr>
+            </w:pPr>
+            <w:r>
+              <w:rPr>
+                <w:rFonts w:asciiTheme="minorHAnsi" w:hAnsiTheme="minorHAnsi" w:cstheme="minorHAnsi"/>
+                <w:b/>
+                <w:bCs/>
+                <w:sz w:val="22"/>
+                <w:szCs w:val="22"/>
+                <w:u w:val="single"/>
+              </w:rPr>
+              <w:t>Dificultades con la exportación de Godot a APK</w:t>
+            </w:r>
+          </w:p>
+          <w:p>
+            <w:pPr>
+              <w:pStyle w:val="NormalWeb"/>
+              <w:rPr>
+                <w:rFonts w:asciiTheme="minorHAnsi" w:hAnsiTheme="minorHAnsi" w:cstheme="minorHAnsi"/>
+                <w:sz w:val="22"/>
+                <w:szCs w:val="22"/>
+              </w:rPr>
+            </w:pPr>
+            <w:r>
+              <w:rPr>
+                <w:rFonts w:asciiTheme="minorHAnsi" w:hAnsiTheme="minorHAnsi" w:cstheme="minorHAnsi"/>
+                <w:sz w:val="22"/>
+                <w:szCs w:val="22"/>
+              </w:rPr>
+              <w:t>La exportación inicial presentó varios bloqueos, entre ellos:</w:t>
+            </w:r>
+          </w:p>
+          <w:p>
+            <w:pPr>
+              <w:pStyle w:val="NormalWeb"/>
+              <w:numPr>
+                <w:ilvl w:val="0"/>
+                <w:numId w:val="14"/>
+              </w:numPr>
+              <w:rPr>
+                <w:rFonts w:asciiTheme="minorHAnsi" w:hAnsiTheme="minorHAnsi" w:cstheme="minorHAnsi"/>
+                <w:sz w:val="22"/>
+                <w:szCs w:val="22"/>
+              </w:rPr>
+            </w:pPr>
+            <w:r>
+              <w:rPr>
+                <w:rFonts w:asciiTheme="minorHAnsi" w:hAnsiTheme="minorHAnsi" w:cstheme="minorHAnsi"/>
+                <w:sz w:val="22"/>
+                <w:szCs w:val="22"/>
+              </w:rPr>
+              <w:t>F</w:t>
+            </w:r>
+            <w:r>
+              <w:rPr>
+                <w:rFonts w:asciiTheme="minorHAnsi" w:hAnsiTheme="minorHAnsi" w:cstheme="minorHAnsi"/>
+                <w:sz w:val="22"/>
+                <w:szCs w:val="22"/>
+              </w:rPr>
+              <w:t>alta de plantillas (“</w:t>
+            </w:r>
+            <w:proofErr w:type="spellStart"/>
+            <w:r>
+              <w:rPr>
+                <w:rFonts w:asciiTheme="minorHAnsi" w:hAnsiTheme="minorHAnsi" w:cstheme="minorHAnsi"/>
+                <w:sz w:val="22"/>
+                <w:szCs w:val="22"/>
+              </w:rPr>
+              <w:t>export</w:t>
+            </w:r>
+            <w:proofErr w:type="spellEnd"/>
+            <w:r>
+              <w:rPr>
+                <w:rFonts w:asciiTheme="minorHAnsi" w:hAnsiTheme="minorHAnsi" w:cstheme="minorHAnsi"/>
+                <w:sz w:val="22"/>
+                <w:szCs w:val="22"/>
+              </w:rPr>
+              <w:t xml:space="preserve"> </w:t>
+            </w:r>
+            <w:proofErr w:type="spellStart"/>
+            <w:r>
+              <w:rPr>
+                <w:rFonts w:asciiTheme="minorHAnsi" w:hAnsiTheme="minorHAnsi" w:cstheme="minorHAnsi"/>
+                <w:sz w:val="22"/>
+                <w:szCs w:val="22"/>
+              </w:rPr>
+              <w:t>templates</w:t>
+            </w:r>
+            <w:proofErr w:type="spellEnd"/>
+            <w:r>
+              <w:rPr>
+                <w:rFonts w:asciiTheme="minorHAnsi" w:hAnsiTheme="minorHAnsi" w:cstheme="minorHAnsi"/>
+                <w:sz w:val="22"/>
+                <w:szCs w:val="22"/>
+              </w:rPr>
+              <w:t>”);</w:t>
+            </w:r>
+          </w:p>
+          <w:p>
+            <w:pPr>
+              <w:pStyle w:val="NormalWeb"/>
+              <w:numPr>
+                <w:ilvl w:val="0"/>
+                <w:numId w:val="14"/>
+              </w:numPr>
+              <w:rPr>
+                <w:rFonts w:asciiTheme="minorHAnsi" w:hAnsiTheme="minorHAnsi" w:cstheme="minorHAnsi"/>
+                <w:sz w:val="22"/>
+                <w:szCs w:val="22"/>
+              </w:rPr>
+            </w:pPr>
+            <w:r>
+              <w:rPr>
+                <w:rFonts w:asciiTheme="minorHAnsi" w:hAnsiTheme="minorHAnsi" w:cstheme="minorHAnsi"/>
+                <w:sz w:val="22"/>
+                <w:szCs w:val="22"/>
+              </w:rPr>
+              <w:t>SDK/Java/ADB mal instalados o desactualizados;</w:t>
+            </w:r>
+          </w:p>
+          <w:p>
+            <w:pPr>
+              <w:pStyle w:val="NormalWeb"/>
+              <w:numPr>
+                <w:ilvl w:val="0"/>
+                <w:numId w:val="14"/>
+              </w:numPr>
+              <w:rPr>
+                <w:rFonts w:asciiTheme="minorHAnsi" w:hAnsiTheme="minorHAnsi" w:cstheme="minorHAnsi"/>
+                <w:sz w:val="22"/>
+                <w:szCs w:val="22"/>
+              </w:rPr>
+            </w:pPr>
+            <w:r>
+              <w:rPr>
+                <w:rFonts w:asciiTheme="minorHAnsi" w:hAnsiTheme="minorHAnsi" w:cstheme="minorHAnsi"/>
+                <w:sz w:val="22"/>
+                <w:szCs w:val="22"/>
+              </w:rPr>
+              <w:t>I</w:t>
+            </w:r>
+            <w:r>
+              <w:rPr>
+                <w:rFonts w:asciiTheme="minorHAnsi" w:hAnsiTheme="minorHAnsi" w:cstheme="minorHAnsi"/>
+                <w:sz w:val="22"/>
+                <w:szCs w:val="22"/>
+              </w:rPr>
+              <w:t>ncompatibilidad entre las versiones de Godot, las plantillas y el entorno Android.</w:t>
+            </w:r>
+          </w:p>
+          <w:p>
+            <w:pPr>
+              <w:pStyle w:val="NormalWeb"/>
+              <w:rPr>
+                <w:rFonts w:asciiTheme="minorHAnsi" w:hAnsiTheme="minorHAnsi" w:cstheme="minorHAnsi"/>
+                <w:b/>
+                <w:bCs/>
+                <w:sz w:val="22"/>
+                <w:szCs w:val="22"/>
+                <w:u w:val="single"/>
+              </w:rPr>
+            </w:pPr>
+            <w:r>
+              <w:rPr>
+                <w:rFonts w:asciiTheme="minorHAnsi" w:hAnsiTheme="minorHAnsi" w:cstheme="minorHAnsi"/>
+                <w:b/>
+                <w:bCs/>
+                <w:sz w:val="22"/>
+                <w:szCs w:val="22"/>
+                <w:u w:val="single"/>
+              </w:rPr>
+              <w:t>Mejora</w:t>
+            </w:r>
+            <w:r>
+              <w:rPr>
+                <w:rFonts w:asciiTheme="minorHAnsi" w:hAnsiTheme="minorHAnsi" w:cstheme="minorHAnsi"/>
+                <w:sz w:val="22"/>
+                <w:szCs w:val="22"/>
+              </w:rPr>
+              <w:t xml:space="preserve">: Configurar correctamente todo el entorno de exportación desde etapas tempranas del proyecto (SDK, JDK, plantillas de exportación, </w:t>
+            </w:r>
+            <w:proofErr w:type="spellStart"/>
+            <w:r>
+              <w:rPr>
+                <w:rFonts w:asciiTheme="minorHAnsi" w:hAnsiTheme="minorHAnsi" w:cstheme="minorHAnsi"/>
+                <w:sz w:val="22"/>
+                <w:szCs w:val="22"/>
+              </w:rPr>
+              <w:t>keystore</w:t>
+            </w:r>
+            <w:proofErr w:type="spellEnd"/>
+            <w:r>
+              <w:rPr>
+                <w:rFonts w:asciiTheme="minorHAnsi" w:hAnsiTheme="minorHAnsi" w:cstheme="minorHAnsi"/>
+                <w:sz w:val="22"/>
+                <w:szCs w:val="22"/>
+              </w:rPr>
+              <w:t>) y verificar que las versiones sean compatibles. Además, documentar el proceso para evitar retrabajo futuro.</w:t>
+            </w:r>
+          </w:p>
         </w:tc>
       </w:tr>
     </w:tbl>
@@ -14282,6 +16103,7 @@
       <w:bookmarkStart w:id="36" w:name="_heading=h.3o7alnk" w:colFirst="0" w:colLast="0"/>
       <w:bookmarkEnd w:id="36"/>
       <w:r>
+        <w:lastRenderedPageBreak/>
         <w:t>Lecciones aprendidas.</w:t>
       </w:r>
     </w:p>
@@ -14314,7 +16136,267 @@
           <w:tcPr>
             <w:tcW w:w="8828" w:type="dxa"/>
           </w:tcPr>
+          <w:p>
+            <w:pPr>
+              <w:pStyle w:val="Prrafodelista"/>
+              <w:numPr>
+                <w:ilvl w:val="1"/>
+                <w:numId w:val="1"/>
+              </w:numPr>
+              <w:rPr>
+                <w:b/>
+                <w:bCs/>
+              </w:rPr>
+            </w:pPr>
+            <w:r>
+              <w:rPr>
+                <w:b/>
+                <w:bCs/>
+              </w:rPr>
+              <w:t>Consistencia en la estructura del código y nombres de variables</w:t>
+            </w:r>
+          </w:p>
+          <w:p>
+            <w:r>
+              <w:lastRenderedPageBreak/>
+              <w:t>En los variados minijuegos se observó</w:t>
+            </w:r>
+            <w:r>
+              <w:t>:</w:t>
+            </w:r>
+          </w:p>
+          <w:p>
+            <w:r>
+              <w:t xml:space="preserve">Durante el desarrollo de los distintos minijuegos se evidenció una falta de estandarización en el uso de nombres y formatos. Algunas variables estaban escritas en </w:t>
+            </w:r>
+            <w:proofErr w:type="spellStart"/>
+            <w:r>
+              <w:rPr>
+                <w:i/>
+                <w:iCs/>
+              </w:rPr>
+              <w:t>camelCase</w:t>
+            </w:r>
+            <w:proofErr w:type="spellEnd"/>
+            <w:r>
+              <w:t xml:space="preserve"> y otras en </w:t>
+            </w:r>
+            <w:proofErr w:type="spellStart"/>
+            <w:r>
+              <w:rPr>
+                <w:i/>
+                <w:iCs/>
+              </w:rPr>
+              <w:t>snake_case</w:t>
+            </w:r>
+            <w:proofErr w:type="spellEnd"/>
+            <w:r>
+              <w:t xml:space="preserve">. Del mismo modo, varios recursos —como </w:t>
+            </w:r>
+            <w:proofErr w:type="spellStart"/>
+            <w:r>
+              <w:t>sprites</w:t>
+            </w:r>
+            <w:proofErr w:type="spellEnd"/>
+            <w:r>
+              <w:t>, escenas y scripts— tenían nombres en inglés, mientras que otros estaban en español.</w:t>
+            </w:r>
+            <w:r>
+              <w:t xml:space="preserve"> </w:t>
+            </w:r>
+          </w:p>
           <w:p/>
+          <w:p>
+            <w:r>
+              <w:rPr>
+                <w:b/>
+                <w:bCs/>
+              </w:rPr>
+              <w:t>Lección aprendida:</w:t>
+            </w:r>
+            <w:r>
+              <w:br/>
+              <w:t>Mantener una convención única de nombres y estructura desde el inicio mejora la mantenibilidad del proyecto, evita confusiones al integrar módulos y facilita que cualquier miembro del equipo pueda trabajar sobre el código sin riesgos de romper referencias</w:t>
+            </w:r>
+            <w:r>
+              <w:t xml:space="preserve"> dejando todo de forma estructurada y ordenada</w:t>
+            </w:r>
+            <w:r>
+              <w:t>.</w:t>
+            </w:r>
+          </w:p>
+          <w:p/>
+          <w:p>
+            <w:pPr>
+              <w:pStyle w:val="Prrafodelista"/>
+              <w:numPr>
+                <w:ilvl w:val="1"/>
+                <w:numId w:val="1"/>
+              </w:numPr>
+              <w:rPr>
+                <w:b/>
+                <w:bCs/>
+              </w:rPr>
+            </w:pPr>
+            <w:r>
+              <w:rPr>
+                <w:b/>
+                <w:bCs/>
+              </w:rPr>
+              <w:t>Importancia de estandarizar la estructura de las escenas</w:t>
+            </w:r>
+          </w:p>
+          <w:p>
+            <w:r>
+              <w:t>Cada minijuego fue creado con estructuras de nodos diferentes: algunos usaban Node2D, otros Control, otros tenían HUD dentro de la escena, mientras que otros lo cargaban desde afuera</w:t>
+            </w:r>
+            <w:r>
+              <w:t xml:space="preserve">, </w:t>
+            </w:r>
+            <w:r>
+              <w:t>estas diferencias provocaron múltiples ajustes y correcciones adicionales.</w:t>
+            </w:r>
+          </w:p>
+          <w:p/>
+          <w:p>
+            <w:r>
+              <w:rPr>
+                <w:b/>
+                <w:bCs/>
+              </w:rPr>
+              <w:t>Lección aprendida:</w:t>
+            </w:r>
+            <w:r>
+              <w:br/>
+              <w:t>Definir una plantilla de escena base para todos los minijuegos evita inconsistencias, reduce bugs por rutas incorrectas y agiliza la integración final.</w:t>
+            </w:r>
+          </w:p>
+          <w:p/>
+          <w:p>
+            <w:pPr>
+              <w:pStyle w:val="Prrafodelista"/>
+              <w:numPr>
+                <w:ilvl w:val="1"/>
+                <w:numId w:val="1"/>
+              </w:numPr>
+              <w:rPr>
+                <w:b/>
+                <w:bCs/>
+              </w:rPr>
+            </w:pPr>
+            <w:r>
+              <w:rPr>
+                <w:b/>
+                <w:bCs/>
+              </w:rPr>
+              <w:t>Necesidad de documentar decisiones técnicas durante el desarrollo</w:t>
+            </w:r>
+          </w:p>
+          <w:p>
+            <w:r>
+              <w:t xml:space="preserve">Muchos cambios en nodos, rutas, señales y scripts no quedaron documentados, lo que generó confusión semanas después al retomar funcionalidades viejas o corregir bugs en escenas antiguas. Esto provocó retrabajo, sobre todo al integrar </w:t>
+            </w:r>
+            <w:proofErr w:type="spellStart"/>
+            <w:r>
+              <w:t>HUDs</w:t>
+            </w:r>
+            <w:proofErr w:type="spellEnd"/>
+            <w:r>
+              <w:t>, botones y lógica de menú.</w:t>
+            </w:r>
+          </w:p>
+          <w:p/>
+          <w:p>
+            <w:pPr>
+              <w:rPr>
+                <w:b/>
+                <w:bCs/>
+              </w:rPr>
+            </w:pPr>
+            <w:r>
+              <w:rPr>
+                <w:b/>
+                <w:bCs/>
+              </w:rPr>
+              <w:t>Lección aprendida:</w:t>
+            </w:r>
+          </w:p>
+          <w:p>
+            <w:r>
+              <w:t>Registrar brevemente cada decisión técnica clave (renombres, cambios en nodos, archivos eliminados o reemplazados) evita pérdida de contexto y reduce los tiempos de depuración.</w:t>
+            </w:r>
+          </w:p>
+          <w:p/>
+          <w:p>
+            <w:pPr>
+              <w:pStyle w:val="Prrafodelista"/>
+              <w:numPr>
+                <w:ilvl w:val="1"/>
+                <w:numId w:val="1"/>
+              </w:numPr>
+              <w:rPr>
+                <w:b/>
+                <w:bCs/>
+              </w:rPr>
+            </w:pPr>
+            <w:r>
+              <w:rPr>
+                <w:b/>
+                <w:bCs/>
+              </w:rPr>
+              <w:t>Pruebas tempranas y frecuentes en dispositivos Android</w:t>
+            </w:r>
+          </w:p>
+          <w:p>
+            <w:r>
+              <w:t xml:space="preserve">Se comprobó que varios elementos funcionaban perfectamente en </w:t>
+            </w:r>
+            <w:proofErr w:type="gramStart"/>
+            <w:r>
+              <w:t>PC</w:t>
+            </w:r>
+            <w:proofErr w:type="gramEnd"/>
+            <w:r>
+              <w:t xml:space="preserve"> pero fallaban en Android, como botones que no detectaban </w:t>
+            </w:r>
+            <w:proofErr w:type="spellStart"/>
+            <w:r>
+              <w:t>touch</w:t>
+            </w:r>
+            <w:proofErr w:type="spellEnd"/>
+            <w:r>
+              <w:t>, escalado incorrecto, inputs no registrados, UI movida y problemas de rendimiento en móviles de menor gama.</w:t>
+            </w:r>
+          </w:p>
+          <w:p/>
+          <w:p>
+            <w:pPr>
+              <w:rPr>
+                <w:b/>
+                <w:bCs/>
+              </w:rPr>
+            </w:pPr>
+            <w:r>
+              <w:rPr>
+                <w:b/>
+                <w:bCs/>
+              </w:rPr>
+              <w:t>Lección aprendida:</w:t>
+            </w:r>
+          </w:p>
+          <w:p>
+            <w:r>
+              <w:t>Probar desde temprano en un dispositivo Android ayuda a detectar problemas reales antes de que se vuelvan críticos y garantiza una experiencia consistente en la plataforma objetivo.</w:t>
+            </w:r>
+          </w:p>
+          <w:p>
+            <w:pPr>
+              <w:rPr>
+                <w:b/>
+                <w:bCs/>
+              </w:rPr>
+            </w:pPr>
+          </w:p>
         </w:tc>
       </w:tr>
     </w:tbl>
@@ -14325,6 +16407,7 @@
       <w:bookmarkStart w:id="37" w:name="_heading=h.23ckvvd" w:colFirst="0" w:colLast="0"/>
       <w:bookmarkEnd w:id="37"/>
       <w:r>
+        <w:lastRenderedPageBreak/>
         <w:t>Mockups</w:t>
       </w:r>
     </w:p>
@@ -14346,10 +16429,118 @@
       <w:bookmarkStart w:id="38" w:name="_heading=h.ihv636" w:colFirst="0" w:colLast="0"/>
       <w:bookmarkEnd w:id="38"/>
       <w:r>
+        <w:lastRenderedPageBreak/>
         <w:t>Condiciones de aceptación para cierre del proyecto</w:t>
       </w:r>
     </w:p>
-    <w:p/>
+    <w:p>
+      <w:pPr>
+        <w:pStyle w:val="Prrafodelista"/>
+        <w:numPr>
+          <w:ilvl w:val="0"/>
+          <w:numId w:val="25"/>
+        </w:numPr>
+      </w:pPr>
+      <w:r>
+        <w:t>Funcionamiento completo del videojuego</w:t>
+      </w:r>
+    </w:p>
+    <w:p>
+      <w:pPr>
+        <w:pStyle w:val="Prrafodelista"/>
+        <w:numPr>
+          <w:ilvl w:val="0"/>
+          <w:numId w:val="25"/>
+        </w:numPr>
+      </w:pPr>
+      <w:r>
+        <w:t>Funcionamiento estable en Android</w:t>
+      </w:r>
+    </w:p>
+    <w:p>
+      <w:pPr>
+        <w:pStyle w:val="Prrafodelista"/>
+        <w:numPr>
+          <w:ilvl w:val="0"/>
+          <w:numId w:val="25"/>
+        </w:numPr>
+      </w:pPr>
+      <w:r>
+        <w:t>Interfaz y usabilidad aprobadas</w:t>
+      </w:r>
+    </w:p>
+    <w:p>
+      <w:pPr>
+        <w:pStyle w:val="Prrafodelista"/>
+        <w:numPr>
+          <w:ilvl w:val="0"/>
+          <w:numId w:val="25"/>
+        </w:numPr>
+      </w:pPr>
+      <w:r>
+        <w:t>Tienda y personalización funcionando</w:t>
+      </w:r>
+    </w:p>
+    <w:p>
+      <w:pPr>
+        <w:pStyle w:val="Prrafodelista"/>
+        <w:numPr>
+          <w:ilvl w:val="0"/>
+          <w:numId w:val="25"/>
+        </w:numPr>
+      </w:pPr>
+      <w:r>
+        <w:t>Sistema de persistencia operativo</w:t>
+      </w:r>
+    </w:p>
+    <w:p>
+      <w:pPr>
+        <w:pStyle w:val="Prrafodelista"/>
+        <w:numPr>
+          <w:ilvl w:val="0"/>
+          <w:numId w:val="25"/>
+        </w:numPr>
+      </w:pPr>
+      <w:r>
+        <w:t>Corrección de errores críticos</w:t>
+      </w:r>
+    </w:p>
+    <w:p>
+      <w:pPr>
+        <w:pStyle w:val="Prrafodelista"/>
+        <w:numPr>
+          <w:ilvl w:val="0"/>
+          <w:numId w:val="25"/>
+        </w:numPr>
+      </w:pPr>
+      <w:r>
+        <w:t>Revisión del Backlog y épicas completadas</w:t>
+      </w:r>
+    </w:p>
+    <w:p>
+      <w:pPr>
+        <w:pStyle w:val="Prrafodelista"/>
+        <w:numPr>
+          <w:ilvl w:val="0"/>
+          <w:numId w:val="25"/>
+        </w:numPr>
+      </w:pPr>
+      <w:r>
+        <w:t>Documentación final entregada</w:t>
+      </w:r>
+    </w:p>
+    <w:p>
+      <w:pPr>
+        <w:pStyle w:val="Prrafodelista"/>
+        <w:numPr>
+          <w:ilvl w:val="0"/>
+          <w:numId w:val="25"/>
+        </w:numPr>
+      </w:pPr>
+      <w:r>
+        <w:t>Presentación del proyecto</w:t>
+      </w:r>
+    </w:p>
     <w:p>
       <w:pPr>
         <w:rPr>
@@ -14371,11 +16562,136 @@
         <w:t>Anexos</w:t>
       </w:r>
     </w:p>
-    <w:p/>
-    <w:p/>
-    <w:p/>
-    <w:p/>
-    <w:p/>
+    <w:p>
+      <w:pPr>
+        <w:rPr>
+          <w:b/>
+          <w:bCs/>
+        </w:rPr>
+      </w:pPr>
+      <w:r>
+        <w:rPr>
+          <w:b/>
+          <w:bCs/>
+        </w:rPr>
+        <w:t>Anexo 1 – Documento de Épicas e Historias de Usuario</w:t>
+      </w:r>
+    </w:p>
+    <w:p>
+      <w:r>
+        <w:t>Incluye la definición de épicas, historias priorizadas y criterios de aceptación utilizados durante el desarrollo bajo metodología Scrum.</w:t>
+      </w:r>
+    </w:p>
+    <w:p>
+      <w:pPr>
+        <w:rPr>
+          <w:b/>
+          <w:bCs/>
+        </w:rPr>
+      </w:pPr>
+      <w:r>
+        <w:rPr>
+          <w:b/>
+          <w:bCs/>
+        </w:rPr>
+        <w:t>Anexo 2 – Backlog del Proyecto</w:t>
+      </w:r>
+    </w:p>
+    <w:p>
+      <w:r>
+        <w:t>Registro completo de tareas por sprint, prioridades, estimaciones y estados finales.</w:t>
+      </w:r>
+    </w:p>
+    <w:p>
+      <w:pPr>
+        <w:rPr>
+          <w:b/>
+          <w:bCs/>
+        </w:rPr>
+      </w:pPr>
+      <w:r>
+        <w:rPr>
+          <w:b/>
+          <w:bCs/>
+        </w:rPr>
+        <w:t>Anexo 3 – Arte y Recursos Visuales</w:t>
+      </w:r>
+    </w:p>
+    <w:p>
+      <w:pPr>
+        <w:rPr>
+          <w:b/>
+          <w:bCs/>
+        </w:rPr>
+      </w:pPr>
+      <w:r>
+        <w:rPr>
+          <w:b/>
+          <w:bCs/>
+        </w:rPr>
+        <w:t>Anexo 4 – Evidencias del Desarrollo de Minijuegos</w:t>
+      </w:r>
+    </w:p>
+    <w:p>
+      <w:pPr>
+        <w:rPr>
+          <w:b/>
+          <w:bCs/>
+        </w:rPr>
+      </w:pPr>
+      <w:r>
+        <w:rPr>
+          <w:b/>
+          <w:bCs/>
+        </w:rPr>
+        <w:t>Anexo 5 – Pruebas Funcionales y Resultados</w:t>
+      </w:r>
+    </w:p>
+    <w:p>
+      <w:pPr>
+        <w:rPr>
+          <w:b/>
+          <w:bCs/>
+        </w:rPr>
+      </w:pPr>
+      <w:r>
+        <w:rPr>
+          <w:b/>
+          <w:bCs/>
+        </w:rPr>
+        <w:t>Anexo 6 – Integración y Flujo de Navegación</w:t>
+      </w:r>
+    </w:p>
+    <w:p>
+      <w:pPr>
+        <w:rPr>
+          <w:b/>
+          <w:bCs/>
+        </w:rPr>
+      </w:pPr>
+      <w:r>
+        <w:rPr>
+          <w:b/>
+          <w:bCs/>
+        </w:rPr>
+        <w:t>Anexo 7 – Exportación a Android</w:t>
+      </w:r>
+    </w:p>
+    <w:p>
+      <w:pPr>
+        <w:rPr>
+          <w:b/>
+          <w:bCs/>
+        </w:rPr>
+      </w:pPr>
+      <w:r>
+        <w:rPr>
+          <w:b/>
+          <w:bCs/>
+        </w:rPr>
+        <w:t>Anexo 8 – Presentación Final (PPT)</w:t>
+      </w:r>
+    </w:p>
     <w:p>
       <w:pPr>
         <w:pStyle w:val="Ttulo2"/>
@@ -14598,235 +16914,98 @@
 <file path=word/numbering.xml><?xml version="1.0" encoding="utf-8"?>
 <w:numbering xmlns:wpc="http://schemas.microsoft.com/office/word/2010/wordprocessingCanvas" xmlns:cx="http://schemas.microsoft.com/office/drawing/2014/chartex" xmlns:cx1="http://schemas.microsoft.com/office/drawing/2015/9/8/chartex" xmlns:cx2="http://schemas.microsoft.com/office/drawing/2015/10/21/chartex" xmlns:cx3="http://schemas.microsoft.com/office/drawing/2016/5/9/chartex" xmlns:cx4="http://schemas.microsoft.com/office/drawing/2016/5/10/chartex" xmlns:cx5="http://schemas.microsoft.com/office/drawing/2016/5/11/chartex" xmlns:cx6="http://schemas.microsoft.com/office/drawing/2016/5/12/chartex" xmlns:cx7="http://schemas.microsoft.com/office/drawing/2016/5/13/chartex" xmlns:cx8="http://schemas.microsoft.com/office/drawing/2016/5/14/chartex" xmlns:mc="http://schemas.openxmlformats.org/markup-compatibility/2006" xmlns:aink="http://schemas.microsoft.com/office/drawing/2016/ink" xmlns:am3d="http://schemas.microsoft.com/office/drawing/2017/model3d" xmlns:o="urn:schemas-microsoft-com:office:office" xmlns:oel="http://schemas.microsoft.com/office/2019/extlst" xmlns:r="http://schemas.openxmlformats.org/officeDocument/2006/relationships" xmlns:m="http://schemas.openxmlformats.org/officeDocument/2006/math" xmlns:v="urn:schemas-microsoft-com:vml" xmlns:wp14="http://schemas.microsoft.com/office/word/2010/wordprocessingDrawing" xmlns:wp="http://schemas.openxmlformats.org/drawingml/2006/wordprocessingDrawing" xmlns:w10="urn:schemas-microsoft-com:office:word" xmlns:w="http://schemas.openxmlformats.org/wordprocessingml/2006/main" xmlns:w14="http://schemas.microsoft.com/office/word/2010/wordml" xmlns:w15="http://schemas.microsoft.com/office/word/2012/wordml" xmlns:w16cex="http://schemas.microsoft.com/office/word/2018/wordml/cex" xmlns:w16cid="http://schemas.microsoft.com/office/word/2016/wordml/cid" xmlns:w16="http://schemas.microsoft.com/office/word/2018/wordml" xmlns:w16du="http://schemas.microsoft.com/office/word/2023/wordml/word16du" xmlns:w16sdtdh="http://schemas.microsoft.com/office/word/2020/wordml/sdtdatahash" xmlns:w16sdtfl="http://schemas.microsoft.com/office/word/2024/wordml/sdtformatlock" xmlns:w16se="http://schemas.microsoft.com/office/word/2015/wordml/symex" xmlns:wpg="http://schemas.microsoft.com/office/word/2010/wordprocessingGroup" xmlns:wpi="http://schemas.microsoft.com/office/word/2010/wordprocessingInk" xmlns:wne="http://schemas.microsoft.com/office/word/2006/wordml" xmlns:wps="http://schemas.microsoft.com/office/word/2010/wordprocessingShape" mc:Ignorable="w14 w15 w16se w16cid w16 w16cex w16sdtdh w16sdtfl w16du wp14">
   <w:abstractNum w:abstractNumId="0" w15:restartNumberingAfterBreak="0">
-    <w:nsid w:val="27E833F8"/>
+    <w:nsid w:val="04A97561"/>
     <w:multiLevelType w:val="hybridMultilevel"/>
-    <w:tmpl w:val="F0C6676E"/>
-    <w:lvl w:ilvl="0" w:tplc="0C0A0001">
-      <w:start w:val="1"/>
-      <w:numFmt w:val="bullet"/>
-      <w:lvlText w:val=""/>
-      <w:lvlJc w:val="left"/>
-      <w:pPr>
-        <w:ind w:left="720" w:hanging="360"/>
-      </w:pPr>
-      <w:rPr>
-        <w:rFonts w:ascii="Symbol" w:hAnsi="Symbol" w:hint="default"/>
-      </w:rPr>
-    </w:lvl>
-    <w:lvl w:ilvl="1" w:tplc="0C0A0003" w:tentative="1">
-      <w:start w:val="1"/>
-      <w:numFmt w:val="bullet"/>
-      <w:lvlText w:val="o"/>
-      <w:lvlJc w:val="left"/>
-      <w:pPr>
-        <w:ind w:left="1440" w:hanging="360"/>
-      </w:pPr>
-      <w:rPr>
-        <w:rFonts w:ascii="Courier New" w:hAnsi="Courier New" w:cs="Courier New" w:hint="default"/>
-      </w:rPr>
-    </w:lvl>
-    <w:lvl w:ilvl="2" w:tplc="0C0A0005" w:tentative="1">
-      <w:start w:val="1"/>
-      <w:numFmt w:val="bullet"/>
-      <w:lvlText w:val=""/>
-      <w:lvlJc w:val="left"/>
-      <w:pPr>
-        <w:ind w:left="2160" w:hanging="360"/>
-      </w:pPr>
-      <w:rPr>
-        <w:rFonts w:ascii="Wingdings" w:hAnsi="Wingdings" w:hint="default"/>
-      </w:rPr>
-    </w:lvl>
-    <w:lvl w:ilvl="3" w:tplc="0C0A0001" w:tentative="1">
-      <w:start w:val="1"/>
-      <w:numFmt w:val="bullet"/>
-      <w:lvlText w:val=""/>
-      <w:lvlJc w:val="left"/>
-      <w:pPr>
-        <w:ind w:left="2880" w:hanging="360"/>
-      </w:pPr>
-      <w:rPr>
-        <w:rFonts w:ascii="Symbol" w:hAnsi="Symbol" w:hint="default"/>
-      </w:rPr>
-    </w:lvl>
-    <w:lvl w:ilvl="4" w:tplc="0C0A0003" w:tentative="1">
-      <w:start w:val="1"/>
-      <w:numFmt w:val="bullet"/>
-      <w:lvlText w:val="o"/>
-      <w:lvlJc w:val="left"/>
-      <w:pPr>
-        <w:ind w:left="3600" w:hanging="360"/>
-      </w:pPr>
-      <w:rPr>
-        <w:rFonts w:ascii="Courier New" w:hAnsi="Courier New" w:cs="Courier New" w:hint="default"/>
-      </w:rPr>
-    </w:lvl>
-    <w:lvl w:ilvl="5" w:tplc="0C0A0005" w:tentative="1">
-      <w:start w:val="1"/>
-      <w:numFmt w:val="bullet"/>
-      <w:lvlText w:val=""/>
-      <w:lvlJc w:val="left"/>
-      <w:pPr>
-        <w:ind w:left="4320" w:hanging="360"/>
-      </w:pPr>
-      <w:rPr>
-        <w:rFonts w:ascii="Wingdings" w:hAnsi="Wingdings" w:hint="default"/>
-      </w:rPr>
-    </w:lvl>
-    <w:lvl w:ilvl="6" w:tplc="0C0A0001" w:tentative="1">
-      <w:start w:val="1"/>
-      <w:numFmt w:val="bullet"/>
-      <w:lvlText w:val=""/>
-      <w:lvlJc w:val="left"/>
-      <w:pPr>
-        <w:ind w:left="5040" w:hanging="360"/>
-      </w:pPr>
-      <w:rPr>
-        <w:rFonts w:ascii="Symbol" w:hAnsi="Symbol" w:hint="default"/>
-      </w:rPr>
-    </w:lvl>
-    <w:lvl w:ilvl="7" w:tplc="0C0A0003" w:tentative="1">
-      <w:start w:val="1"/>
-      <w:numFmt w:val="bullet"/>
-      <w:lvlText w:val="o"/>
-      <w:lvlJc w:val="left"/>
-      <w:pPr>
-        <w:ind w:left="5760" w:hanging="360"/>
-      </w:pPr>
-      <w:rPr>
-        <w:rFonts w:ascii="Courier New" w:hAnsi="Courier New" w:cs="Courier New" w:hint="default"/>
-      </w:rPr>
-    </w:lvl>
-    <w:lvl w:ilvl="8" w:tplc="0C0A0005" w:tentative="1">
-      <w:start w:val="1"/>
-      <w:numFmt w:val="bullet"/>
-      <w:lvlText w:val=""/>
-      <w:lvlJc w:val="left"/>
-      <w:pPr>
-        <w:ind w:left="6480" w:hanging="360"/>
-      </w:pPr>
-      <w:rPr>
-        <w:rFonts w:ascii="Wingdings" w:hAnsi="Wingdings" w:hint="default"/>
-      </w:rPr>
-    </w:lvl>
-  </w:abstractNum>
-  <w:abstractNum w:abstractNumId="1" w15:restartNumberingAfterBreak="0">
-    <w:nsid w:val="3D19197C"/>
-    <w:multiLevelType w:val="multilevel"/>
-    <w:tmpl w:val="DB32C17E"/>
-    <w:lvl w:ilvl="0">
+    <w:tmpl w:val="1D3A8D5A"/>
+    <w:lvl w:ilvl="0" w:tplc="340A000F">
       <w:start w:val="1"/>
       <w:numFmt w:val="decimal"/>
       <w:lvlText w:val="%1."/>
       <w:lvlJc w:val="left"/>
       <w:pPr>
-        <w:tabs>
-          <w:tab w:val="num" w:pos="720"/>
-        </w:tabs>
         <w:ind w:left="720" w:hanging="360"/>
       </w:pPr>
+      <w:rPr>
+        <w:rFonts w:hint="default"/>
+      </w:rPr>
     </w:lvl>
-    <w:lvl w:ilvl="1" w:tentative="1">
+    <w:lvl w:ilvl="1" w:tplc="340A0019" w:tentative="1">
       <w:start w:val="1"/>
-      <w:numFmt w:val="decimal"/>
+      <w:numFmt w:val="lowerLetter"/>
       <w:lvlText w:val="%2."/>
       <w:lvlJc w:val="left"/>
       <w:pPr>
-        <w:tabs>
-          <w:tab w:val="num" w:pos="1440"/>
-        </w:tabs>
         <w:ind w:left="1440" w:hanging="360"/>
       </w:pPr>
     </w:lvl>
-    <w:lvl w:ilvl="2" w:tentative="1">
+    <w:lvl w:ilvl="2" w:tplc="340A001B" w:tentative="1">
       <w:start w:val="1"/>
-      <w:numFmt w:val="decimal"/>
+      <w:numFmt w:val="lowerRoman"/>
       <w:lvlText w:val="%3."/>
-      <w:lvlJc w:val="left"/>
-      <w:pPr>
-        <w:tabs>
-          <w:tab w:val="num" w:pos="2160"/>
-        </w:tabs>
-        <w:ind w:left="2160" w:hanging="360"/>
+      <w:lvlJc w:val="right"/>
+      <w:pPr>
+        <w:ind w:left="2160" w:hanging="180"/>
       </w:pPr>
     </w:lvl>
-    <w:lvl w:ilvl="3" w:tentative="1">
+    <w:lvl w:ilvl="3" w:tplc="340A000F" w:tentative="1">
       <w:start w:val="1"/>
       <w:numFmt w:val="decimal"/>
       <w:lvlText w:val="%4."/>
       <w:lvlJc w:val="left"/>
       <w:pPr>
-        <w:tabs>
-          <w:tab w:val="num" w:pos="2880"/>
-        </w:tabs>
         <w:ind w:left="2880" w:hanging="360"/>
       </w:pPr>
     </w:lvl>
-    <w:lvl w:ilvl="4" w:tentative="1">
+    <w:lvl w:ilvl="4" w:tplc="340A0019" w:tentative="1">
       <w:start w:val="1"/>
-      <w:numFmt w:val="decimal"/>
+      <w:numFmt w:val="lowerLetter"/>
       <w:lvlText w:val="%5."/>
       <w:lvlJc w:val="left"/>
       <w:pPr>
-        <w:tabs>
-          <w:tab w:val="num" w:pos="3600"/>
-        </w:tabs>
         <w:ind w:left="3600" w:hanging="360"/>
       </w:pPr>
     </w:lvl>
-    <w:lvl w:ilvl="5" w:tentative="1">
+    <w:lvl w:ilvl="5" w:tplc="340A001B" w:tentative="1">
       <w:start w:val="1"/>
-      <w:numFmt w:val="decimal"/>
+      <w:numFmt w:val="lowerRoman"/>
       <w:lvlText w:val="%6."/>
-      <w:lvlJc w:val="left"/>
-      <w:pPr>
-        <w:tabs>
-          <w:tab w:val="num" w:pos="4320"/>
-        </w:tabs>
-        <w:ind w:left="4320" w:hanging="360"/>
+      <w:lvlJc w:val="right"/>
+      <w:pPr>
+        <w:ind w:left="4320" w:hanging="180"/>
       </w:pPr>
     </w:lvl>
-    <w:lvl w:ilvl="6" w:tentative="1">
+    <w:lvl w:ilvl="6" w:tplc="340A000F" w:tentative="1">
       <w:start w:val="1"/>
       <w:numFmt w:val="decimal"/>
       <w:lvlText w:val="%7."/>
       <w:lvlJc w:val="left"/>
       <w:pPr>
-        <w:tabs>
-          <w:tab w:val="num" w:pos="5040"/>
-        </w:tabs>
         <w:ind w:left="5040" w:hanging="360"/>
       </w:pPr>
     </w:lvl>
-    <w:lvl w:ilvl="7" w:tentative="1">
+    <w:lvl w:ilvl="7" w:tplc="340A0019" w:tentative="1">
       <w:start w:val="1"/>
-      <w:numFmt w:val="decimal"/>
+      <w:numFmt w:val="lowerLetter"/>
       <w:lvlText w:val="%8."/>
       <w:lvlJc w:val="left"/>
       <w:pPr>
-        <w:tabs>
-          <w:tab w:val="num" w:pos="5760"/>
-        </w:tabs>
         <w:ind w:left="5760" w:hanging="360"/>
       </w:pPr>
     </w:lvl>
-    <w:lvl w:ilvl="8" w:tentative="1">
+    <w:lvl w:ilvl="8" w:tplc="340A001B" w:tentative="1">
       <w:start w:val="1"/>
-      <w:numFmt w:val="decimal"/>
+      <w:numFmt w:val="lowerRoman"/>
       <w:lvlText w:val="%9."/>
-      <w:lvlJc w:val="left"/>
-      <w:pPr>
-        <w:tabs>
-          <w:tab w:val="num" w:pos="6480"/>
-        </w:tabs>
-        <w:ind w:left="6480" w:hanging="360"/>
+      <w:lvlJc w:val="right"/>
+      <w:pPr>
+        <w:ind w:left="6480" w:hanging="180"/>
       </w:pPr>
     </w:lvl>
   </w:abstractNum>
-  <w:abstractNum w:abstractNumId="2" w15:restartNumberingAfterBreak="0">
-    <w:nsid w:val="4EA25591"/>
+  <w:abstractNum w:abstractNumId="1" w15:restartNumberingAfterBreak="0">
+    <w:nsid w:val="116D40EB"/>
     <w:multiLevelType w:val="multilevel"/>
-    <w:tmpl w:val="E3388E80"/>
+    <w:tmpl w:val="834678B4"/>
     <w:lvl w:ilvl="0">
       <w:start w:val="1"/>
       <w:numFmt w:val="bullet"/>
@@ -14972,10 +17151,453 @@
       </w:rPr>
     </w:lvl>
   </w:abstractNum>
+  <w:abstractNum w:abstractNumId="2" w15:restartNumberingAfterBreak="0">
+    <w:nsid w:val="13CF0EA1"/>
+    <w:multiLevelType w:val="multilevel"/>
+    <w:tmpl w:val="E9B090E6"/>
+    <w:lvl w:ilvl="0">
+      <w:start w:val="1"/>
+      <w:numFmt w:val="bullet"/>
+      <w:lvlText w:val=""/>
+      <w:lvlJc w:val="left"/>
+      <w:pPr>
+        <w:tabs>
+          <w:tab w:val="num" w:pos="720"/>
+        </w:tabs>
+        <w:ind w:left="720" w:hanging="360"/>
+      </w:pPr>
+      <w:rPr>
+        <w:rFonts w:ascii="Symbol" w:hAnsi="Symbol" w:hint="default"/>
+        <w:sz w:val="20"/>
+      </w:rPr>
+    </w:lvl>
+    <w:lvl w:ilvl="1">
+      <w:start w:val="1"/>
+      <w:numFmt w:val="bullet"/>
+      <w:lvlText w:val="o"/>
+      <w:lvlJc w:val="left"/>
+      <w:pPr>
+        <w:tabs>
+          <w:tab w:val="num" w:pos="1440"/>
+        </w:tabs>
+        <w:ind w:left="1440" w:hanging="360"/>
+      </w:pPr>
+      <w:rPr>
+        <w:rFonts w:ascii="Courier New" w:hAnsi="Courier New" w:cs="Times New Roman" w:hint="default"/>
+        <w:sz w:val="20"/>
+      </w:rPr>
+    </w:lvl>
+    <w:lvl w:ilvl="2">
+      <w:start w:val="1"/>
+      <w:numFmt w:val="bullet"/>
+      <w:lvlText w:val=""/>
+      <w:lvlJc w:val="left"/>
+      <w:pPr>
+        <w:tabs>
+          <w:tab w:val="num" w:pos="2160"/>
+        </w:tabs>
+        <w:ind w:left="2160" w:hanging="360"/>
+      </w:pPr>
+      <w:rPr>
+        <w:rFonts w:ascii="Wingdings" w:hAnsi="Wingdings" w:hint="default"/>
+        <w:sz w:val="20"/>
+      </w:rPr>
+    </w:lvl>
+    <w:lvl w:ilvl="3">
+      <w:start w:val="1"/>
+      <w:numFmt w:val="bullet"/>
+      <w:lvlText w:val=""/>
+      <w:lvlJc w:val="left"/>
+      <w:pPr>
+        <w:tabs>
+          <w:tab w:val="num" w:pos="2880"/>
+        </w:tabs>
+        <w:ind w:left="2880" w:hanging="360"/>
+      </w:pPr>
+      <w:rPr>
+        <w:rFonts w:ascii="Wingdings" w:hAnsi="Wingdings" w:hint="default"/>
+        <w:sz w:val="20"/>
+      </w:rPr>
+    </w:lvl>
+    <w:lvl w:ilvl="4">
+      <w:start w:val="1"/>
+      <w:numFmt w:val="bullet"/>
+      <w:lvlText w:val=""/>
+      <w:lvlJc w:val="left"/>
+      <w:pPr>
+        <w:tabs>
+          <w:tab w:val="num" w:pos="3600"/>
+        </w:tabs>
+        <w:ind w:left="3600" w:hanging="360"/>
+      </w:pPr>
+      <w:rPr>
+        <w:rFonts w:ascii="Wingdings" w:hAnsi="Wingdings" w:hint="default"/>
+        <w:sz w:val="20"/>
+      </w:rPr>
+    </w:lvl>
+    <w:lvl w:ilvl="5">
+      <w:start w:val="1"/>
+      <w:numFmt w:val="bullet"/>
+      <w:lvlText w:val=""/>
+      <w:lvlJc w:val="left"/>
+      <w:pPr>
+        <w:tabs>
+          <w:tab w:val="num" w:pos="4320"/>
+        </w:tabs>
+        <w:ind w:left="4320" w:hanging="360"/>
+      </w:pPr>
+      <w:rPr>
+        <w:rFonts w:ascii="Wingdings" w:hAnsi="Wingdings" w:hint="default"/>
+        <w:sz w:val="20"/>
+      </w:rPr>
+    </w:lvl>
+    <w:lvl w:ilvl="6">
+      <w:start w:val="1"/>
+      <w:numFmt w:val="bullet"/>
+      <w:lvlText w:val=""/>
+      <w:lvlJc w:val="left"/>
+      <w:pPr>
+        <w:tabs>
+          <w:tab w:val="num" w:pos="5040"/>
+        </w:tabs>
+        <w:ind w:left="5040" w:hanging="360"/>
+      </w:pPr>
+      <w:rPr>
+        <w:rFonts w:ascii="Wingdings" w:hAnsi="Wingdings" w:hint="default"/>
+        <w:sz w:val="20"/>
+      </w:rPr>
+    </w:lvl>
+    <w:lvl w:ilvl="7">
+      <w:start w:val="1"/>
+      <w:numFmt w:val="bullet"/>
+      <w:lvlText w:val=""/>
+      <w:lvlJc w:val="left"/>
+      <w:pPr>
+        <w:tabs>
+          <w:tab w:val="num" w:pos="5760"/>
+        </w:tabs>
+        <w:ind w:left="5760" w:hanging="360"/>
+      </w:pPr>
+      <w:rPr>
+        <w:rFonts w:ascii="Wingdings" w:hAnsi="Wingdings" w:hint="default"/>
+        <w:sz w:val="20"/>
+      </w:rPr>
+    </w:lvl>
+    <w:lvl w:ilvl="8">
+      <w:start w:val="1"/>
+      <w:numFmt w:val="bullet"/>
+      <w:lvlText w:val=""/>
+      <w:lvlJc w:val="left"/>
+      <w:pPr>
+        <w:tabs>
+          <w:tab w:val="num" w:pos="6480"/>
+        </w:tabs>
+        <w:ind w:left="6480" w:hanging="360"/>
+      </w:pPr>
+      <w:rPr>
+        <w:rFonts w:ascii="Wingdings" w:hAnsi="Wingdings" w:hint="default"/>
+        <w:sz w:val="20"/>
+      </w:rPr>
+    </w:lvl>
+  </w:abstractNum>
   <w:abstractNum w:abstractNumId="3" w15:restartNumberingAfterBreak="0">
-    <w:nsid w:val="7F5004AF"/>
+    <w:nsid w:val="16C83CB6"/>
     <w:multiLevelType w:val="multilevel"/>
-    <w:tmpl w:val="DA1606DC"/>
+    <w:tmpl w:val="C4E8882E"/>
+    <w:lvl w:ilvl="0">
+      <w:start w:val="1"/>
+      <w:numFmt w:val="bullet"/>
+      <w:lvlText w:val=""/>
+      <w:lvlJc w:val="left"/>
+      <w:pPr>
+        <w:tabs>
+          <w:tab w:val="num" w:pos="720"/>
+        </w:tabs>
+        <w:ind w:left="720" w:hanging="360"/>
+      </w:pPr>
+      <w:rPr>
+        <w:rFonts w:ascii="Symbol" w:hAnsi="Symbol" w:hint="default"/>
+        <w:sz w:val="20"/>
+      </w:rPr>
+    </w:lvl>
+    <w:lvl w:ilvl="1">
+      <w:start w:val="1"/>
+      <w:numFmt w:val="bullet"/>
+      <w:lvlText w:val="o"/>
+      <w:lvlJc w:val="left"/>
+      <w:pPr>
+        <w:tabs>
+          <w:tab w:val="num" w:pos="1440"/>
+        </w:tabs>
+        <w:ind w:left="1440" w:hanging="360"/>
+      </w:pPr>
+      <w:rPr>
+        <w:rFonts w:ascii="Courier New" w:hAnsi="Courier New" w:cs="Times New Roman" w:hint="default"/>
+        <w:sz w:val="20"/>
+      </w:rPr>
+    </w:lvl>
+    <w:lvl w:ilvl="2">
+      <w:start w:val="1"/>
+      <w:numFmt w:val="bullet"/>
+      <w:lvlText w:val=""/>
+      <w:lvlJc w:val="left"/>
+      <w:pPr>
+        <w:tabs>
+          <w:tab w:val="num" w:pos="2160"/>
+        </w:tabs>
+        <w:ind w:left="2160" w:hanging="360"/>
+      </w:pPr>
+      <w:rPr>
+        <w:rFonts w:ascii="Wingdings" w:hAnsi="Wingdings" w:hint="default"/>
+        <w:sz w:val="20"/>
+      </w:rPr>
+    </w:lvl>
+    <w:lvl w:ilvl="3">
+      <w:start w:val="1"/>
+      <w:numFmt w:val="bullet"/>
+      <w:lvlText w:val=""/>
+      <w:lvlJc w:val="left"/>
+      <w:pPr>
+        <w:tabs>
+          <w:tab w:val="num" w:pos="2880"/>
+        </w:tabs>
+        <w:ind w:left="2880" w:hanging="360"/>
+      </w:pPr>
+      <w:rPr>
+        <w:rFonts w:ascii="Wingdings" w:hAnsi="Wingdings" w:hint="default"/>
+        <w:sz w:val="20"/>
+      </w:rPr>
+    </w:lvl>
+    <w:lvl w:ilvl="4">
+      <w:start w:val="1"/>
+      <w:numFmt w:val="bullet"/>
+      <w:lvlText w:val=""/>
+      <w:lvlJc w:val="left"/>
+      <w:pPr>
+        <w:tabs>
+          <w:tab w:val="num" w:pos="3600"/>
+        </w:tabs>
+        <w:ind w:left="3600" w:hanging="360"/>
+      </w:pPr>
+      <w:rPr>
+        <w:rFonts w:ascii="Wingdings" w:hAnsi="Wingdings" w:hint="default"/>
+        <w:sz w:val="20"/>
+      </w:rPr>
+    </w:lvl>
+    <w:lvl w:ilvl="5">
+      <w:start w:val="1"/>
+      <w:numFmt w:val="bullet"/>
+      <w:lvlText w:val=""/>
+      <w:lvlJc w:val="left"/>
+      <w:pPr>
+        <w:tabs>
+          <w:tab w:val="num" w:pos="4320"/>
+        </w:tabs>
+        <w:ind w:left="4320" w:hanging="360"/>
+      </w:pPr>
+      <w:rPr>
+        <w:rFonts w:ascii="Wingdings" w:hAnsi="Wingdings" w:hint="default"/>
+        <w:sz w:val="20"/>
+      </w:rPr>
+    </w:lvl>
+    <w:lvl w:ilvl="6">
+      <w:start w:val="1"/>
+      <w:numFmt w:val="bullet"/>
+      <w:lvlText w:val=""/>
+      <w:lvlJc w:val="left"/>
+      <w:pPr>
+        <w:tabs>
+          <w:tab w:val="num" w:pos="5040"/>
+        </w:tabs>
+        <w:ind w:left="5040" w:hanging="360"/>
+      </w:pPr>
+      <w:rPr>
+        <w:rFonts w:ascii="Wingdings" w:hAnsi="Wingdings" w:hint="default"/>
+        <w:sz w:val="20"/>
+      </w:rPr>
+    </w:lvl>
+    <w:lvl w:ilvl="7">
+      <w:start w:val="1"/>
+      <w:numFmt w:val="bullet"/>
+      <w:lvlText w:val=""/>
+      <w:lvlJc w:val="left"/>
+      <w:pPr>
+        <w:tabs>
+          <w:tab w:val="num" w:pos="5760"/>
+        </w:tabs>
+        <w:ind w:left="5760" w:hanging="360"/>
+      </w:pPr>
+      <w:rPr>
+        <w:rFonts w:ascii="Wingdings" w:hAnsi="Wingdings" w:hint="default"/>
+        <w:sz w:val="20"/>
+      </w:rPr>
+    </w:lvl>
+    <w:lvl w:ilvl="8">
+      <w:start w:val="1"/>
+      <w:numFmt w:val="bullet"/>
+      <w:lvlText w:val=""/>
+      <w:lvlJc w:val="left"/>
+      <w:pPr>
+        <w:tabs>
+          <w:tab w:val="num" w:pos="6480"/>
+        </w:tabs>
+        <w:ind w:left="6480" w:hanging="360"/>
+      </w:pPr>
+      <w:rPr>
+        <w:rFonts w:ascii="Wingdings" w:hAnsi="Wingdings" w:hint="default"/>
+        <w:sz w:val="20"/>
+      </w:rPr>
+    </w:lvl>
+  </w:abstractNum>
+  <w:abstractNum w:abstractNumId="4" w15:restartNumberingAfterBreak="0">
+    <w:nsid w:val="19091413"/>
+    <w:multiLevelType w:val="multilevel"/>
+    <w:tmpl w:val="20967E48"/>
+    <w:lvl w:ilvl="0">
+      <w:start w:val="7"/>
+      <w:numFmt w:val="bullet"/>
+      <w:lvlText w:val=""/>
+      <w:lvlJc w:val="left"/>
+      <w:pPr>
+        <w:tabs>
+          <w:tab w:val="num" w:pos="720"/>
+        </w:tabs>
+        <w:ind w:left="720" w:hanging="360"/>
+      </w:pPr>
+      <w:rPr>
+        <w:rFonts w:ascii="Symbol" w:hAnsi="Symbol" w:hint="default"/>
+        <w:sz w:val="20"/>
+      </w:rPr>
+    </w:lvl>
+    <w:lvl w:ilvl="1">
+      <w:start w:val="1"/>
+      <w:numFmt w:val="decimal"/>
+      <w:lvlText w:val="%2."/>
+      <w:lvlJc w:val="left"/>
+      <w:pPr>
+        <w:ind w:left="1440" w:hanging="360"/>
+      </w:pPr>
+      <w:rPr>
+        <w:rFonts w:hint="default"/>
+      </w:rPr>
+    </w:lvl>
+    <w:lvl w:ilvl="2">
+      <w:start w:val="1"/>
+      <w:numFmt w:val="bullet"/>
+      <w:lvlText w:val=""/>
+      <w:lvlJc w:val="left"/>
+      <w:pPr>
+        <w:tabs>
+          <w:tab w:val="num" w:pos="2160"/>
+        </w:tabs>
+        <w:ind w:left="2160" w:hanging="360"/>
+      </w:pPr>
+      <w:rPr>
+        <w:rFonts w:ascii="Wingdings" w:hAnsi="Wingdings" w:hint="default"/>
+        <w:sz w:val="20"/>
+      </w:rPr>
+    </w:lvl>
+    <w:lvl w:ilvl="3">
+      <w:start w:val="1"/>
+      <w:numFmt w:val="bullet"/>
+      <w:lvlText w:val=""/>
+      <w:lvlJc w:val="left"/>
+      <w:pPr>
+        <w:tabs>
+          <w:tab w:val="num" w:pos="2880"/>
+        </w:tabs>
+        <w:ind w:left="2880" w:hanging="360"/>
+      </w:pPr>
+      <w:rPr>
+        <w:rFonts w:ascii="Wingdings" w:hAnsi="Wingdings" w:hint="default"/>
+        <w:sz w:val="20"/>
+      </w:rPr>
+    </w:lvl>
+    <w:lvl w:ilvl="4">
+      <w:start w:val="1"/>
+      <w:numFmt w:val="bullet"/>
+      <w:lvlText w:val=""/>
+      <w:lvlJc w:val="left"/>
+      <w:pPr>
+        <w:tabs>
+          <w:tab w:val="num" w:pos="3600"/>
+        </w:tabs>
+        <w:ind w:left="3600" w:hanging="360"/>
+      </w:pPr>
+      <w:rPr>
+        <w:rFonts w:ascii="Wingdings" w:hAnsi="Wingdings" w:hint="default"/>
+        <w:sz w:val="20"/>
+      </w:rPr>
+    </w:lvl>
+    <w:lvl w:ilvl="5">
+      <w:start w:val="1"/>
+      <w:numFmt w:val="bullet"/>
+      <w:lvlText w:val=""/>
+      <w:lvlJc w:val="left"/>
+      <w:pPr>
+        <w:tabs>
+          <w:tab w:val="num" w:pos="4320"/>
+        </w:tabs>
+        <w:ind w:left="4320" w:hanging="360"/>
+      </w:pPr>
+      <w:rPr>
+        <w:rFonts w:ascii="Wingdings" w:hAnsi="Wingdings" w:hint="default"/>
+        <w:sz w:val="20"/>
+      </w:rPr>
+    </w:lvl>
+    <w:lvl w:ilvl="6">
+      <w:start w:val="1"/>
+      <w:numFmt w:val="bullet"/>
+      <w:lvlText w:val=""/>
+      <w:lvlJc w:val="left"/>
+      <w:pPr>
+        <w:tabs>
+          <w:tab w:val="num" w:pos="5040"/>
+        </w:tabs>
+        <w:ind w:left="5040" w:hanging="360"/>
+      </w:pPr>
+      <w:rPr>
+        <w:rFonts w:ascii="Wingdings" w:hAnsi="Wingdings" w:hint="default"/>
+        <w:sz w:val="20"/>
+      </w:rPr>
+    </w:lvl>
+    <w:lvl w:ilvl="7">
+      <w:start w:val="1"/>
+      <w:numFmt w:val="bullet"/>
+      <w:lvlText w:val=""/>
+      <w:lvlJc w:val="left"/>
+      <w:pPr>
+        <w:tabs>
+          <w:tab w:val="num" w:pos="5760"/>
+        </w:tabs>
+        <w:ind w:left="5760" w:hanging="360"/>
+      </w:pPr>
+      <w:rPr>
+        <w:rFonts w:ascii="Wingdings" w:hAnsi="Wingdings" w:hint="default"/>
+        <w:sz w:val="20"/>
+      </w:rPr>
+    </w:lvl>
+    <w:lvl w:ilvl="8">
+      <w:start w:val="1"/>
+      <w:numFmt w:val="bullet"/>
+      <w:lvlText w:val=""/>
+      <w:lvlJc w:val="left"/>
+      <w:pPr>
+        <w:tabs>
+          <w:tab w:val="num" w:pos="6480"/>
+        </w:tabs>
+        <w:ind w:left="6480" w:hanging="360"/>
+      </w:pPr>
+      <w:rPr>
+        <w:rFonts w:ascii="Wingdings" w:hAnsi="Wingdings" w:hint="default"/>
+        <w:sz w:val="20"/>
+      </w:rPr>
+    </w:lvl>
+  </w:abstractNum>
+  <w:abstractNum w:abstractNumId="5" w15:restartNumberingAfterBreak="0">
+    <w:nsid w:val="1B3338FC"/>
+    <w:multiLevelType w:val="multilevel"/>
+    <w:tmpl w:val="93546B38"/>
     <w:lvl w:ilvl="0">
       <w:start w:val="1"/>
       <w:numFmt w:val="bullet"/>
@@ -15121,17 +17743,2538 @@
       </w:rPr>
     </w:lvl>
   </w:abstractNum>
+  <w:abstractNum w:abstractNumId="6" w15:restartNumberingAfterBreak="0">
+    <w:nsid w:val="1CE66293"/>
+    <w:multiLevelType w:val="multilevel"/>
+    <w:tmpl w:val="D9ECEC70"/>
+    <w:lvl w:ilvl="0">
+      <w:start w:val="1"/>
+      <w:numFmt w:val="bullet"/>
+      <w:lvlText w:val=""/>
+      <w:lvlJc w:val="left"/>
+      <w:pPr>
+        <w:tabs>
+          <w:tab w:val="num" w:pos="720"/>
+        </w:tabs>
+        <w:ind w:left="720" w:hanging="360"/>
+      </w:pPr>
+      <w:rPr>
+        <w:rFonts w:ascii="Symbol" w:hAnsi="Symbol" w:hint="default"/>
+        <w:sz w:val="20"/>
+      </w:rPr>
+    </w:lvl>
+    <w:lvl w:ilvl="1">
+      <w:start w:val="1"/>
+      <w:numFmt w:val="bullet"/>
+      <w:lvlText w:val="o"/>
+      <w:lvlJc w:val="left"/>
+      <w:pPr>
+        <w:tabs>
+          <w:tab w:val="num" w:pos="1440"/>
+        </w:tabs>
+        <w:ind w:left="1440" w:hanging="360"/>
+      </w:pPr>
+      <w:rPr>
+        <w:rFonts w:ascii="Courier New" w:hAnsi="Courier New" w:cs="Times New Roman" w:hint="default"/>
+        <w:sz w:val="20"/>
+      </w:rPr>
+    </w:lvl>
+    <w:lvl w:ilvl="2">
+      <w:start w:val="1"/>
+      <w:numFmt w:val="bullet"/>
+      <w:lvlText w:val=""/>
+      <w:lvlJc w:val="left"/>
+      <w:pPr>
+        <w:tabs>
+          <w:tab w:val="num" w:pos="2160"/>
+        </w:tabs>
+        <w:ind w:left="2160" w:hanging="360"/>
+      </w:pPr>
+      <w:rPr>
+        <w:rFonts w:ascii="Wingdings" w:hAnsi="Wingdings" w:hint="default"/>
+        <w:sz w:val="20"/>
+      </w:rPr>
+    </w:lvl>
+    <w:lvl w:ilvl="3">
+      <w:start w:val="1"/>
+      <w:numFmt w:val="bullet"/>
+      <w:lvlText w:val=""/>
+      <w:lvlJc w:val="left"/>
+      <w:pPr>
+        <w:tabs>
+          <w:tab w:val="num" w:pos="2880"/>
+        </w:tabs>
+        <w:ind w:left="2880" w:hanging="360"/>
+      </w:pPr>
+      <w:rPr>
+        <w:rFonts w:ascii="Wingdings" w:hAnsi="Wingdings" w:hint="default"/>
+        <w:sz w:val="20"/>
+      </w:rPr>
+    </w:lvl>
+    <w:lvl w:ilvl="4">
+      <w:start w:val="1"/>
+      <w:numFmt w:val="bullet"/>
+      <w:lvlText w:val=""/>
+      <w:lvlJc w:val="left"/>
+      <w:pPr>
+        <w:tabs>
+          <w:tab w:val="num" w:pos="3600"/>
+        </w:tabs>
+        <w:ind w:left="3600" w:hanging="360"/>
+      </w:pPr>
+      <w:rPr>
+        <w:rFonts w:ascii="Wingdings" w:hAnsi="Wingdings" w:hint="default"/>
+        <w:sz w:val="20"/>
+      </w:rPr>
+    </w:lvl>
+    <w:lvl w:ilvl="5">
+      <w:start w:val="1"/>
+      <w:numFmt w:val="bullet"/>
+      <w:lvlText w:val=""/>
+      <w:lvlJc w:val="left"/>
+      <w:pPr>
+        <w:tabs>
+          <w:tab w:val="num" w:pos="4320"/>
+        </w:tabs>
+        <w:ind w:left="4320" w:hanging="360"/>
+      </w:pPr>
+      <w:rPr>
+        <w:rFonts w:ascii="Wingdings" w:hAnsi="Wingdings" w:hint="default"/>
+        <w:sz w:val="20"/>
+      </w:rPr>
+    </w:lvl>
+    <w:lvl w:ilvl="6">
+      <w:start w:val="1"/>
+      <w:numFmt w:val="bullet"/>
+      <w:lvlText w:val=""/>
+      <w:lvlJc w:val="left"/>
+      <w:pPr>
+        <w:tabs>
+          <w:tab w:val="num" w:pos="5040"/>
+        </w:tabs>
+        <w:ind w:left="5040" w:hanging="360"/>
+      </w:pPr>
+      <w:rPr>
+        <w:rFonts w:ascii="Wingdings" w:hAnsi="Wingdings" w:hint="default"/>
+        <w:sz w:val="20"/>
+      </w:rPr>
+    </w:lvl>
+    <w:lvl w:ilvl="7">
+      <w:start w:val="1"/>
+      <w:numFmt w:val="bullet"/>
+      <w:lvlText w:val=""/>
+      <w:lvlJc w:val="left"/>
+      <w:pPr>
+        <w:tabs>
+          <w:tab w:val="num" w:pos="5760"/>
+        </w:tabs>
+        <w:ind w:left="5760" w:hanging="360"/>
+      </w:pPr>
+      <w:rPr>
+        <w:rFonts w:ascii="Wingdings" w:hAnsi="Wingdings" w:hint="default"/>
+        <w:sz w:val="20"/>
+      </w:rPr>
+    </w:lvl>
+    <w:lvl w:ilvl="8">
+      <w:start w:val="1"/>
+      <w:numFmt w:val="bullet"/>
+      <w:lvlText w:val=""/>
+      <w:lvlJc w:val="left"/>
+      <w:pPr>
+        <w:tabs>
+          <w:tab w:val="num" w:pos="6480"/>
+        </w:tabs>
+        <w:ind w:left="6480" w:hanging="360"/>
+      </w:pPr>
+      <w:rPr>
+        <w:rFonts w:ascii="Wingdings" w:hAnsi="Wingdings" w:hint="default"/>
+        <w:sz w:val="20"/>
+      </w:rPr>
+    </w:lvl>
+  </w:abstractNum>
+  <w:abstractNum w:abstractNumId="7" w15:restartNumberingAfterBreak="0">
+    <w:nsid w:val="276A394C"/>
+    <w:multiLevelType w:val="hybridMultilevel"/>
+    <w:tmpl w:val="95F6AAC8"/>
+    <w:lvl w:ilvl="0" w:tplc="8AE63EA4">
+      <w:start w:val="4"/>
+      <w:numFmt w:val="bullet"/>
+      <w:lvlText w:val="-"/>
+      <w:lvlJc w:val="left"/>
+      <w:pPr>
+        <w:ind w:left="720" w:hanging="360"/>
+      </w:pPr>
+      <w:rPr>
+        <w:rFonts w:ascii="Calibri" w:eastAsia="Calibri" w:hAnsi="Calibri" w:cs="Calibri" w:hint="default"/>
+      </w:rPr>
+    </w:lvl>
+    <w:lvl w:ilvl="1" w:tplc="340A0003" w:tentative="1">
+      <w:start w:val="1"/>
+      <w:numFmt w:val="bullet"/>
+      <w:lvlText w:val="o"/>
+      <w:lvlJc w:val="left"/>
+      <w:pPr>
+        <w:ind w:left="1440" w:hanging="360"/>
+      </w:pPr>
+      <w:rPr>
+        <w:rFonts w:ascii="Courier New" w:hAnsi="Courier New" w:cs="Courier New" w:hint="default"/>
+      </w:rPr>
+    </w:lvl>
+    <w:lvl w:ilvl="2" w:tplc="340A0005" w:tentative="1">
+      <w:start w:val="1"/>
+      <w:numFmt w:val="bullet"/>
+      <w:lvlText w:val=""/>
+      <w:lvlJc w:val="left"/>
+      <w:pPr>
+        <w:ind w:left="2160" w:hanging="360"/>
+      </w:pPr>
+      <w:rPr>
+        <w:rFonts w:ascii="Wingdings" w:hAnsi="Wingdings" w:hint="default"/>
+      </w:rPr>
+    </w:lvl>
+    <w:lvl w:ilvl="3" w:tplc="340A0001" w:tentative="1">
+      <w:start w:val="1"/>
+      <w:numFmt w:val="bullet"/>
+      <w:lvlText w:val=""/>
+      <w:lvlJc w:val="left"/>
+      <w:pPr>
+        <w:ind w:left="2880" w:hanging="360"/>
+      </w:pPr>
+      <w:rPr>
+        <w:rFonts w:ascii="Symbol" w:hAnsi="Symbol" w:hint="default"/>
+      </w:rPr>
+    </w:lvl>
+    <w:lvl w:ilvl="4" w:tplc="340A0003" w:tentative="1">
+      <w:start w:val="1"/>
+      <w:numFmt w:val="bullet"/>
+      <w:lvlText w:val="o"/>
+      <w:lvlJc w:val="left"/>
+      <w:pPr>
+        <w:ind w:left="3600" w:hanging="360"/>
+      </w:pPr>
+      <w:rPr>
+        <w:rFonts w:ascii="Courier New" w:hAnsi="Courier New" w:cs="Courier New" w:hint="default"/>
+      </w:rPr>
+    </w:lvl>
+    <w:lvl w:ilvl="5" w:tplc="340A0005" w:tentative="1">
+      <w:start w:val="1"/>
+      <w:numFmt w:val="bullet"/>
+      <w:lvlText w:val=""/>
+      <w:lvlJc w:val="left"/>
+      <w:pPr>
+        <w:ind w:left="4320" w:hanging="360"/>
+      </w:pPr>
+      <w:rPr>
+        <w:rFonts w:ascii="Wingdings" w:hAnsi="Wingdings" w:hint="default"/>
+      </w:rPr>
+    </w:lvl>
+    <w:lvl w:ilvl="6" w:tplc="340A0001" w:tentative="1">
+      <w:start w:val="1"/>
+      <w:numFmt w:val="bullet"/>
+      <w:lvlText w:val=""/>
+      <w:lvlJc w:val="left"/>
+      <w:pPr>
+        <w:ind w:left="5040" w:hanging="360"/>
+      </w:pPr>
+      <w:rPr>
+        <w:rFonts w:ascii="Symbol" w:hAnsi="Symbol" w:hint="default"/>
+      </w:rPr>
+    </w:lvl>
+    <w:lvl w:ilvl="7" w:tplc="340A0003" w:tentative="1">
+      <w:start w:val="1"/>
+      <w:numFmt w:val="bullet"/>
+      <w:lvlText w:val="o"/>
+      <w:lvlJc w:val="left"/>
+      <w:pPr>
+        <w:ind w:left="5760" w:hanging="360"/>
+      </w:pPr>
+      <w:rPr>
+        <w:rFonts w:ascii="Courier New" w:hAnsi="Courier New" w:cs="Courier New" w:hint="default"/>
+      </w:rPr>
+    </w:lvl>
+    <w:lvl w:ilvl="8" w:tplc="340A0005" w:tentative="1">
+      <w:start w:val="1"/>
+      <w:numFmt w:val="bullet"/>
+      <w:lvlText w:val=""/>
+      <w:lvlJc w:val="left"/>
+      <w:pPr>
+        <w:ind w:left="6480" w:hanging="360"/>
+      </w:pPr>
+      <w:rPr>
+        <w:rFonts w:ascii="Wingdings" w:hAnsi="Wingdings" w:hint="default"/>
+      </w:rPr>
+    </w:lvl>
+  </w:abstractNum>
+  <w:abstractNum w:abstractNumId="8" w15:restartNumberingAfterBreak="0">
+    <w:nsid w:val="27E833F8"/>
+    <w:multiLevelType w:val="hybridMultilevel"/>
+    <w:tmpl w:val="F0C6676E"/>
+    <w:lvl w:ilvl="0" w:tplc="0C0A0001">
+      <w:start w:val="1"/>
+      <w:numFmt w:val="bullet"/>
+      <w:lvlText w:val=""/>
+      <w:lvlJc w:val="left"/>
+      <w:pPr>
+        <w:ind w:left="720" w:hanging="360"/>
+      </w:pPr>
+      <w:rPr>
+        <w:rFonts w:ascii="Symbol" w:hAnsi="Symbol" w:hint="default"/>
+      </w:rPr>
+    </w:lvl>
+    <w:lvl w:ilvl="1" w:tplc="0C0A0003" w:tentative="1">
+      <w:start w:val="1"/>
+      <w:numFmt w:val="bullet"/>
+      <w:lvlText w:val="o"/>
+      <w:lvlJc w:val="left"/>
+      <w:pPr>
+        <w:ind w:left="1440" w:hanging="360"/>
+      </w:pPr>
+      <w:rPr>
+        <w:rFonts w:ascii="Courier New" w:hAnsi="Courier New" w:cs="Courier New" w:hint="default"/>
+      </w:rPr>
+    </w:lvl>
+    <w:lvl w:ilvl="2" w:tplc="0C0A0005" w:tentative="1">
+      <w:start w:val="1"/>
+      <w:numFmt w:val="bullet"/>
+      <w:lvlText w:val=""/>
+      <w:lvlJc w:val="left"/>
+      <w:pPr>
+        <w:ind w:left="2160" w:hanging="360"/>
+      </w:pPr>
+      <w:rPr>
+        <w:rFonts w:ascii="Wingdings" w:hAnsi="Wingdings" w:hint="default"/>
+      </w:rPr>
+    </w:lvl>
+    <w:lvl w:ilvl="3" w:tplc="0C0A0001" w:tentative="1">
+      <w:start w:val="1"/>
+      <w:numFmt w:val="bullet"/>
+      <w:lvlText w:val=""/>
+      <w:lvlJc w:val="left"/>
+      <w:pPr>
+        <w:ind w:left="2880" w:hanging="360"/>
+      </w:pPr>
+      <w:rPr>
+        <w:rFonts w:ascii="Symbol" w:hAnsi="Symbol" w:hint="default"/>
+      </w:rPr>
+    </w:lvl>
+    <w:lvl w:ilvl="4" w:tplc="0C0A0003" w:tentative="1">
+      <w:start w:val="1"/>
+      <w:numFmt w:val="bullet"/>
+      <w:lvlText w:val="o"/>
+      <w:lvlJc w:val="left"/>
+      <w:pPr>
+        <w:ind w:left="3600" w:hanging="360"/>
+      </w:pPr>
+      <w:rPr>
+        <w:rFonts w:ascii="Courier New" w:hAnsi="Courier New" w:cs="Courier New" w:hint="default"/>
+      </w:rPr>
+    </w:lvl>
+    <w:lvl w:ilvl="5" w:tplc="0C0A0005" w:tentative="1">
+      <w:start w:val="1"/>
+      <w:numFmt w:val="bullet"/>
+      <w:lvlText w:val=""/>
+      <w:lvlJc w:val="left"/>
+      <w:pPr>
+        <w:ind w:left="4320" w:hanging="360"/>
+      </w:pPr>
+      <w:rPr>
+        <w:rFonts w:ascii="Wingdings" w:hAnsi="Wingdings" w:hint="default"/>
+      </w:rPr>
+    </w:lvl>
+    <w:lvl w:ilvl="6" w:tplc="0C0A0001" w:tentative="1">
+      <w:start w:val="1"/>
+      <w:numFmt w:val="bullet"/>
+      <w:lvlText w:val=""/>
+      <w:lvlJc w:val="left"/>
+      <w:pPr>
+        <w:ind w:left="5040" w:hanging="360"/>
+      </w:pPr>
+      <w:rPr>
+        <w:rFonts w:ascii="Symbol" w:hAnsi="Symbol" w:hint="default"/>
+      </w:rPr>
+    </w:lvl>
+    <w:lvl w:ilvl="7" w:tplc="0C0A0003" w:tentative="1">
+      <w:start w:val="1"/>
+      <w:numFmt w:val="bullet"/>
+      <w:lvlText w:val="o"/>
+      <w:lvlJc w:val="left"/>
+      <w:pPr>
+        <w:ind w:left="5760" w:hanging="360"/>
+      </w:pPr>
+      <w:rPr>
+        <w:rFonts w:ascii="Courier New" w:hAnsi="Courier New" w:cs="Courier New" w:hint="default"/>
+      </w:rPr>
+    </w:lvl>
+    <w:lvl w:ilvl="8" w:tplc="0C0A0005" w:tentative="1">
+      <w:start w:val="1"/>
+      <w:numFmt w:val="bullet"/>
+      <w:lvlText w:val=""/>
+      <w:lvlJc w:val="left"/>
+      <w:pPr>
+        <w:ind w:left="6480" w:hanging="360"/>
+      </w:pPr>
+      <w:rPr>
+        <w:rFonts w:ascii="Wingdings" w:hAnsi="Wingdings" w:hint="default"/>
+      </w:rPr>
+    </w:lvl>
+  </w:abstractNum>
+  <w:abstractNum w:abstractNumId="9" w15:restartNumberingAfterBreak="0">
+    <w:nsid w:val="29572591"/>
+    <w:multiLevelType w:val="multilevel"/>
+    <w:tmpl w:val="D97C165C"/>
+    <w:lvl w:ilvl="0">
+      <w:start w:val="1"/>
+      <w:numFmt w:val="bullet"/>
+      <w:lvlText w:val=""/>
+      <w:lvlJc w:val="left"/>
+      <w:pPr>
+        <w:tabs>
+          <w:tab w:val="num" w:pos="720"/>
+        </w:tabs>
+        <w:ind w:left="720" w:hanging="360"/>
+      </w:pPr>
+      <w:rPr>
+        <w:rFonts w:ascii="Symbol" w:hAnsi="Symbol" w:hint="default"/>
+        <w:sz w:val="20"/>
+      </w:rPr>
+    </w:lvl>
+    <w:lvl w:ilvl="1">
+      <w:start w:val="1"/>
+      <w:numFmt w:val="bullet"/>
+      <w:lvlText w:val="o"/>
+      <w:lvlJc w:val="left"/>
+      <w:pPr>
+        <w:tabs>
+          <w:tab w:val="num" w:pos="1440"/>
+        </w:tabs>
+        <w:ind w:left="1440" w:hanging="360"/>
+      </w:pPr>
+      <w:rPr>
+        <w:rFonts w:ascii="Courier New" w:hAnsi="Courier New" w:cs="Times New Roman" w:hint="default"/>
+        <w:sz w:val="20"/>
+      </w:rPr>
+    </w:lvl>
+    <w:lvl w:ilvl="2">
+      <w:start w:val="1"/>
+      <w:numFmt w:val="bullet"/>
+      <w:lvlText w:val=""/>
+      <w:lvlJc w:val="left"/>
+      <w:pPr>
+        <w:tabs>
+          <w:tab w:val="num" w:pos="2160"/>
+        </w:tabs>
+        <w:ind w:left="2160" w:hanging="360"/>
+      </w:pPr>
+      <w:rPr>
+        <w:rFonts w:ascii="Wingdings" w:hAnsi="Wingdings" w:hint="default"/>
+        <w:sz w:val="20"/>
+      </w:rPr>
+    </w:lvl>
+    <w:lvl w:ilvl="3">
+      <w:start w:val="1"/>
+      <w:numFmt w:val="bullet"/>
+      <w:lvlText w:val=""/>
+      <w:lvlJc w:val="left"/>
+      <w:pPr>
+        <w:tabs>
+          <w:tab w:val="num" w:pos="2880"/>
+        </w:tabs>
+        <w:ind w:left="2880" w:hanging="360"/>
+      </w:pPr>
+      <w:rPr>
+        <w:rFonts w:ascii="Wingdings" w:hAnsi="Wingdings" w:hint="default"/>
+        <w:sz w:val="20"/>
+      </w:rPr>
+    </w:lvl>
+    <w:lvl w:ilvl="4">
+      <w:start w:val="1"/>
+      <w:numFmt w:val="bullet"/>
+      <w:lvlText w:val=""/>
+      <w:lvlJc w:val="left"/>
+      <w:pPr>
+        <w:tabs>
+          <w:tab w:val="num" w:pos="3600"/>
+        </w:tabs>
+        <w:ind w:left="3600" w:hanging="360"/>
+      </w:pPr>
+      <w:rPr>
+        <w:rFonts w:ascii="Wingdings" w:hAnsi="Wingdings" w:hint="default"/>
+        <w:sz w:val="20"/>
+      </w:rPr>
+    </w:lvl>
+    <w:lvl w:ilvl="5">
+      <w:start w:val="1"/>
+      <w:numFmt w:val="bullet"/>
+      <w:lvlText w:val=""/>
+      <w:lvlJc w:val="left"/>
+      <w:pPr>
+        <w:tabs>
+          <w:tab w:val="num" w:pos="4320"/>
+        </w:tabs>
+        <w:ind w:left="4320" w:hanging="360"/>
+      </w:pPr>
+      <w:rPr>
+        <w:rFonts w:ascii="Wingdings" w:hAnsi="Wingdings" w:hint="default"/>
+        <w:sz w:val="20"/>
+      </w:rPr>
+    </w:lvl>
+    <w:lvl w:ilvl="6">
+      <w:start w:val="1"/>
+      <w:numFmt w:val="bullet"/>
+      <w:lvlText w:val=""/>
+      <w:lvlJc w:val="left"/>
+      <w:pPr>
+        <w:tabs>
+          <w:tab w:val="num" w:pos="5040"/>
+        </w:tabs>
+        <w:ind w:left="5040" w:hanging="360"/>
+      </w:pPr>
+      <w:rPr>
+        <w:rFonts w:ascii="Wingdings" w:hAnsi="Wingdings" w:hint="default"/>
+        <w:sz w:val="20"/>
+      </w:rPr>
+    </w:lvl>
+    <w:lvl w:ilvl="7">
+      <w:start w:val="1"/>
+      <w:numFmt w:val="bullet"/>
+      <w:lvlText w:val=""/>
+      <w:lvlJc w:val="left"/>
+      <w:pPr>
+        <w:tabs>
+          <w:tab w:val="num" w:pos="5760"/>
+        </w:tabs>
+        <w:ind w:left="5760" w:hanging="360"/>
+      </w:pPr>
+      <w:rPr>
+        <w:rFonts w:ascii="Wingdings" w:hAnsi="Wingdings" w:hint="default"/>
+        <w:sz w:val="20"/>
+      </w:rPr>
+    </w:lvl>
+    <w:lvl w:ilvl="8">
+      <w:start w:val="1"/>
+      <w:numFmt w:val="bullet"/>
+      <w:lvlText w:val=""/>
+      <w:lvlJc w:val="left"/>
+      <w:pPr>
+        <w:tabs>
+          <w:tab w:val="num" w:pos="6480"/>
+        </w:tabs>
+        <w:ind w:left="6480" w:hanging="360"/>
+      </w:pPr>
+      <w:rPr>
+        <w:rFonts w:ascii="Wingdings" w:hAnsi="Wingdings" w:hint="default"/>
+        <w:sz w:val="20"/>
+      </w:rPr>
+    </w:lvl>
+  </w:abstractNum>
+  <w:abstractNum w:abstractNumId="10" w15:restartNumberingAfterBreak="0">
+    <w:nsid w:val="2B8F5563"/>
+    <w:multiLevelType w:val="multilevel"/>
+    <w:tmpl w:val="00540F20"/>
+    <w:lvl w:ilvl="0">
+      <w:start w:val="1"/>
+      <w:numFmt w:val="bullet"/>
+      <w:lvlText w:val=""/>
+      <w:lvlJc w:val="left"/>
+      <w:pPr>
+        <w:tabs>
+          <w:tab w:val="num" w:pos="720"/>
+        </w:tabs>
+        <w:ind w:left="720" w:hanging="360"/>
+      </w:pPr>
+      <w:rPr>
+        <w:rFonts w:ascii="Symbol" w:hAnsi="Symbol" w:hint="default"/>
+        <w:sz w:val="20"/>
+      </w:rPr>
+    </w:lvl>
+    <w:lvl w:ilvl="1">
+      <w:start w:val="1"/>
+      <w:numFmt w:val="bullet"/>
+      <w:lvlText w:val="o"/>
+      <w:lvlJc w:val="left"/>
+      <w:pPr>
+        <w:tabs>
+          <w:tab w:val="num" w:pos="1440"/>
+        </w:tabs>
+        <w:ind w:left="1440" w:hanging="360"/>
+      </w:pPr>
+      <w:rPr>
+        <w:rFonts w:ascii="Courier New" w:hAnsi="Courier New" w:cs="Times New Roman" w:hint="default"/>
+        <w:sz w:val="20"/>
+      </w:rPr>
+    </w:lvl>
+    <w:lvl w:ilvl="2">
+      <w:start w:val="1"/>
+      <w:numFmt w:val="bullet"/>
+      <w:lvlText w:val=""/>
+      <w:lvlJc w:val="left"/>
+      <w:pPr>
+        <w:tabs>
+          <w:tab w:val="num" w:pos="2160"/>
+        </w:tabs>
+        <w:ind w:left="2160" w:hanging="360"/>
+      </w:pPr>
+      <w:rPr>
+        <w:rFonts w:ascii="Wingdings" w:hAnsi="Wingdings" w:hint="default"/>
+        <w:sz w:val="20"/>
+      </w:rPr>
+    </w:lvl>
+    <w:lvl w:ilvl="3">
+      <w:start w:val="1"/>
+      <w:numFmt w:val="bullet"/>
+      <w:lvlText w:val=""/>
+      <w:lvlJc w:val="left"/>
+      <w:pPr>
+        <w:tabs>
+          <w:tab w:val="num" w:pos="2880"/>
+        </w:tabs>
+        <w:ind w:left="2880" w:hanging="360"/>
+      </w:pPr>
+      <w:rPr>
+        <w:rFonts w:ascii="Wingdings" w:hAnsi="Wingdings" w:hint="default"/>
+        <w:sz w:val="20"/>
+      </w:rPr>
+    </w:lvl>
+    <w:lvl w:ilvl="4">
+      <w:start w:val="1"/>
+      <w:numFmt w:val="bullet"/>
+      <w:lvlText w:val=""/>
+      <w:lvlJc w:val="left"/>
+      <w:pPr>
+        <w:tabs>
+          <w:tab w:val="num" w:pos="3600"/>
+        </w:tabs>
+        <w:ind w:left="3600" w:hanging="360"/>
+      </w:pPr>
+      <w:rPr>
+        <w:rFonts w:ascii="Wingdings" w:hAnsi="Wingdings" w:hint="default"/>
+        <w:sz w:val="20"/>
+      </w:rPr>
+    </w:lvl>
+    <w:lvl w:ilvl="5">
+      <w:start w:val="1"/>
+      <w:numFmt w:val="bullet"/>
+      <w:lvlText w:val=""/>
+      <w:lvlJc w:val="left"/>
+      <w:pPr>
+        <w:tabs>
+          <w:tab w:val="num" w:pos="4320"/>
+        </w:tabs>
+        <w:ind w:left="4320" w:hanging="360"/>
+      </w:pPr>
+      <w:rPr>
+        <w:rFonts w:ascii="Wingdings" w:hAnsi="Wingdings" w:hint="default"/>
+        <w:sz w:val="20"/>
+      </w:rPr>
+    </w:lvl>
+    <w:lvl w:ilvl="6">
+      <w:start w:val="1"/>
+      <w:numFmt w:val="bullet"/>
+      <w:lvlText w:val=""/>
+      <w:lvlJc w:val="left"/>
+      <w:pPr>
+        <w:tabs>
+          <w:tab w:val="num" w:pos="5040"/>
+        </w:tabs>
+        <w:ind w:left="5040" w:hanging="360"/>
+      </w:pPr>
+      <w:rPr>
+        <w:rFonts w:ascii="Wingdings" w:hAnsi="Wingdings" w:hint="default"/>
+        <w:sz w:val="20"/>
+      </w:rPr>
+    </w:lvl>
+    <w:lvl w:ilvl="7">
+      <w:start w:val="1"/>
+      <w:numFmt w:val="bullet"/>
+      <w:lvlText w:val=""/>
+      <w:lvlJc w:val="left"/>
+      <w:pPr>
+        <w:tabs>
+          <w:tab w:val="num" w:pos="5760"/>
+        </w:tabs>
+        <w:ind w:left="5760" w:hanging="360"/>
+      </w:pPr>
+      <w:rPr>
+        <w:rFonts w:ascii="Wingdings" w:hAnsi="Wingdings" w:hint="default"/>
+        <w:sz w:val="20"/>
+      </w:rPr>
+    </w:lvl>
+    <w:lvl w:ilvl="8">
+      <w:start w:val="1"/>
+      <w:numFmt w:val="bullet"/>
+      <w:lvlText w:val=""/>
+      <w:lvlJc w:val="left"/>
+      <w:pPr>
+        <w:tabs>
+          <w:tab w:val="num" w:pos="6480"/>
+        </w:tabs>
+        <w:ind w:left="6480" w:hanging="360"/>
+      </w:pPr>
+      <w:rPr>
+        <w:rFonts w:ascii="Wingdings" w:hAnsi="Wingdings" w:hint="default"/>
+        <w:sz w:val="20"/>
+      </w:rPr>
+    </w:lvl>
+  </w:abstractNum>
+  <w:abstractNum w:abstractNumId="11" w15:restartNumberingAfterBreak="0">
+    <w:nsid w:val="38EB4A4B"/>
+    <w:multiLevelType w:val="hybridMultilevel"/>
+    <w:tmpl w:val="FA72A47C"/>
+    <w:lvl w:ilvl="0" w:tplc="340A000F">
+      <w:start w:val="1"/>
+      <w:numFmt w:val="decimal"/>
+      <w:lvlText w:val="%1."/>
+      <w:lvlJc w:val="left"/>
+      <w:pPr>
+        <w:ind w:left="720" w:hanging="360"/>
+      </w:pPr>
+      <w:rPr>
+        <w:rFonts w:hint="default"/>
+      </w:rPr>
+    </w:lvl>
+    <w:lvl w:ilvl="1" w:tplc="340A0019" w:tentative="1">
+      <w:start w:val="1"/>
+      <w:numFmt w:val="lowerLetter"/>
+      <w:lvlText w:val="%2."/>
+      <w:lvlJc w:val="left"/>
+      <w:pPr>
+        <w:ind w:left="1440" w:hanging="360"/>
+      </w:pPr>
+    </w:lvl>
+    <w:lvl w:ilvl="2" w:tplc="340A001B" w:tentative="1">
+      <w:start w:val="1"/>
+      <w:numFmt w:val="lowerRoman"/>
+      <w:lvlText w:val="%3."/>
+      <w:lvlJc w:val="right"/>
+      <w:pPr>
+        <w:ind w:left="2160" w:hanging="180"/>
+      </w:pPr>
+    </w:lvl>
+    <w:lvl w:ilvl="3" w:tplc="340A000F" w:tentative="1">
+      <w:start w:val="1"/>
+      <w:numFmt w:val="decimal"/>
+      <w:lvlText w:val="%4."/>
+      <w:lvlJc w:val="left"/>
+      <w:pPr>
+        <w:ind w:left="2880" w:hanging="360"/>
+      </w:pPr>
+    </w:lvl>
+    <w:lvl w:ilvl="4" w:tplc="340A0019" w:tentative="1">
+      <w:start w:val="1"/>
+      <w:numFmt w:val="lowerLetter"/>
+      <w:lvlText w:val="%5."/>
+      <w:lvlJc w:val="left"/>
+      <w:pPr>
+        <w:ind w:left="3600" w:hanging="360"/>
+      </w:pPr>
+    </w:lvl>
+    <w:lvl w:ilvl="5" w:tplc="340A001B" w:tentative="1">
+      <w:start w:val="1"/>
+      <w:numFmt w:val="lowerRoman"/>
+      <w:lvlText w:val="%6."/>
+      <w:lvlJc w:val="right"/>
+      <w:pPr>
+        <w:ind w:left="4320" w:hanging="180"/>
+      </w:pPr>
+    </w:lvl>
+    <w:lvl w:ilvl="6" w:tplc="340A000F" w:tentative="1">
+      <w:start w:val="1"/>
+      <w:numFmt w:val="decimal"/>
+      <w:lvlText w:val="%7."/>
+      <w:lvlJc w:val="left"/>
+      <w:pPr>
+        <w:ind w:left="5040" w:hanging="360"/>
+      </w:pPr>
+    </w:lvl>
+    <w:lvl w:ilvl="7" w:tplc="340A0019" w:tentative="1">
+      <w:start w:val="1"/>
+      <w:numFmt w:val="lowerLetter"/>
+      <w:lvlText w:val="%8."/>
+      <w:lvlJc w:val="left"/>
+      <w:pPr>
+        <w:ind w:left="5760" w:hanging="360"/>
+      </w:pPr>
+    </w:lvl>
+    <w:lvl w:ilvl="8" w:tplc="340A001B" w:tentative="1">
+      <w:start w:val="1"/>
+      <w:numFmt w:val="lowerRoman"/>
+      <w:lvlText w:val="%9."/>
+      <w:lvlJc w:val="right"/>
+      <w:pPr>
+        <w:ind w:left="6480" w:hanging="180"/>
+      </w:pPr>
+    </w:lvl>
+  </w:abstractNum>
+  <w:abstractNum w:abstractNumId="12" w15:restartNumberingAfterBreak="0">
+    <w:nsid w:val="3B7E0547"/>
+    <w:multiLevelType w:val="hybridMultilevel"/>
+    <w:tmpl w:val="605047BE"/>
+    <w:lvl w:ilvl="0" w:tplc="340A000F">
+      <w:start w:val="1"/>
+      <w:numFmt w:val="decimal"/>
+      <w:lvlText w:val="%1."/>
+      <w:lvlJc w:val="left"/>
+      <w:pPr>
+        <w:ind w:left="720" w:hanging="360"/>
+      </w:pPr>
+      <w:rPr>
+        <w:rFonts w:hint="default"/>
+      </w:rPr>
+    </w:lvl>
+    <w:lvl w:ilvl="1" w:tplc="340A0019" w:tentative="1">
+      <w:start w:val="1"/>
+      <w:numFmt w:val="lowerLetter"/>
+      <w:lvlText w:val="%2."/>
+      <w:lvlJc w:val="left"/>
+      <w:pPr>
+        <w:ind w:left="1440" w:hanging="360"/>
+      </w:pPr>
+    </w:lvl>
+    <w:lvl w:ilvl="2" w:tplc="340A001B" w:tentative="1">
+      <w:start w:val="1"/>
+      <w:numFmt w:val="lowerRoman"/>
+      <w:lvlText w:val="%3."/>
+      <w:lvlJc w:val="right"/>
+      <w:pPr>
+        <w:ind w:left="2160" w:hanging="180"/>
+      </w:pPr>
+    </w:lvl>
+    <w:lvl w:ilvl="3" w:tplc="340A000F" w:tentative="1">
+      <w:start w:val="1"/>
+      <w:numFmt w:val="decimal"/>
+      <w:lvlText w:val="%4."/>
+      <w:lvlJc w:val="left"/>
+      <w:pPr>
+        <w:ind w:left="2880" w:hanging="360"/>
+      </w:pPr>
+    </w:lvl>
+    <w:lvl w:ilvl="4" w:tplc="340A0019" w:tentative="1">
+      <w:start w:val="1"/>
+      <w:numFmt w:val="lowerLetter"/>
+      <w:lvlText w:val="%5."/>
+      <w:lvlJc w:val="left"/>
+      <w:pPr>
+        <w:ind w:left="3600" w:hanging="360"/>
+      </w:pPr>
+    </w:lvl>
+    <w:lvl w:ilvl="5" w:tplc="340A001B" w:tentative="1">
+      <w:start w:val="1"/>
+      <w:numFmt w:val="lowerRoman"/>
+      <w:lvlText w:val="%6."/>
+      <w:lvlJc w:val="right"/>
+      <w:pPr>
+        <w:ind w:left="4320" w:hanging="180"/>
+      </w:pPr>
+    </w:lvl>
+    <w:lvl w:ilvl="6" w:tplc="340A000F" w:tentative="1">
+      <w:start w:val="1"/>
+      <w:numFmt w:val="decimal"/>
+      <w:lvlText w:val="%7."/>
+      <w:lvlJc w:val="left"/>
+      <w:pPr>
+        <w:ind w:left="5040" w:hanging="360"/>
+      </w:pPr>
+    </w:lvl>
+    <w:lvl w:ilvl="7" w:tplc="340A0019" w:tentative="1">
+      <w:start w:val="1"/>
+      <w:numFmt w:val="lowerLetter"/>
+      <w:lvlText w:val="%8."/>
+      <w:lvlJc w:val="left"/>
+      <w:pPr>
+        <w:ind w:left="5760" w:hanging="360"/>
+      </w:pPr>
+    </w:lvl>
+    <w:lvl w:ilvl="8" w:tplc="340A001B" w:tentative="1">
+      <w:start w:val="1"/>
+      <w:numFmt w:val="lowerRoman"/>
+      <w:lvlText w:val="%9."/>
+      <w:lvlJc w:val="right"/>
+      <w:pPr>
+        <w:ind w:left="6480" w:hanging="180"/>
+      </w:pPr>
+    </w:lvl>
+  </w:abstractNum>
+  <w:abstractNum w:abstractNumId="13" w15:restartNumberingAfterBreak="0">
+    <w:nsid w:val="3D19197C"/>
+    <w:multiLevelType w:val="multilevel"/>
+    <w:tmpl w:val="DB32C17E"/>
+    <w:lvl w:ilvl="0">
+      <w:start w:val="1"/>
+      <w:numFmt w:val="decimal"/>
+      <w:lvlText w:val="%1."/>
+      <w:lvlJc w:val="left"/>
+      <w:pPr>
+        <w:tabs>
+          <w:tab w:val="num" w:pos="720"/>
+        </w:tabs>
+        <w:ind w:left="720" w:hanging="360"/>
+      </w:pPr>
+    </w:lvl>
+    <w:lvl w:ilvl="1" w:tentative="1">
+      <w:start w:val="1"/>
+      <w:numFmt w:val="decimal"/>
+      <w:lvlText w:val="%2."/>
+      <w:lvlJc w:val="left"/>
+      <w:pPr>
+        <w:tabs>
+          <w:tab w:val="num" w:pos="1440"/>
+        </w:tabs>
+        <w:ind w:left="1440" w:hanging="360"/>
+      </w:pPr>
+    </w:lvl>
+    <w:lvl w:ilvl="2" w:tentative="1">
+      <w:start w:val="1"/>
+      <w:numFmt w:val="decimal"/>
+      <w:lvlText w:val="%3."/>
+      <w:lvlJc w:val="left"/>
+      <w:pPr>
+        <w:tabs>
+          <w:tab w:val="num" w:pos="2160"/>
+        </w:tabs>
+        <w:ind w:left="2160" w:hanging="360"/>
+      </w:pPr>
+    </w:lvl>
+    <w:lvl w:ilvl="3" w:tentative="1">
+      <w:start w:val="1"/>
+      <w:numFmt w:val="decimal"/>
+      <w:lvlText w:val="%4."/>
+      <w:lvlJc w:val="left"/>
+      <w:pPr>
+        <w:tabs>
+          <w:tab w:val="num" w:pos="2880"/>
+        </w:tabs>
+        <w:ind w:left="2880" w:hanging="360"/>
+      </w:pPr>
+    </w:lvl>
+    <w:lvl w:ilvl="4" w:tentative="1">
+      <w:start w:val="1"/>
+      <w:numFmt w:val="decimal"/>
+      <w:lvlText w:val="%5."/>
+      <w:lvlJc w:val="left"/>
+      <w:pPr>
+        <w:tabs>
+          <w:tab w:val="num" w:pos="3600"/>
+        </w:tabs>
+        <w:ind w:left="3600" w:hanging="360"/>
+      </w:pPr>
+    </w:lvl>
+    <w:lvl w:ilvl="5" w:tentative="1">
+      <w:start w:val="1"/>
+      <w:numFmt w:val="decimal"/>
+      <w:lvlText w:val="%6."/>
+      <w:lvlJc w:val="left"/>
+      <w:pPr>
+        <w:tabs>
+          <w:tab w:val="num" w:pos="4320"/>
+        </w:tabs>
+        <w:ind w:left="4320" w:hanging="360"/>
+      </w:pPr>
+    </w:lvl>
+    <w:lvl w:ilvl="6" w:tentative="1">
+      <w:start w:val="1"/>
+      <w:numFmt w:val="decimal"/>
+      <w:lvlText w:val="%7."/>
+      <w:lvlJc w:val="left"/>
+      <w:pPr>
+        <w:tabs>
+          <w:tab w:val="num" w:pos="5040"/>
+        </w:tabs>
+        <w:ind w:left="5040" w:hanging="360"/>
+      </w:pPr>
+    </w:lvl>
+    <w:lvl w:ilvl="7" w:tentative="1">
+      <w:start w:val="1"/>
+      <w:numFmt w:val="decimal"/>
+      <w:lvlText w:val="%8."/>
+      <w:lvlJc w:val="left"/>
+      <w:pPr>
+        <w:tabs>
+          <w:tab w:val="num" w:pos="5760"/>
+        </w:tabs>
+        <w:ind w:left="5760" w:hanging="360"/>
+      </w:pPr>
+    </w:lvl>
+    <w:lvl w:ilvl="8" w:tentative="1">
+      <w:start w:val="1"/>
+      <w:numFmt w:val="decimal"/>
+      <w:lvlText w:val="%9."/>
+      <w:lvlJc w:val="left"/>
+      <w:pPr>
+        <w:tabs>
+          <w:tab w:val="num" w:pos="6480"/>
+        </w:tabs>
+        <w:ind w:left="6480" w:hanging="360"/>
+      </w:pPr>
+    </w:lvl>
+  </w:abstractNum>
+  <w:abstractNum w:abstractNumId="14" w15:restartNumberingAfterBreak="0">
+    <w:nsid w:val="4D713D1A"/>
+    <w:multiLevelType w:val="multilevel"/>
+    <w:tmpl w:val="9B00B814"/>
+    <w:lvl w:ilvl="0">
+      <w:start w:val="1"/>
+      <w:numFmt w:val="bullet"/>
+      <w:lvlText w:val=""/>
+      <w:lvlJc w:val="left"/>
+      <w:pPr>
+        <w:tabs>
+          <w:tab w:val="num" w:pos="720"/>
+        </w:tabs>
+        <w:ind w:left="720" w:hanging="360"/>
+      </w:pPr>
+      <w:rPr>
+        <w:rFonts w:ascii="Symbol" w:hAnsi="Symbol" w:hint="default"/>
+        <w:sz w:val="20"/>
+      </w:rPr>
+    </w:lvl>
+    <w:lvl w:ilvl="1" w:tentative="1">
+      <w:start w:val="1"/>
+      <w:numFmt w:val="bullet"/>
+      <w:lvlText w:val="o"/>
+      <w:lvlJc w:val="left"/>
+      <w:pPr>
+        <w:tabs>
+          <w:tab w:val="num" w:pos="1440"/>
+        </w:tabs>
+        <w:ind w:left="1440" w:hanging="360"/>
+      </w:pPr>
+      <w:rPr>
+        <w:rFonts w:ascii="Courier New" w:hAnsi="Courier New" w:hint="default"/>
+        <w:sz w:val="20"/>
+      </w:rPr>
+    </w:lvl>
+    <w:lvl w:ilvl="2" w:tentative="1">
+      <w:start w:val="1"/>
+      <w:numFmt w:val="bullet"/>
+      <w:lvlText w:val=""/>
+      <w:lvlJc w:val="left"/>
+      <w:pPr>
+        <w:tabs>
+          <w:tab w:val="num" w:pos="2160"/>
+        </w:tabs>
+        <w:ind w:left="2160" w:hanging="360"/>
+      </w:pPr>
+      <w:rPr>
+        <w:rFonts w:ascii="Wingdings" w:hAnsi="Wingdings" w:hint="default"/>
+        <w:sz w:val="20"/>
+      </w:rPr>
+    </w:lvl>
+    <w:lvl w:ilvl="3" w:tentative="1">
+      <w:start w:val="1"/>
+      <w:numFmt w:val="bullet"/>
+      <w:lvlText w:val=""/>
+      <w:lvlJc w:val="left"/>
+      <w:pPr>
+        <w:tabs>
+          <w:tab w:val="num" w:pos="2880"/>
+        </w:tabs>
+        <w:ind w:left="2880" w:hanging="360"/>
+      </w:pPr>
+      <w:rPr>
+        <w:rFonts w:ascii="Wingdings" w:hAnsi="Wingdings" w:hint="default"/>
+        <w:sz w:val="20"/>
+      </w:rPr>
+    </w:lvl>
+    <w:lvl w:ilvl="4" w:tentative="1">
+      <w:start w:val="1"/>
+      <w:numFmt w:val="bullet"/>
+      <w:lvlText w:val=""/>
+      <w:lvlJc w:val="left"/>
+      <w:pPr>
+        <w:tabs>
+          <w:tab w:val="num" w:pos="3600"/>
+        </w:tabs>
+        <w:ind w:left="3600" w:hanging="360"/>
+      </w:pPr>
+      <w:rPr>
+        <w:rFonts w:ascii="Wingdings" w:hAnsi="Wingdings" w:hint="default"/>
+        <w:sz w:val="20"/>
+      </w:rPr>
+    </w:lvl>
+    <w:lvl w:ilvl="5" w:tentative="1">
+      <w:start w:val="1"/>
+      <w:numFmt w:val="bullet"/>
+      <w:lvlText w:val=""/>
+      <w:lvlJc w:val="left"/>
+      <w:pPr>
+        <w:tabs>
+          <w:tab w:val="num" w:pos="4320"/>
+        </w:tabs>
+        <w:ind w:left="4320" w:hanging="360"/>
+      </w:pPr>
+      <w:rPr>
+        <w:rFonts w:ascii="Wingdings" w:hAnsi="Wingdings" w:hint="default"/>
+        <w:sz w:val="20"/>
+      </w:rPr>
+    </w:lvl>
+    <w:lvl w:ilvl="6" w:tentative="1">
+      <w:start w:val="1"/>
+      <w:numFmt w:val="bullet"/>
+      <w:lvlText w:val=""/>
+      <w:lvlJc w:val="left"/>
+      <w:pPr>
+        <w:tabs>
+          <w:tab w:val="num" w:pos="5040"/>
+        </w:tabs>
+        <w:ind w:left="5040" w:hanging="360"/>
+      </w:pPr>
+      <w:rPr>
+        <w:rFonts w:ascii="Wingdings" w:hAnsi="Wingdings" w:hint="default"/>
+        <w:sz w:val="20"/>
+      </w:rPr>
+    </w:lvl>
+    <w:lvl w:ilvl="7" w:tentative="1">
+      <w:start w:val="1"/>
+      <w:numFmt w:val="bullet"/>
+      <w:lvlText w:val=""/>
+      <w:lvlJc w:val="left"/>
+      <w:pPr>
+        <w:tabs>
+          <w:tab w:val="num" w:pos="5760"/>
+        </w:tabs>
+        <w:ind w:left="5760" w:hanging="360"/>
+      </w:pPr>
+      <w:rPr>
+        <w:rFonts w:ascii="Wingdings" w:hAnsi="Wingdings" w:hint="default"/>
+        <w:sz w:val="20"/>
+      </w:rPr>
+    </w:lvl>
+    <w:lvl w:ilvl="8" w:tentative="1">
+      <w:start w:val="1"/>
+      <w:numFmt w:val="bullet"/>
+      <w:lvlText w:val=""/>
+      <w:lvlJc w:val="left"/>
+      <w:pPr>
+        <w:tabs>
+          <w:tab w:val="num" w:pos="6480"/>
+        </w:tabs>
+        <w:ind w:left="6480" w:hanging="360"/>
+      </w:pPr>
+      <w:rPr>
+        <w:rFonts w:ascii="Wingdings" w:hAnsi="Wingdings" w:hint="default"/>
+        <w:sz w:val="20"/>
+      </w:rPr>
+    </w:lvl>
+  </w:abstractNum>
+  <w:abstractNum w:abstractNumId="15" w15:restartNumberingAfterBreak="0">
+    <w:nsid w:val="4EA25591"/>
+    <w:multiLevelType w:val="multilevel"/>
+    <w:tmpl w:val="E3388E80"/>
+    <w:lvl w:ilvl="0">
+      <w:start w:val="1"/>
+      <w:numFmt w:val="bullet"/>
+      <w:lvlText w:val=""/>
+      <w:lvlJc w:val="left"/>
+      <w:pPr>
+        <w:tabs>
+          <w:tab w:val="num" w:pos="720"/>
+        </w:tabs>
+        <w:ind w:left="720" w:hanging="360"/>
+      </w:pPr>
+      <w:rPr>
+        <w:rFonts w:ascii="Symbol" w:hAnsi="Symbol" w:hint="default"/>
+        <w:sz w:val="20"/>
+      </w:rPr>
+    </w:lvl>
+    <w:lvl w:ilvl="1" w:tentative="1">
+      <w:start w:val="1"/>
+      <w:numFmt w:val="bullet"/>
+      <w:lvlText w:val="o"/>
+      <w:lvlJc w:val="left"/>
+      <w:pPr>
+        <w:tabs>
+          <w:tab w:val="num" w:pos="1440"/>
+        </w:tabs>
+        <w:ind w:left="1440" w:hanging="360"/>
+      </w:pPr>
+      <w:rPr>
+        <w:rFonts w:ascii="Courier New" w:hAnsi="Courier New" w:hint="default"/>
+        <w:sz w:val="20"/>
+      </w:rPr>
+    </w:lvl>
+    <w:lvl w:ilvl="2" w:tentative="1">
+      <w:start w:val="1"/>
+      <w:numFmt w:val="bullet"/>
+      <w:lvlText w:val=""/>
+      <w:lvlJc w:val="left"/>
+      <w:pPr>
+        <w:tabs>
+          <w:tab w:val="num" w:pos="2160"/>
+        </w:tabs>
+        <w:ind w:left="2160" w:hanging="360"/>
+      </w:pPr>
+      <w:rPr>
+        <w:rFonts w:ascii="Wingdings" w:hAnsi="Wingdings" w:hint="default"/>
+        <w:sz w:val="20"/>
+      </w:rPr>
+    </w:lvl>
+    <w:lvl w:ilvl="3" w:tentative="1">
+      <w:start w:val="1"/>
+      <w:numFmt w:val="bullet"/>
+      <w:lvlText w:val=""/>
+      <w:lvlJc w:val="left"/>
+      <w:pPr>
+        <w:tabs>
+          <w:tab w:val="num" w:pos="2880"/>
+        </w:tabs>
+        <w:ind w:left="2880" w:hanging="360"/>
+      </w:pPr>
+      <w:rPr>
+        <w:rFonts w:ascii="Wingdings" w:hAnsi="Wingdings" w:hint="default"/>
+        <w:sz w:val="20"/>
+      </w:rPr>
+    </w:lvl>
+    <w:lvl w:ilvl="4" w:tentative="1">
+      <w:start w:val="1"/>
+      <w:numFmt w:val="bullet"/>
+      <w:lvlText w:val=""/>
+      <w:lvlJc w:val="left"/>
+      <w:pPr>
+        <w:tabs>
+          <w:tab w:val="num" w:pos="3600"/>
+        </w:tabs>
+        <w:ind w:left="3600" w:hanging="360"/>
+      </w:pPr>
+      <w:rPr>
+        <w:rFonts w:ascii="Wingdings" w:hAnsi="Wingdings" w:hint="default"/>
+        <w:sz w:val="20"/>
+      </w:rPr>
+    </w:lvl>
+    <w:lvl w:ilvl="5" w:tentative="1">
+      <w:start w:val="1"/>
+      <w:numFmt w:val="bullet"/>
+      <w:lvlText w:val=""/>
+      <w:lvlJc w:val="left"/>
+      <w:pPr>
+        <w:tabs>
+          <w:tab w:val="num" w:pos="4320"/>
+        </w:tabs>
+        <w:ind w:left="4320" w:hanging="360"/>
+      </w:pPr>
+      <w:rPr>
+        <w:rFonts w:ascii="Wingdings" w:hAnsi="Wingdings" w:hint="default"/>
+        <w:sz w:val="20"/>
+      </w:rPr>
+    </w:lvl>
+    <w:lvl w:ilvl="6" w:tentative="1">
+      <w:start w:val="1"/>
+      <w:numFmt w:val="bullet"/>
+      <w:lvlText w:val=""/>
+      <w:lvlJc w:val="left"/>
+      <w:pPr>
+        <w:tabs>
+          <w:tab w:val="num" w:pos="5040"/>
+        </w:tabs>
+        <w:ind w:left="5040" w:hanging="360"/>
+      </w:pPr>
+      <w:rPr>
+        <w:rFonts w:ascii="Wingdings" w:hAnsi="Wingdings" w:hint="default"/>
+        <w:sz w:val="20"/>
+      </w:rPr>
+    </w:lvl>
+    <w:lvl w:ilvl="7" w:tentative="1">
+      <w:start w:val="1"/>
+      <w:numFmt w:val="bullet"/>
+      <w:lvlText w:val=""/>
+      <w:lvlJc w:val="left"/>
+      <w:pPr>
+        <w:tabs>
+          <w:tab w:val="num" w:pos="5760"/>
+        </w:tabs>
+        <w:ind w:left="5760" w:hanging="360"/>
+      </w:pPr>
+      <w:rPr>
+        <w:rFonts w:ascii="Wingdings" w:hAnsi="Wingdings" w:hint="default"/>
+        <w:sz w:val="20"/>
+      </w:rPr>
+    </w:lvl>
+    <w:lvl w:ilvl="8" w:tentative="1">
+      <w:start w:val="1"/>
+      <w:numFmt w:val="bullet"/>
+      <w:lvlText w:val=""/>
+      <w:lvlJc w:val="left"/>
+      <w:pPr>
+        <w:tabs>
+          <w:tab w:val="num" w:pos="6480"/>
+        </w:tabs>
+        <w:ind w:left="6480" w:hanging="360"/>
+      </w:pPr>
+      <w:rPr>
+        <w:rFonts w:ascii="Wingdings" w:hAnsi="Wingdings" w:hint="default"/>
+        <w:sz w:val="20"/>
+      </w:rPr>
+    </w:lvl>
+  </w:abstractNum>
+  <w:abstractNum w:abstractNumId="16" w15:restartNumberingAfterBreak="0">
+    <w:nsid w:val="55B6726E"/>
+    <w:multiLevelType w:val="multilevel"/>
+    <w:tmpl w:val="8E109E7E"/>
+    <w:lvl w:ilvl="0">
+      <w:start w:val="1"/>
+      <w:numFmt w:val="bullet"/>
+      <w:lvlText w:val=""/>
+      <w:lvlJc w:val="left"/>
+      <w:pPr>
+        <w:tabs>
+          <w:tab w:val="num" w:pos="720"/>
+        </w:tabs>
+        <w:ind w:left="720" w:hanging="360"/>
+      </w:pPr>
+      <w:rPr>
+        <w:rFonts w:ascii="Symbol" w:hAnsi="Symbol" w:hint="default"/>
+        <w:sz w:val="20"/>
+      </w:rPr>
+    </w:lvl>
+    <w:lvl w:ilvl="1" w:tentative="1">
+      <w:start w:val="1"/>
+      <w:numFmt w:val="bullet"/>
+      <w:lvlText w:val="o"/>
+      <w:lvlJc w:val="left"/>
+      <w:pPr>
+        <w:tabs>
+          <w:tab w:val="num" w:pos="1440"/>
+        </w:tabs>
+        <w:ind w:left="1440" w:hanging="360"/>
+      </w:pPr>
+      <w:rPr>
+        <w:rFonts w:ascii="Courier New" w:hAnsi="Courier New" w:hint="default"/>
+        <w:sz w:val="20"/>
+      </w:rPr>
+    </w:lvl>
+    <w:lvl w:ilvl="2" w:tentative="1">
+      <w:start w:val="1"/>
+      <w:numFmt w:val="bullet"/>
+      <w:lvlText w:val=""/>
+      <w:lvlJc w:val="left"/>
+      <w:pPr>
+        <w:tabs>
+          <w:tab w:val="num" w:pos="2160"/>
+        </w:tabs>
+        <w:ind w:left="2160" w:hanging="360"/>
+      </w:pPr>
+      <w:rPr>
+        <w:rFonts w:ascii="Wingdings" w:hAnsi="Wingdings" w:hint="default"/>
+        <w:sz w:val="20"/>
+      </w:rPr>
+    </w:lvl>
+    <w:lvl w:ilvl="3" w:tentative="1">
+      <w:start w:val="1"/>
+      <w:numFmt w:val="bullet"/>
+      <w:lvlText w:val=""/>
+      <w:lvlJc w:val="left"/>
+      <w:pPr>
+        <w:tabs>
+          <w:tab w:val="num" w:pos="2880"/>
+        </w:tabs>
+        <w:ind w:left="2880" w:hanging="360"/>
+      </w:pPr>
+      <w:rPr>
+        <w:rFonts w:ascii="Wingdings" w:hAnsi="Wingdings" w:hint="default"/>
+        <w:sz w:val="20"/>
+      </w:rPr>
+    </w:lvl>
+    <w:lvl w:ilvl="4" w:tentative="1">
+      <w:start w:val="1"/>
+      <w:numFmt w:val="bullet"/>
+      <w:lvlText w:val=""/>
+      <w:lvlJc w:val="left"/>
+      <w:pPr>
+        <w:tabs>
+          <w:tab w:val="num" w:pos="3600"/>
+        </w:tabs>
+        <w:ind w:left="3600" w:hanging="360"/>
+      </w:pPr>
+      <w:rPr>
+        <w:rFonts w:ascii="Wingdings" w:hAnsi="Wingdings" w:hint="default"/>
+        <w:sz w:val="20"/>
+      </w:rPr>
+    </w:lvl>
+    <w:lvl w:ilvl="5" w:tentative="1">
+      <w:start w:val="1"/>
+      <w:numFmt w:val="bullet"/>
+      <w:lvlText w:val=""/>
+      <w:lvlJc w:val="left"/>
+      <w:pPr>
+        <w:tabs>
+          <w:tab w:val="num" w:pos="4320"/>
+        </w:tabs>
+        <w:ind w:left="4320" w:hanging="360"/>
+      </w:pPr>
+      <w:rPr>
+        <w:rFonts w:ascii="Wingdings" w:hAnsi="Wingdings" w:hint="default"/>
+        <w:sz w:val="20"/>
+      </w:rPr>
+    </w:lvl>
+    <w:lvl w:ilvl="6" w:tentative="1">
+      <w:start w:val="1"/>
+      <w:numFmt w:val="bullet"/>
+      <w:lvlText w:val=""/>
+      <w:lvlJc w:val="left"/>
+      <w:pPr>
+        <w:tabs>
+          <w:tab w:val="num" w:pos="5040"/>
+        </w:tabs>
+        <w:ind w:left="5040" w:hanging="360"/>
+      </w:pPr>
+      <w:rPr>
+        <w:rFonts w:ascii="Wingdings" w:hAnsi="Wingdings" w:hint="default"/>
+        <w:sz w:val="20"/>
+      </w:rPr>
+    </w:lvl>
+    <w:lvl w:ilvl="7" w:tentative="1">
+      <w:start w:val="1"/>
+      <w:numFmt w:val="bullet"/>
+      <w:lvlText w:val=""/>
+      <w:lvlJc w:val="left"/>
+      <w:pPr>
+        <w:tabs>
+          <w:tab w:val="num" w:pos="5760"/>
+        </w:tabs>
+        <w:ind w:left="5760" w:hanging="360"/>
+      </w:pPr>
+      <w:rPr>
+        <w:rFonts w:ascii="Wingdings" w:hAnsi="Wingdings" w:hint="default"/>
+        <w:sz w:val="20"/>
+      </w:rPr>
+    </w:lvl>
+    <w:lvl w:ilvl="8" w:tentative="1">
+      <w:start w:val="1"/>
+      <w:numFmt w:val="bullet"/>
+      <w:lvlText w:val=""/>
+      <w:lvlJc w:val="left"/>
+      <w:pPr>
+        <w:tabs>
+          <w:tab w:val="num" w:pos="6480"/>
+        </w:tabs>
+        <w:ind w:left="6480" w:hanging="360"/>
+      </w:pPr>
+      <w:rPr>
+        <w:rFonts w:ascii="Wingdings" w:hAnsi="Wingdings" w:hint="default"/>
+        <w:sz w:val="20"/>
+      </w:rPr>
+    </w:lvl>
+  </w:abstractNum>
+  <w:abstractNum w:abstractNumId="17" w15:restartNumberingAfterBreak="0">
+    <w:nsid w:val="5720203D"/>
+    <w:multiLevelType w:val="multilevel"/>
+    <w:tmpl w:val="E53A98DC"/>
+    <w:lvl w:ilvl="0">
+      <w:start w:val="1"/>
+      <w:numFmt w:val="bullet"/>
+      <w:lvlText w:val=""/>
+      <w:lvlJc w:val="left"/>
+      <w:pPr>
+        <w:tabs>
+          <w:tab w:val="num" w:pos="720"/>
+        </w:tabs>
+        <w:ind w:left="720" w:hanging="360"/>
+      </w:pPr>
+      <w:rPr>
+        <w:rFonts w:ascii="Symbol" w:hAnsi="Symbol" w:hint="default"/>
+        <w:sz w:val="20"/>
+      </w:rPr>
+    </w:lvl>
+    <w:lvl w:ilvl="1">
+      <w:start w:val="1"/>
+      <w:numFmt w:val="bullet"/>
+      <w:lvlText w:val="o"/>
+      <w:lvlJc w:val="left"/>
+      <w:pPr>
+        <w:tabs>
+          <w:tab w:val="num" w:pos="1440"/>
+        </w:tabs>
+        <w:ind w:left="1440" w:hanging="360"/>
+      </w:pPr>
+      <w:rPr>
+        <w:rFonts w:ascii="Courier New" w:hAnsi="Courier New" w:cs="Times New Roman" w:hint="default"/>
+        <w:sz w:val="20"/>
+      </w:rPr>
+    </w:lvl>
+    <w:lvl w:ilvl="2">
+      <w:start w:val="1"/>
+      <w:numFmt w:val="bullet"/>
+      <w:lvlText w:val=""/>
+      <w:lvlJc w:val="left"/>
+      <w:pPr>
+        <w:tabs>
+          <w:tab w:val="num" w:pos="2160"/>
+        </w:tabs>
+        <w:ind w:left="2160" w:hanging="360"/>
+      </w:pPr>
+      <w:rPr>
+        <w:rFonts w:ascii="Wingdings" w:hAnsi="Wingdings" w:hint="default"/>
+        <w:sz w:val="20"/>
+      </w:rPr>
+    </w:lvl>
+    <w:lvl w:ilvl="3">
+      <w:start w:val="1"/>
+      <w:numFmt w:val="bullet"/>
+      <w:lvlText w:val=""/>
+      <w:lvlJc w:val="left"/>
+      <w:pPr>
+        <w:tabs>
+          <w:tab w:val="num" w:pos="2880"/>
+        </w:tabs>
+        <w:ind w:left="2880" w:hanging="360"/>
+      </w:pPr>
+      <w:rPr>
+        <w:rFonts w:ascii="Wingdings" w:hAnsi="Wingdings" w:hint="default"/>
+        <w:sz w:val="20"/>
+      </w:rPr>
+    </w:lvl>
+    <w:lvl w:ilvl="4">
+      <w:start w:val="1"/>
+      <w:numFmt w:val="bullet"/>
+      <w:lvlText w:val=""/>
+      <w:lvlJc w:val="left"/>
+      <w:pPr>
+        <w:tabs>
+          <w:tab w:val="num" w:pos="3600"/>
+        </w:tabs>
+        <w:ind w:left="3600" w:hanging="360"/>
+      </w:pPr>
+      <w:rPr>
+        <w:rFonts w:ascii="Wingdings" w:hAnsi="Wingdings" w:hint="default"/>
+        <w:sz w:val="20"/>
+      </w:rPr>
+    </w:lvl>
+    <w:lvl w:ilvl="5">
+      <w:start w:val="1"/>
+      <w:numFmt w:val="bullet"/>
+      <w:lvlText w:val=""/>
+      <w:lvlJc w:val="left"/>
+      <w:pPr>
+        <w:tabs>
+          <w:tab w:val="num" w:pos="4320"/>
+        </w:tabs>
+        <w:ind w:left="4320" w:hanging="360"/>
+      </w:pPr>
+      <w:rPr>
+        <w:rFonts w:ascii="Wingdings" w:hAnsi="Wingdings" w:hint="default"/>
+        <w:sz w:val="20"/>
+      </w:rPr>
+    </w:lvl>
+    <w:lvl w:ilvl="6">
+      <w:start w:val="1"/>
+      <w:numFmt w:val="bullet"/>
+      <w:lvlText w:val=""/>
+      <w:lvlJc w:val="left"/>
+      <w:pPr>
+        <w:tabs>
+          <w:tab w:val="num" w:pos="5040"/>
+        </w:tabs>
+        <w:ind w:left="5040" w:hanging="360"/>
+      </w:pPr>
+      <w:rPr>
+        <w:rFonts w:ascii="Wingdings" w:hAnsi="Wingdings" w:hint="default"/>
+        <w:sz w:val="20"/>
+      </w:rPr>
+    </w:lvl>
+    <w:lvl w:ilvl="7">
+      <w:start w:val="1"/>
+      <w:numFmt w:val="bullet"/>
+      <w:lvlText w:val=""/>
+      <w:lvlJc w:val="left"/>
+      <w:pPr>
+        <w:tabs>
+          <w:tab w:val="num" w:pos="5760"/>
+        </w:tabs>
+        <w:ind w:left="5760" w:hanging="360"/>
+      </w:pPr>
+      <w:rPr>
+        <w:rFonts w:ascii="Wingdings" w:hAnsi="Wingdings" w:hint="default"/>
+        <w:sz w:val="20"/>
+      </w:rPr>
+    </w:lvl>
+    <w:lvl w:ilvl="8">
+      <w:start w:val="1"/>
+      <w:numFmt w:val="bullet"/>
+      <w:lvlText w:val=""/>
+      <w:lvlJc w:val="left"/>
+      <w:pPr>
+        <w:tabs>
+          <w:tab w:val="num" w:pos="6480"/>
+        </w:tabs>
+        <w:ind w:left="6480" w:hanging="360"/>
+      </w:pPr>
+      <w:rPr>
+        <w:rFonts w:ascii="Wingdings" w:hAnsi="Wingdings" w:hint="default"/>
+        <w:sz w:val="20"/>
+      </w:rPr>
+    </w:lvl>
+  </w:abstractNum>
+  <w:abstractNum w:abstractNumId="18" w15:restartNumberingAfterBreak="0">
+    <w:nsid w:val="5B1A304C"/>
+    <w:multiLevelType w:val="multilevel"/>
+    <w:tmpl w:val="11D6853C"/>
+    <w:lvl w:ilvl="0">
+      <w:start w:val="1"/>
+      <w:numFmt w:val="bullet"/>
+      <w:lvlText w:val=""/>
+      <w:lvlJc w:val="left"/>
+      <w:pPr>
+        <w:tabs>
+          <w:tab w:val="num" w:pos="720"/>
+        </w:tabs>
+        <w:ind w:left="720" w:hanging="360"/>
+      </w:pPr>
+      <w:rPr>
+        <w:rFonts w:ascii="Symbol" w:hAnsi="Symbol" w:hint="default"/>
+        <w:sz w:val="20"/>
+      </w:rPr>
+    </w:lvl>
+    <w:lvl w:ilvl="1">
+      <w:start w:val="1"/>
+      <w:numFmt w:val="bullet"/>
+      <w:lvlText w:val="o"/>
+      <w:lvlJc w:val="left"/>
+      <w:pPr>
+        <w:tabs>
+          <w:tab w:val="num" w:pos="1440"/>
+        </w:tabs>
+        <w:ind w:left="1440" w:hanging="360"/>
+      </w:pPr>
+      <w:rPr>
+        <w:rFonts w:ascii="Courier New" w:hAnsi="Courier New" w:cs="Times New Roman" w:hint="default"/>
+        <w:sz w:val="20"/>
+      </w:rPr>
+    </w:lvl>
+    <w:lvl w:ilvl="2">
+      <w:start w:val="1"/>
+      <w:numFmt w:val="bullet"/>
+      <w:lvlText w:val=""/>
+      <w:lvlJc w:val="left"/>
+      <w:pPr>
+        <w:tabs>
+          <w:tab w:val="num" w:pos="2160"/>
+        </w:tabs>
+        <w:ind w:left="2160" w:hanging="360"/>
+      </w:pPr>
+      <w:rPr>
+        <w:rFonts w:ascii="Wingdings" w:hAnsi="Wingdings" w:hint="default"/>
+        <w:sz w:val="20"/>
+      </w:rPr>
+    </w:lvl>
+    <w:lvl w:ilvl="3">
+      <w:start w:val="1"/>
+      <w:numFmt w:val="bullet"/>
+      <w:lvlText w:val=""/>
+      <w:lvlJc w:val="left"/>
+      <w:pPr>
+        <w:tabs>
+          <w:tab w:val="num" w:pos="2880"/>
+        </w:tabs>
+        <w:ind w:left="2880" w:hanging="360"/>
+      </w:pPr>
+      <w:rPr>
+        <w:rFonts w:ascii="Wingdings" w:hAnsi="Wingdings" w:hint="default"/>
+        <w:sz w:val="20"/>
+      </w:rPr>
+    </w:lvl>
+    <w:lvl w:ilvl="4">
+      <w:start w:val="1"/>
+      <w:numFmt w:val="bullet"/>
+      <w:lvlText w:val=""/>
+      <w:lvlJc w:val="left"/>
+      <w:pPr>
+        <w:tabs>
+          <w:tab w:val="num" w:pos="3600"/>
+        </w:tabs>
+        <w:ind w:left="3600" w:hanging="360"/>
+      </w:pPr>
+      <w:rPr>
+        <w:rFonts w:ascii="Wingdings" w:hAnsi="Wingdings" w:hint="default"/>
+        <w:sz w:val="20"/>
+      </w:rPr>
+    </w:lvl>
+    <w:lvl w:ilvl="5">
+      <w:start w:val="1"/>
+      <w:numFmt w:val="bullet"/>
+      <w:lvlText w:val=""/>
+      <w:lvlJc w:val="left"/>
+      <w:pPr>
+        <w:tabs>
+          <w:tab w:val="num" w:pos="4320"/>
+        </w:tabs>
+        <w:ind w:left="4320" w:hanging="360"/>
+      </w:pPr>
+      <w:rPr>
+        <w:rFonts w:ascii="Wingdings" w:hAnsi="Wingdings" w:hint="default"/>
+        <w:sz w:val="20"/>
+      </w:rPr>
+    </w:lvl>
+    <w:lvl w:ilvl="6">
+      <w:start w:val="1"/>
+      <w:numFmt w:val="bullet"/>
+      <w:lvlText w:val=""/>
+      <w:lvlJc w:val="left"/>
+      <w:pPr>
+        <w:tabs>
+          <w:tab w:val="num" w:pos="5040"/>
+        </w:tabs>
+        <w:ind w:left="5040" w:hanging="360"/>
+      </w:pPr>
+      <w:rPr>
+        <w:rFonts w:ascii="Wingdings" w:hAnsi="Wingdings" w:hint="default"/>
+        <w:sz w:val="20"/>
+      </w:rPr>
+    </w:lvl>
+    <w:lvl w:ilvl="7">
+      <w:start w:val="1"/>
+      <w:numFmt w:val="bullet"/>
+      <w:lvlText w:val=""/>
+      <w:lvlJc w:val="left"/>
+      <w:pPr>
+        <w:tabs>
+          <w:tab w:val="num" w:pos="5760"/>
+        </w:tabs>
+        <w:ind w:left="5760" w:hanging="360"/>
+      </w:pPr>
+      <w:rPr>
+        <w:rFonts w:ascii="Wingdings" w:hAnsi="Wingdings" w:hint="default"/>
+        <w:sz w:val="20"/>
+      </w:rPr>
+    </w:lvl>
+    <w:lvl w:ilvl="8">
+      <w:start w:val="1"/>
+      <w:numFmt w:val="bullet"/>
+      <w:lvlText w:val=""/>
+      <w:lvlJc w:val="left"/>
+      <w:pPr>
+        <w:tabs>
+          <w:tab w:val="num" w:pos="6480"/>
+        </w:tabs>
+        <w:ind w:left="6480" w:hanging="360"/>
+      </w:pPr>
+      <w:rPr>
+        <w:rFonts w:ascii="Wingdings" w:hAnsi="Wingdings" w:hint="default"/>
+        <w:sz w:val="20"/>
+      </w:rPr>
+    </w:lvl>
+  </w:abstractNum>
+  <w:abstractNum w:abstractNumId="19" w15:restartNumberingAfterBreak="0">
+    <w:nsid w:val="5B4F2FB9"/>
+    <w:multiLevelType w:val="hybridMultilevel"/>
+    <w:tmpl w:val="0F7E97B2"/>
+    <w:lvl w:ilvl="0" w:tplc="AA449E94">
+      <w:start w:val="4"/>
+      <w:numFmt w:val="bullet"/>
+      <w:lvlText w:val="-"/>
+      <w:lvlJc w:val="left"/>
+      <w:pPr>
+        <w:ind w:left="720" w:hanging="360"/>
+      </w:pPr>
+      <w:rPr>
+        <w:rFonts w:ascii="Calibri" w:eastAsia="Calibri" w:hAnsi="Calibri" w:cs="Calibri" w:hint="default"/>
+      </w:rPr>
+    </w:lvl>
+    <w:lvl w:ilvl="1" w:tplc="340A0003" w:tentative="1">
+      <w:start w:val="1"/>
+      <w:numFmt w:val="bullet"/>
+      <w:lvlText w:val="o"/>
+      <w:lvlJc w:val="left"/>
+      <w:pPr>
+        <w:ind w:left="1440" w:hanging="360"/>
+      </w:pPr>
+      <w:rPr>
+        <w:rFonts w:ascii="Courier New" w:hAnsi="Courier New" w:cs="Courier New" w:hint="default"/>
+      </w:rPr>
+    </w:lvl>
+    <w:lvl w:ilvl="2" w:tplc="340A0005" w:tentative="1">
+      <w:start w:val="1"/>
+      <w:numFmt w:val="bullet"/>
+      <w:lvlText w:val=""/>
+      <w:lvlJc w:val="left"/>
+      <w:pPr>
+        <w:ind w:left="2160" w:hanging="360"/>
+      </w:pPr>
+      <w:rPr>
+        <w:rFonts w:ascii="Wingdings" w:hAnsi="Wingdings" w:hint="default"/>
+      </w:rPr>
+    </w:lvl>
+    <w:lvl w:ilvl="3" w:tplc="340A0001" w:tentative="1">
+      <w:start w:val="1"/>
+      <w:numFmt w:val="bullet"/>
+      <w:lvlText w:val=""/>
+      <w:lvlJc w:val="left"/>
+      <w:pPr>
+        <w:ind w:left="2880" w:hanging="360"/>
+      </w:pPr>
+      <w:rPr>
+        <w:rFonts w:ascii="Symbol" w:hAnsi="Symbol" w:hint="default"/>
+      </w:rPr>
+    </w:lvl>
+    <w:lvl w:ilvl="4" w:tplc="340A0003" w:tentative="1">
+      <w:start w:val="1"/>
+      <w:numFmt w:val="bullet"/>
+      <w:lvlText w:val="o"/>
+      <w:lvlJc w:val="left"/>
+      <w:pPr>
+        <w:ind w:left="3600" w:hanging="360"/>
+      </w:pPr>
+      <w:rPr>
+        <w:rFonts w:ascii="Courier New" w:hAnsi="Courier New" w:cs="Courier New" w:hint="default"/>
+      </w:rPr>
+    </w:lvl>
+    <w:lvl w:ilvl="5" w:tplc="340A0005" w:tentative="1">
+      <w:start w:val="1"/>
+      <w:numFmt w:val="bullet"/>
+      <w:lvlText w:val=""/>
+      <w:lvlJc w:val="left"/>
+      <w:pPr>
+        <w:ind w:left="4320" w:hanging="360"/>
+      </w:pPr>
+      <w:rPr>
+        <w:rFonts w:ascii="Wingdings" w:hAnsi="Wingdings" w:hint="default"/>
+      </w:rPr>
+    </w:lvl>
+    <w:lvl w:ilvl="6" w:tplc="340A0001" w:tentative="1">
+      <w:start w:val="1"/>
+      <w:numFmt w:val="bullet"/>
+      <w:lvlText w:val=""/>
+      <w:lvlJc w:val="left"/>
+      <w:pPr>
+        <w:ind w:left="5040" w:hanging="360"/>
+      </w:pPr>
+      <w:rPr>
+        <w:rFonts w:ascii="Symbol" w:hAnsi="Symbol" w:hint="default"/>
+      </w:rPr>
+    </w:lvl>
+    <w:lvl w:ilvl="7" w:tplc="340A0003" w:tentative="1">
+      <w:start w:val="1"/>
+      <w:numFmt w:val="bullet"/>
+      <w:lvlText w:val="o"/>
+      <w:lvlJc w:val="left"/>
+      <w:pPr>
+        <w:ind w:left="5760" w:hanging="360"/>
+      </w:pPr>
+      <w:rPr>
+        <w:rFonts w:ascii="Courier New" w:hAnsi="Courier New" w:cs="Courier New" w:hint="default"/>
+      </w:rPr>
+    </w:lvl>
+    <w:lvl w:ilvl="8" w:tplc="340A0005" w:tentative="1">
+      <w:start w:val="1"/>
+      <w:numFmt w:val="bullet"/>
+      <w:lvlText w:val=""/>
+      <w:lvlJc w:val="left"/>
+      <w:pPr>
+        <w:ind w:left="6480" w:hanging="360"/>
+      </w:pPr>
+      <w:rPr>
+        <w:rFonts w:ascii="Wingdings" w:hAnsi="Wingdings" w:hint="default"/>
+      </w:rPr>
+    </w:lvl>
+  </w:abstractNum>
+  <w:abstractNum w:abstractNumId="20" w15:restartNumberingAfterBreak="0">
+    <w:nsid w:val="60D4672F"/>
+    <w:multiLevelType w:val="multilevel"/>
+    <w:tmpl w:val="A8706E84"/>
+    <w:lvl w:ilvl="0">
+      <w:start w:val="1"/>
+      <w:numFmt w:val="bullet"/>
+      <w:lvlText w:val=""/>
+      <w:lvlJc w:val="left"/>
+      <w:pPr>
+        <w:tabs>
+          <w:tab w:val="num" w:pos="720"/>
+        </w:tabs>
+        <w:ind w:left="720" w:hanging="360"/>
+      </w:pPr>
+      <w:rPr>
+        <w:rFonts w:ascii="Symbol" w:hAnsi="Symbol" w:hint="default"/>
+        <w:sz w:val="20"/>
+      </w:rPr>
+    </w:lvl>
+    <w:lvl w:ilvl="1">
+      <w:start w:val="1"/>
+      <w:numFmt w:val="bullet"/>
+      <w:lvlText w:val="o"/>
+      <w:lvlJc w:val="left"/>
+      <w:pPr>
+        <w:tabs>
+          <w:tab w:val="num" w:pos="1440"/>
+        </w:tabs>
+        <w:ind w:left="1440" w:hanging="360"/>
+      </w:pPr>
+      <w:rPr>
+        <w:rFonts w:ascii="Courier New" w:hAnsi="Courier New" w:cs="Times New Roman" w:hint="default"/>
+        <w:sz w:val="20"/>
+      </w:rPr>
+    </w:lvl>
+    <w:lvl w:ilvl="2">
+      <w:start w:val="1"/>
+      <w:numFmt w:val="bullet"/>
+      <w:lvlText w:val=""/>
+      <w:lvlJc w:val="left"/>
+      <w:pPr>
+        <w:tabs>
+          <w:tab w:val="num" w:pos="2160"/>
+        </w:tabs>
+        <w:ind w:left="2160" w:hanging="360"/>
+      </w:pPr>
+      <w:rPr>
+        <w:rFonts w:ascii="Wingdings" w:hAnsi="Wingdings" w:hint="default"/>
+        <w:sz w:val="20"/>
+      </w:rPr>
+    </w:lvl>
+    <w:lvl w:ilvl="3">
+      <w:start w:val="1"/>
+      <w:numFmt w:val="bullet"/>
+      <w:lvlText w:val=""/>
+      <w:lvlJc w:val="left"/>
+      <w:pPr>
+        <w:tabs>
+          <w:tab w:val="num" w:pos="2880"/>
+        </w:tabs>
+        <w:ind w:left="2880" w:hanging="360"/>
+      </w:pPr>
+      <w:rPr>
+        <w:rFonts w:ascii="Wingdings" w:hAnsi="Wingdings" w:hint="default"/>
+        <w:sz w:val="20"/>
+      </w:rPr>
+    </w:lvl>
+    <w:lvl w:ilvl="4">
+      <w:start w:val="1"/>
+      <w:numFmt w:val="bullet"/>
+      <w:lvlText w:val=""/>
+      <w:lvlJc w:val="left"/>
+      <w:pPr>
+        <w:tabs>
+          <w:tab w:val="num" w:pos="3600"/>
+        </w:tabs>
+        <w:ind w:left="3600" w:hanging="360"/>
+      </w:pPr>
+      <w:rPr>
+        <w:rFonts w:ascii="Wingdings" w:hAnsi="Wingdings" w:hint="default"/>
+        <w:sz w:val="20"/>
+      </w:rPr>
+    </w:lvl>
+    <w:lvl w:ilvl="5">
+      <w:start w:val="1"/>
+      <w:numFmt w:val="bullet"/>
+      <w:lvlText w:val=""/>
+      <w:lvlJc w:val="left"/>
+      <w:pPr>
+        <w:tabs>
+          <w:tab w:val="num" w:pos="4320"/>
+        </w:tabs>
+        <w:ind w:left="4320" w:hanging="360"/>
+      </w:pPr>
+      <w:rPr>
+        <w:rFonts w:ascii="Wingdings" w:hAnsi="Wingdings" w:hint="default"/>
+        <w:sz w:val="20"/>
+      </w:rPr>
+    </w:lvl>
+    <w:lvl w:ilvl="6">
+      <w:start w:val="1"/>
+      <w:numFmt w:val="bullet"/>
+      <w:lvlText w:val=""/>
+      <w:lvlJc w:val="left"/>
+      <w:pPr>
+        <w:tabs>
+          <w:tab w:val="num" w:pos="5040"/>
+        </w:tabs>
+        <w:ind w:left="5040" w:hanging="360"/>
+      </w:pPr>
+      <w:rPr>
+        <w:rFonts w:ascii="Wingdings" w:hAnsi="Wingdings" w:hint="default"/>
+        <w:sz w:val="20"/>
+      </w:rPr>
+    </w:lvl>
+    <w:lvl w:ilvl="7">
+      <w:start w:val="1"/>
+      <w:numFmt w:val="bullet"/>
+      <w:lvlText w:val=""/>
+      <w:lvlJc w:val="left"/>
+      <w:pPr>
+        <w:tabs>
+          <w:tab w:val="num" w:pos="5760"/>
+        </w:tabs>
+        <w:ind w:left="5760" w:hanging="360"/>
+      </w:pPr>
+      <w:rPr>
+        <w:rFonts w:ascii="Wingdings" w:hAnsi="Wingdings" w:hint="default"/>
+        <w:sz w:val="20"/>
+      </w:rPr>
+    </w:lvl>
+    <w:lvl w:ilvl="8">
+      <w:start w:val="1"/>
+      <w:numFmt w:val="bullet"/>
+      <w:lvlText w:val=""/>
+      <w:lvlJc w:val="left"/>
+      <w:pPr>
+        <w:tabs>
+          <w:tab w:val="num" w:pos="6480"/>
+        </w:tabs>
+        <w:ind w:left="6480" w:hanging="360"/>
+      </w:pPr>
+      <w:rPr>
+        <w:rFonts w:ascii="Wingdings" w:hAnsi="Wingdings" w:hint="default"/>
+        <w:sz w:val="20"/>
+      </w:rPr>
+    </w:lvl>
+  </w:abstractNum>
+  <w:abstractNum w:abstractNumId="21" w15:restartNumberingAfterBreak="0">
+    <w:nsid w:val="637847C7"/>
+    <w:multiLevelType w:val="multilevel"/>
+    <w:tmpl w:val="BC08F0E4"/>
+    <w:lvl w:ilvl="0">
+      <w:start w:val="1"/>
+      <w:numFmt w:val="bullet"/>
+      <w:lvlText w:val=""/>
+      <w:lvlJc w:val="left"/>
+      <w:pPr>
+        <w:tabs>
+          <w:tab w:val="num" w:pos="720"/>
+        </w:tabs>
+        <w:ind w:left="720" w:hanging="360"/>
+      </w:pPr>
+      <w:rPr>
+        <w:rFonts w:ascii="Symbol" w:hAnsi="Symbol" w:hint="default"/>
+        <w:sz w:val="20"/>
+      </w:rPr>
+    </w:lvl>
+    <w:lvl w:ilvl="1" w:tentative="1">
+      <w:start w:val="1"/>
+      <w:numFmt w:val="bullet"/>
+      <w:lvlText w:val="o"/>
+      <w:lvlJc w:val="left"/>
+      <w:pPr>
+        <w:tabs>
+          <w:tab w:val="num" w:pos="1440"/>
+        </w:tabs>
+        <w:ind w:left="1440" w:hanging="360"/>
+      </w:pPr>
+      <w:rPr>
+        <w:rFonts w:ascii="Courier New" w:hAnsi="Courier New" w:hint="default"/>
+        <w:sz w:val="20"/>
+      </w:rPr>
+    </w:lvl>
+    <w:lvl w:ilvl="2" w:tentative="1">
+      <w:start w:val="1"/>
+      <w:numFmt w:val="bullet"/>
+      <w:lvlText w:val=""/>
+      <w:lvlJc w:val="left"/>
+      <w:pPr>
+        <w:tabs>
+          <w:tab w:val="num" w:pos="2160"/>
+        </w:tabs>
+        <w:ind w:left="2160" w:hanging="360"/>
+      </w:pPr>
+      <w:rPr>
+        <w:rFonts w:ascii="Wingdings" w:hAnsi="Wingdings" w:hint="default"/>
+        <w:sz w:val="20"/>
+      </w:rPr>
+    </w:lvl>
+    <w:lvl w:ilvl="3" w:tentative="1">
+      <w:start w:val="1"/>
+      <w:numFmt w:val="bullet"/>
+      <w:lvlText w:val=""/>
+      <w:lvlJc w:val="left"/>
+      <w:pPr>
+        <w:tabs>
+          <w:tab w:val="num" w:pos="2880"/>
+        </w:tabs>
+        <w:ind w:left="2880" w:hanging="360"/>
+      </w:pPr>
+      <w:rPr>
+        <w:rFonts w:ascii="Wingdings" w:hAnsi="Wingdings" w:hint="default"/>
+        <w:sz w:val="20"/>
+      </w:rPr>
+    </w:lvl>
+    <w:lvl w:ilvl="4" w:tentative="1">
+      <w:start w:val="1"/>
+      <w:numFmt w:val="bullet"/>
+      <w:lvlText w:val=""/>
+      <w:lvlJc w:val="left"/>
+      <w:pPr>
+        <w:tabs>
+          <w:tab w:val="num" w:pos="3600"/>
+        </w:tabs>
+        <w:ind w:left="3600" w:hanging="360"/>
+      </w:pPr>
+      <w:rPr>
+        <w:rFonts w:ascii="Wingdings" w:hAnsi="Wingdings" w:hint="default"/>
+        <w:sz w:val="20"/>
+      </w:rPr>
+    </w:lvl>
+    <w:lvl w:ilvl="5" w:tentative="1">
+      <w:start w:val="1"/>
+      <w:numFmt w:val="bullet"/>
+      <w:lvlText w:val=""/>
+      <w:lvlJc w:val="left"/>
+      <w:pPr>
+        <w:tabs>
+          <w:tab w:val="num" w:pos="4320"/>
+        </w:tabs>
+        <w:ind w:left="4320" w:hanging="360"/>
+      </w:pPr>
+      <w:rPr>
+        <w:rFonts w:ascii="Wingdings" w:hAnsi="Wingdings" w:hint="default"/>
+        <w:sz w:val="20"/>
+      </w:rPr>
+    </w:lvl>
+    <w:lvl w:ilvl="6" w:tentative="1">
+      <w:start w:val="1"/>
+      <w:numFmt w:val="bullet"/>
+      <w:lvlText w:val=""/>
+      <w:lvlJc w:val="left"/>
+      <w:pPr>
+        <w:tabs>
+          <w:tab w:val="num" w:pos="5040"/>
+        </w:tabs>
+        <w:ind w:left="5040" w:hanging="360"/>
+      </w:pPr>
+      <w:rPr>
+        <w:rFonts w:ascii="Wingdings" w:hAnsi="Wingdings" w:hint="default"/>
+        <w:sz w:val="20"/>
+      </w:rPr>
+    </w:lvl>
+    <w:lvl w:ilvl="7" w:tentative="1">
+      <w:start w:val="1"/>
+      <w:numFmt w:val="bullet"/>
+      <w:lvlText w:val=""/>
+      <w:lvlJc w:val="left"/>
+      <w:pPr>
+        <w:tabs>
+          <w:tab w:val="num" w:pos="5760"/>
+        </w:tabs>
+        <w:ind w:left="5760" w:hanging="360"/>
+      </w:pPr>
+      <w:rPr>
+        <w:rFonts w:ascii="Wingdings" w:hAnsi="Wingdings" w:hint="default"/>
+        <w:sz w:val="20"/>
+      </w:rPr>
+    </w:lvl>
+    <w:lvl w:ilvl="8" w:tentative="1">
+      <w:start w:val="1"/>
+      <w:numFmt w:val="bullet"/>
+      <w:lvlText w:val=""/>
+      <w:lvlJc w:val="left"/>
+      <w:pPr>
+        <w:tabs>
+          <w:tab w:val="num" w:pos="6480"/>
+        </w:tabs>
+        <w:ind w:left="6480" w:hanging="360"/>
+      </w:pPr>
+      <w:rPr>
+        <w:rFonts w:ascii="Wingdings" w:hAnsi="Wingdings" w:hint="default"/>
+        <w:sz w:val="20"/>
+      </w:rPr>
+    </w:lvl>
+  </w:abstractNum>
+  <w:abstractNum w:abstractNumId="22" w15:restartNumberingAfterBreak="0">
+    <w:nsid w:val="725B6396"/>
+    <w:multiLevelType w:val="hybridMultilevel"/>
+    <w:tmpl w:val="43522924"/>
+    <w:lvl w:ilvl="0" w:tplc="28A6F1EA">
+      <w:start w:val="1"/>
+      <w:numFmt w:val="bullet"/>
+      <w:lvlText w:val="-"/>
+      <w:lvlJc w:val="left"/>
+      <w:pPr>
+        <w:ind w:left="720" w:hanging="360"/>
+      </w:pPr>
+      <w:rPr>
+        <w:rFonts w:ascii="Calibri" w:eastAsia="Calibri" w:hAnsi="Calibri" w:cs="Calibri" w:hint="default"/>
+      </w:rPr>
+    </w:lvl>
+    <w:lvl w:ilvl="1" w:tplc="340A0003" w:tentative="1">
+      <w:start w:val="1"/>
+      <w:numFmt w:val="bullet"/>
+      <w:lvlText w:val="o"/>
+      <w:lvlJc w:val="left"/>
+      <w:pPr>
+        <w:ind w:left="1440" w:hanging="360"/>
+      </w:pPr>
+      <w:rPr>
+        <w:rFonts w:ascii="Courier New" w:hAnsi="Courier New" w:cs="Courier New" w:hint="default"/>
+      </w:rPr>
+    </w:lvl>
+    <w:lvl w:ilvl="2" w:tplc="340A0005" w:tentative="1">
+      <w:start w:val="1"/>
+      <w:numFmt w:val="bullet"/>
+      <w:lvlText w:val=""/>
+      <w:lvlJc w:val="left"/>
+      <w:pPr>
+        <w:ind w:left="2160" w:hanging="360"/>
+      </w:pPr>
+      <w:rPr>
+        <w:rFonts w:ascii="Wingdings" w:hAnsi="Wingdings" w:hint="default"/>
+      </w:rPr>
+    </w:lvl>
+    <w:lvl w:ilvl="3" w:tplc="340A0001" w:tentative="1">
+      <w:start w:val="1"/>
+      <w:numFmt w:val="bullet"/>
+      <w:lvlText w:val=""/>
+      <w:lvlJc w:val="left"/>
+      <w:pPr>
+        <w:ind w:left="2880" w:hanging="360"/>
+      </w:pPr>
+      <w:rPr>
+        <w:rFonts w:ascii="Symbol" w:hAnsi="Symbol" w:hint="default"/>
+      </w:rPr>
+    </w:lvl>
+    <w:lvl w:ilvl="4" w:tplc="340A0003" w:tentative="1">
+      <w:start w:val="1"/>
+      <w:numFmt w:val="bullet"/>
+      <w:lvlText w:val="o"/>
+      <w:lvlJc w:val="left"/>
+      <w:pPr>
+        <w:ind w:left="3600" w:hanging="360"/>
+      </w:pPr>
+      <w:rPr>
+        <w:rFonts w:ascii="Courier New" w:hAnsi="Courier New" w:cs="Courier New" w:hint="default"/>
+      </w:rPr>
+    </w:lvl>
+    <w:lvl w:ilvl="5" w:tplc="340A0005" w:tentative="1">
+      <w:start w:val="1"/>
+      <w:numFmt w:val="bullet"/>
+      <w:lvlText w:val=""/>
+      <w:lvlJc w:val="left"/>
+      <w:pPr>
+        <w:ind w:left="4320" w:hanging="360"/>
+      </w:pPr>
+      <w:rPr>
+        <w:rFonts w:ascii="Wingdings" w:hAnsi="Wingdings" w:hint="default"/>
+      </w:rPr>
+    </w:lvl>
+    <w:lvl w:ilvl="6" w:tplc="340A0001" w:tentative="1">
+      <w:start w:val="1"/>
+      <w:numFmt w:val="bullet"/>
+      <w:lvlText w:val=""/>
+      <w:lvlJc w:val="left"/>
+      <w:pPr>
+        <w:ind w:left="5040" w:hanging="360"/>
+      </w:pPr>
+      <w:rPr>
+        <w:rFonts w:ascii="Symbol" w:hAnsi="Symbol" w:hint="default"/>
+      </w:rPr>
+    </w:lvl>
+    <w:lvl w:ilvl="7" w:tplc="340A0003" w:tentative="1">
+      <w:start w:val="1"/>
+      <w:numFmt w:val="bullet"/>
+      <w:lvlText w:val="o"/>
+      <w:lvlJc w:val="left"/>
+      <w:pPr>
+        <w:ind w:left="5760" w:hanging="360"/>
+      </w:pPr>
+      <w:rPr>
+        <w:rFonts w:ascii="Courier New" w:hAnsi="Courier New" w:cs="Courier New" w:hint="default"/>
+      </w:rPr>
+    </w:lvl>
+    <w:lvl w:ilvl="8" w:tplc="340A0005" w:tentative="1">
+      <w:start w:val="1"/>
+      <w:numFmt w:val="bullet"/>
+      <w:lvlText w:val=""/>
+      <w:lvlJc w:val="left"/>
+      <w:pPr>
+        <w:ind w:left="6480" w:hanging="360"/>
+      </w:pPr>
+      <w:rPr>
+        <w:rFonts w:ascii="Wingdings" w:hAnsi="Wingdings" w:hint="default"/>
+      </w:rPr>
+    </w:lvl>
+  </w:abstractNum>
+  <w:abstractNum w:abstractNumId="23" w15:restartNumberingAfterBreak="0">
+    <w:nsid w:val="7EB406B3"/>
+    <w:multiLevelType w:val="hybridMultilevel"/>
+    <w:tmpl w:val="214A84FA"/>
+    <w:lvl w:ilvl="0" w:tplc="340A000F">
+      <w:start w:val="1"/>
+      <w:numFmt w:val="decimal"/>
+      <w:lvlText w:val="%1."/>
+      <w:lvlJc w:val="left"/>
+      <w:pPr>
+        <w:ind w:left="720" w:hanging="360"/>
+      </w:pPr>
+      <w:rPr>
+        <w:rFonts w:hint="default"/>
+      </w:rPr>
+    </w:lvl>
+    <w:lvl w:ilvl="1" w:tplc="340A0019" w:tentative="1">
+      <w:start w:val="1"/>
+      <w:numFmt w:val="lowerLetter"/>
+      <w:lvlText w:val="%2."/>
+      <w:lvlJc w:val="left"/>
+      <w:pPr>
+        <w:ind w:left="1440" w:hanging="360"/>
+      </w:pPr>
+    </w:lvl>
+    <w:lvl w:ilvl="2" w:tplc="340A001B" w:tentative="1">
+      <w:start w:val="1"/>
+      <w:numFmt w:val="lowerRoman"/>
+      <w:lvlText w:val="%3."/>
+      <w:lvlJc w:val="right"/>
+      <w:pPr>
+        <w:ind w:left="2160" w:hanging="180"/>
+      </w:pPr>
+    </w:lvl>
+    <w:lvl w:ilvl="3" w:tplc="340A000F" w:tentative="1">
+      <w:start w:val="1"/>
+      <w:numFmt w:val="decimal"/>
+      <w:lvlText w:val="%4."/>
+      <w:lvlJc w:val="left"/>
+      <w:pPr>
+        <w:ind w:left="2880" w:hanging="360"/>
+      </w:pPr>
+    </w:lvl>
+    <w:lvl w:ilvl="4" w:tplc="340A0019" w:tentative="1">
+      <w:start w:val="1"/>
+      <w:numFmt w:val="lowerLetter"/>
+      <w:lvlText w:val="%5."/>
+      <w:lvlJc w:val="left"/>
+      <w:pPr>
+        <w:ind w:left="3600" w:hanging="360"/>
+      </w:pPr>
+    </w:lvl>
+    <w:lvl w:ilvl="5" w:tplc="340A001B" w:tentative="1">
+      <w:start w:val="1"/>
+      <w:numFmt w:val="lowerRoman"/>
+      <w:lvlText w:val="%6."/>
+      <w:lvlJc w:val="right"/>
+      <w:pPr>
+        <w:ind w:left="4320" w:hanging="180"/>
+      </w:pPr>
+    </w:lvl>
+    <w:lvl w:ilvl="6" w:tplc="340A000F" w:tentative="1">
+      <w:start w:val="1"/>
+      <w:numFmt w:val="decimal"/>
+      <w:lvlText w:val="%7."/>
+      <w:lvlJc w:val="left"/>
+      <w:pPr>
+        <w:ind w:left="5040" w:hanging="360"/>
+      </w:pPr>
+    </w:lvl>
+    <w:lvl w:ilvl="7" w:tplc="340A0019" w:tentative="1">
+      <w:start w:val="1"/>
+      <w:numFmt w:val="lowerLetter"/>
+      <w:lvlText w:val="%8."/>
+      <w:lvlJc w:val="left"/>
+      <w:pPr>
+        <w:ind w:left="5760" w:hanging="360"/>
+      </w:pPr>
+    </w:lvl>
+    <w:lvl w:ilvl="8" w:tplc="340A001B" w:tentative="1">
+      <w:start w:val="1"/>
+      <w:numFmt w:val="lowerRoman"/>
+      <w:lvlText w:val="%9."/>
+      <w:lvlJc w:val="right"/>
+      <w:pPr>
+        <w:ind w:left="6480" w:hanging="180"/>
+      </w:pPr>
+    </w:lvl>
+  </w:abstractNum>
+  <w:abstractNum w:abstractNumId="24" w15:restartNumberingAfterBreak="0">
+    <w:nsid w:val="7F5004AF"/>
+    <w:multiLevelType w:val="multilevel"/>
+    <w:tmpl w:val="EDC68714"/>
+    <w:lvl w:ilvl="0">
+      <w:start w:val="1"/>
+      <w:numFmt w:val="bullet"/>
+      <w:lvlText w:val=""/>
+      <w:lvlJc w:val="left"/>
+      <w:pPr>
+        <w:tabs>
+          <w:tab w:val="num" w:pos="720"/>
+        </w:tabs>
+        <w:ind w:left="720" w:hanging="360"/>
+      </w:pPr>
+      <w:rPr>
+        <w:rFonts w:ascii="Symbol" w:hAnsi="Symbol" w:hint="default"/>
+        <w:sz w:val="20"/>
+      </w:rPr>
+    </w:lvl>
+    <w:lvl w:ilvl="1">
+      <w:start w:val="1"/>
+      <w:numFmt w:val="decimal"/>
+      <w:lvlText w:val="%2."/>
+      <w:lvlJc w:val="left"/>
+      <w:pPr>
+        <w:ind w:left="360" w:hanging="360"/>
+      </w:pPr>
+      <w:rPr>
+        <w:rFonts w:hint="default"/>
+      </w:rPr>
+    </w:lvl>
+    <w:lvl w:ilvl="2">
+      <w:start w:val="1"/>
+      <w:numFmt w:val="decimal"/>
+      <w:lvlText w:val="%3-"/>
+      <w:lvlJc w:val="left"/>
+      <w:pPr>
+        <w:ind w:left="2160" w:hanging="360"/>
+      </w:pPr>
+      <w:rPr>
+        <w:rFonts w:hint="default"/>
+      </w:rPr>
+    </w:lvl>
+    <w:lvl w:ilvl="3">
+      <w:numFmt w:val="bullet"/>
+      <w:lvlText w:val="-"/>
+      <w:lvlJc w:val="left"/>
+      <w:pPr>
+        <w:ind w:left="2880" w:hanging="360"/>
+      </w:pPr>
+      <w:rPr>
+        <w:rFonts w:ascii="Calibri" w:eastAsia="Calibri" w:hAnsi="Calibri" w:cs="Calibri" w:hint="default"/>
+      </w:rPr>
+    </w:lvl>
+    <w:lvl w:ilvl="4" w:tentative="1">
+      <w:start w:val="1"/>
+      <w:numFmt w:val="bullet"/>
+      <w:lvlText w:val=""/>
+      <w:lvlJc w:val="left"/>
+      <w:pPr>
+        <w:tabs>
+          <w:tab w:val="num" w:pos="3600"/>
+        </w:tabs>
+        <w:ind w:left="3600" w:hanging="360"/>
+      </w:pPr>
+      <w:rPr>
+        <w:rFonts w:ascii="Wingdings" w:hAnsi="Wingdings" w:hint="default"/>
+        <w:sz w:val="20"/>
+      </w:rPr>
+    </w:lvl>
+    <w:lvl w:ilvl="5" w:tentative="1">
+      <w:start w:val="1"/>
+      <w:numFmt w:val="bullet"/>
+      <w:lvlText w:val=""/>
+      <w:lvlJc w:val="left"/>
+      <w:pPr>
+        <w:tabs>
+          <w:tab w:val="num" w:pos="4320"/>
+        </w:tabs>
+        <w:ind w:left="4320" w:hanging="360"/>
+      </w:pPr>
+      <w:rPr>
+        <w:rFonts w:ascii="Wingdings" w:hAnsi="Wingdings" w:hint="default"/>
+        <w:sz w:val="20"/>
+      </w:rPr>
+    </w:lvl>
+    <w:lvl w:ilvl="6" w:tentative="1">
+      <w:start w:val="1"/>
+      <w:numFmt w:val="bullet"/>
+      <w:lvlText w:val=""/>
+      <w:lvlJc w:val="left"/>
+      <w:pPr>
+        <w:tabs>
+          <w:tab w:val="num" w:pos="5040"/>
+        </w:tabs>
+        <w:ind w:left="5040" w:hanging="360"/>
+      </w:pPr>
+      <w:rPr>
+        <w:rFonts w:ascii="Wingdings" w:hAnsi="Wingdings" w:hint="default"/>
+        <w:sz w:val="20"/>
+      </w:rPr>
+    </w:lvl>
+    <w:lvl w:ilvl="7" w:tentative="1">
+      <w:start w:val="1"/>
+      <w:numFmt w:val="bullet"/>
+      <w:lvlText w:val=""/>
+      <w:lvlJc w:val="left"/>
+      <w:pPr>
+        <w:tabs>
+          <w:tab w:val="num" w:pos="5760"/>
+        </w:tabs>
+        <w:ind w:left="5760" w:hanging="360"/>
+      </w:pPr>
+      <w:rPr>
+        <w:rFonts w:ascii="Wingdings" w:hAnsi="Wingdings" w:hint="default"/>
+        <w:sz w:val="20"/>
+      </w:rPr>
+    </w:lvl>
+    <w:lvl w:ilvl="8" w:tentative="1">
+      <w:start w:val="1"/>
+      <w:numFmt w:val="bullet"/>
+      <w:lvlText w:val=""/>
+      <w:lvlJc w:val="left"/>
+      <w:pPr>
+        <w:tabs>
+          <w:tab w:val="num" w:pos="6480"/>
+        </w:tabs>
+        <w:ind w:left="6480" w:hanging="360"/>
+      </w:pPr>
+      <w:rPr>
+        <w:rFonts w:ascii="Wingdings" w:hAnsi="Wingdings" w:hint="default"/>
+        <w:sz w:val="20"/>
+      </w:rPr>
+    </w:lvl>
+  </w:abstractNum>
   <w:num w:numId="1" w16cid:durableId="962879689">
+    <w:abstractNumId w:val="24"/>
+  </w:num>
+  <w:num w:numId="2" w16cid:durableId="692347092">
+    <w:abstractNumId w:val="15"/>
+  </w:num>
+  <w:num w:numId="3" w16cid:durableId="1266500967">
+    <w:abstractNumId w:val="13"/>
+  </w:num>
+  <w:num w:numId="4" w16cid:durableId="1286155394">
+    <w:abstractNumId w:val="8"/>
+  </w:num>
+  <w:num w:numId="5" w16cid:durableId="2135980305">
+    <w:abstractNumId w:val="1"/>
+  </w:num>
+  <w:num w:numId="6" w16cid:durableId="1991905537">
+    <w:abstractNumId w:val="16"/>
+  </w:num>
+  <w:num w:numId="7" w16cid:durableId="1841700405">
+    <w:abstractNumId w:val="5"/>
+  </w:num>
+  <w:num w:numId="8" w16cid:durableId="474301765">
+    <w:abstractNumId w:val="12"/>
+  </w:num>
+  <w:num w:numId="9" w16cid:durableId="1695692352">
+    <w:abstractNumId w:val="11"/>
+  </w:num>
+  <w:num w:numId="10" w16cid:durableId="2079084089">
+    <w:abstractNumId w:val="22"/>
+  </w:num>
+  <w:num w:numId="11" w16cid:durableId="687491255">
+    <w:abstractNumId w:val="19"/>
+  </w:num>
+  <w:num w:numId="12" w16cid:durableId="1264610959">
+    <w:abstractNumId w:val="7"/>
+  </w:num>
+  <w:num w:numId="13" w16cid:durableId="654146265">
+    <w:abstractNumId w:val="14"/>
+  </w:num>
+  <w:num w:numId="14" w16cid:durableId="1870139185">
+    <w:abstractNumId w:val="21"/>
+  </w:num>
+  <w:num w:numId="15" w16cid:durableId="1373530506">
+    <w:abstractNumId w:val="0"/>
+  </w:num>
+  <w:num w:numId="16" w16cid:durableId="1969241238">
+    <w:abstractNumId w:val="4"/>
+  </w:num>
+  <w:num w:numId="17" w16cid:durableId="2066835919">
+    <w:abstractNumId w:val="9"/>
+  </w:num>
+  <w:num w:numId="18" w16cid:durableId="1776093105">
+    <w:abstractNumId w:val="2"/>
+  </w:num>
+  <w:num w:numId="19" w16cid:durableId="524825993">
+    <w:abstractNumId w:val="10"/>
+  </w:num>
+  <w:num w:numId="20" w16cid:durableId="944075575">
     <w:abstractNumId w:val="3"/>
   </w:num>
-  <w:num w:numId="2" w16cid:durableId="692347092">
-    <w:abstractNumId w:val="2"/>
+  <w:num w:numId="21" w16cid:durableId="1327905534">
+    <w:abstractNumId w:val="18"/>
   </w:num>
-  <w:num w:numId="3" w16cid:durableId="1266500967">
-    <w:abstractNumId w:val="1"/>
+  <w:num w:numId="22" w16cid:durableId="848328042">
+    <w:abstractNumId w:val="6"/>
   </w:num>
-  <w:num w:numId="4" w16cid:durableId="1286155394">
-    <w:abstractNumId w:val="0"/>
+  <w:num w:numId="23" w16cid:durableId="1619288635">
+    <w:abstractNumId w:val="20"/>
+  </w:num>
+  <w:num w:numId="24" w16cid:durableId="2138451605">
+    <w:abstractNumId w:val="17"/>
+  </w:num>
+  <w:num w:numId="25" w16cid:durableId="187791755">
+    <w:abstractNumId w:val="23"/>
   </w:num>
 </w:numbering>
 </file>

--- a/Fase 2/Evidencias Proyecto/Plan de proyecto Nyuron.docx
+++ b/Fase 2/Evidencias Proyecto/Plan de proyecto Nyuron.docx
@@ -595,6 +595,7 @@
           <w:docPartUnique/>
         </w:docPartObj>
       </w:sdtPr>
+      <w:sdtEndPr/>
       <w:sdtContent>
         <w:p>
           <w:pPr>
@@ -16574,32 +16575,24 @@
           <w:b/>
           <w:bCs/>
         </w:rPr>
-        <w:t>Anexo 1 – Documento de Épicas e Historias de Usuario</w:t>
+        <w:t xml:space="preserve">Anexo 1 – </w:t>
       </w:r>
-    </w:p>
-    <w:p>
-      <w:r>
-        <w:t>Incluye la definición de épicas, historias priorizadas y criterios de aceptación utilizados durante el desarrollo bajo metodología Scrum.</w:t>
-      </w:r>
-    </w:p>
-    <w:p>
-      <w:pPr>
-        <w:rPr>
-          <w:b/>
-          <w:bCs/>
-        </w:rPr>
-      </w:pPr>
+      <w:hyperlink r:id="rId9" w:history="1">
+        <w:r>
+          <w:rPr>
+            <w:rStyle w:val="Hipervnculo"/>
+            <w:b/>
+            <w:bCs/>
+          </w:rPr>
+          <w:t>Historias y épicas</w:t>
+        </w:r>
+      </w:hyperlink>
       <w:r>
         <w:rPr>
           <w:b/>
           <w:bCs/>
         </w:rPr>
-        <w:t>Anexo 2 – Backlog del Proyecto</w:t>
-      </w:r>
-    </w:p>
-    <w:p>
-      <w:r>
-        <w:t>Registro completo de tareas por sprint, prioridades, estimaciones y estados finales.</w:t>
+        <w:t xml:space="preserve"> </w:t>
       </w:r>
     </w:p>
     <w:p>
@@ -16614,8 +16607,18 @@
           <w:b/>
           <w:bCs/>
         </w:rPr>
-        <w:t>Anexo 3 – Arte y Recursos Visuales</w:t>
+        <w:t xml:space="preserve">Anexo 2 – </w:t>
       </w:r>
+      <w:hyperlink r:id="rId10" w:history="1">
+        <w:r>
+          <w:rPr>
+            <w:rStyle w:val="Hipervnculo"/>
+            <w:b/>
+            <w:bCs/>
+          </w:rPr>
+          <w:t>Backlog del Proyecto</w:t>
+        </w:r>
+      </w:hyperlink>
     </w:p>
     <w:p>
       <w:pPr>
@@ -16629,38 +16632,32 @@
           <w:b/>
           <w:bCs/>
         </w:rPr>
-        <w:t>Anexo 4 – Evidencias del Desarrollo de Minijuegos</w:t>
+        <w:t xml:space="preserve">Anexo </w:t>
       </w:r>
-    </w:p>
-    <w:p>
-      <w:pPr>
-        <w:rPr>
-          <w:b/>
-          <w:bCs/>
-        </w:rPr>
-      </w:pPr>
       <w:r>
         <w:rPr>
           <w:b/>
           <w:bCs/>
         </w:rPr>
-        <w:t>Anexo 5 – Pruebas Funcionales y Resultados</w:t>
+        <w:t>3</w:t>
       </w:r>
-    </w:p>
-    <w:p>
-      <w:pPr>
-        <w:rPr>
-          <w:b/>
-          <w:bCs/>
-        </w:rPr>
-      </w:pPr>
       <w:r>
         <w:rPr>
           <w:b/>
           <w:bCs/>
         </w:rPr>
-        <w:t>Anexo 6 – Integración y Flujo de Navegación</w:t>
+        <w:t xml:space="preserve"> – </w:t>
       </w:r>
+      <w:hyperlink r:id="rId11" w:history="1">
+        <w:r>
+          <w:rPr>
+            <w:rStyle w:val="Hipervnculo"/>
+            <w:b/>
+            <w:bCs/>
+          </w:rPr>
+          <w:t>Fundamentación científica</w:t>
+        </w:r>
+      </w:hyperlink>
     </w:p>
     <w:p>
       <w:pPr>
@@ -16674,33 +16671,139 @@
           <w:b/>
           <w:bCs/>
         </w:rPr>
-        <w:t>Anexo 7 – Exportación a Android</w:t>
+        <w:t xml:space="preserve">Anexo </w:t>
       </w:r>
-    </w:p>
-    <w:p>
-      <w:pPr>
-        <w:rPr>
-          <w:b/>
-          <w:bCs/>
-        </w:rPr>
-      </w:pPr>
       <w:r>
         <w:rPr>
           <w:b/>
           <w:bCs/>
         </w:rPr>
-        <w:t>Anexo 8 – Presentación Final (PPT)</w:t>
+        <w:t>4</w:t>
       </w:r>
+      <w:r>
+        <w:rPr>
+          <w:b/>
+          <w:bCs/>
+        </w:rPr>
+        <w:t xml:space="preserve"> – </w:t>
+      </w:r>
+      <w:hyperlink r:id="rId12" w:history="1">
+        <w:proofErr w:type="spellStart"/>
+        <w:r>
+          <w:rPr>
+            <w:rStyle w:val="Hipervnculo"/>
+            <w:b/>
+            <w:bCs/>
+          </w:rPr>
+          <w:t>Game</w:t>
+        </w:r>
+        <w:proofErr w:type="spellEnd"/>
+        <w:r>
+          <w:rPr>
+            <w:rStyle w:val="Hipervnculo"/>
+            <w:b/>
+            <w:bCs/>
+          </w:rPr>
+          <w:t xml:space="preserve"> </w:t>
+        </w:r>
+        <w:proofErr w:type="spellStart"/>
+        <w:r>
+          <w:rPr>
+            <w:rStyle w:val="Hipervnculo"/>
+            <w:b/>
+            <w:bCs/>
+          </w:rPr>
+          <w:t>Design</w:t>
+        </w:r>
+        <w:proofErr w:type="spellEnd"/>
+        <w:r>
+          <w:rPr>
+            <w:rStyle w:val="Hipervnculo"/>
+            <w:b/>
+            <w:bCs/>
+          </w:rPr>
+          <w:t xml:space="preserve"> </w:t>
+        </w:r>
+        <w:proofErr w:type="spellStart"/>
+        <w:r>
+          <w:rPr>
+            <w:rStyle w:val="Hipervnculo"/>
+            <w:b/>
+            <w:bCs/>
+          </w:rPr>
+          <w:t>Document</w:t>
+        </w:r>
+        <w:proofErr w:type="spellEnd"/>
+        <w:r>
+          <w:rPr>
+            <w:rStyle w:val="Hipervnculo"/>
+            <w:b/>
+            <w:bCs/>
+          </w:rPr>
+          <w:t xml:space="preserve"> (GDD)</w:t>
+        </w:r>
+      </w:hyperlink>
     </w:p>
     <w:p>
       <w:pPr>
+        <w:rPr>
+          <w:b/>
+          <w:bCs/>
+        </w:rPr>
+      </w:pPr>
+      <w:r>
+        <w:rPr>
+          <w:b/>
+          <w:bCs/>
+        </w:rPr>
+        <w:t xml:space="preserve">Anexo 7 – </w:t>
+      </w:r>
+      <w:hyperlink r:id="rId13" w:history="1">
+        <w:r>
+          <w:rPr>
+            <w:rStyle w:val="Hipervnculo"/>
+            <w:b/>
+            <w:bCs/>
+          </w:rPr>
+          <w:t>Riesgos</w:t>
+        </w:r>
+      </w:hyperlink>
+    </w:p>
+    <w:p>
+      <w:pPr>
+        <w:rPr>
+          <w:b/>
+          <w:bCs/>
+          <w:u w:val="single"/>
+        </w:rPr>
+      </w:pPr>
+      <w:r>
+        <w:rPr>
+          <w:b/>
+          <w:bCs/>
+        </w:rPr>
+        <w:t xml:space="preserve">Anexo 8 – </w:t>
+      </w:r>
+      <w:hyperlink r:id="rId14" w:history="1">
+        <w:r>
+          <w:rPr>
+            <w:rStyle w:val="Hipervnculo"/>
+            <w:b/>
+            <w:bCs/>
+          </w:rPr>
+          <w:t>Presentación Final (PPT)</w:t>
+        </w:r>
+      </w:hyperlink>
+    </w:p>
+    <w:p>
+      <w:pPr>
         <w:pStyle w:val="Ttulo2"/>
         <w:ind w:left="708"/>
       </w:pPr>
     </w:p>
     <w:sectPr>
-      <w:headerReference w:type="default" r:id="rId9"/>
-      <w:footerReference w:type="default" r:id="rId10"/>
+      <w:headerReference w:type="default" r:id="rId15"/>
+      <w:footerReference w:type="default" r:id="rId16"/>
       <w:pgSz w:w="12240" w:h="15840"/>
       <w:pgMar w:top="1418" w:right="1701" w:bottom="1418" w:left="1701" w:header="709" w:footer="709" w:gutter="0"/>
       <w:pgNumType w:start="1"/>
@@ -20897,6 +21000,7 @@
   <w:style w:type="character" w:default="1" w:styleId="Fuentedeprrafopredeter">
     <w:name w:val="Default Paragraph Font"/>
     <w:uiPriority w:val="1"/>
+    <w:semiHidden/>
     <w:unhideWhenUsed/>
   </w:style>
   <w:style w:type="table" w:default="1" w:styleId="Tablanormal">
@@ -23117,6 +23221,18 @@
       <w:iCs/>
     </w:rPr>
   </w:style>
+  <w:style w:type="character" w:styleId="Hipervnculovisitado">
+    <w:name w:val="FollowedHyperlink"/>
+    <w:basedOn w:val="Fuentedeprrafopredeter"/>
+    <w:uiPriority w:val="99"/>
+    <w:semiHidden/>
+    <w:unhideWhenUsed/>
+    <w:rsid w:val="00D17583"/>
+    <w:rPr>
+      <w:color w:val="800080" w:themeColor="followedHyperlink"/>
+      <w:u w:val="single"/>
+    </w:rPr>
+  </w:style>
 </w:styles>
 </file>
 

--- a/Fase 2/Evidencias Proyecto/Plan de proyecto Nyuron.docx
+++ b/Fase 2/Evidencias Proyecto/Plan de proyecto Nyuron.docx
@@ -16414,15 +16414,172 @@
     </w:p>
     <w:p>
       <w:r>
-        <w:t xml:space="preserve">Inserte las imágenes del producto de software desarrollado en los diferentes </w:t>
+        <w:rPr>
+          <w:noProof/>
+        </w:rPr>
+        <w:drawing>
+          <wp:anchor distT="0" distB="0" distL="114300" distR="114300" simplePos="0" relativeHeight="251657216" behindDoc="1" locked="0" layoutInCell="1" allowOverlap="1" wp14:anchorId="28578769" wp14:editId="49D344E2">
+            <wp:simplePos x="0" y="0"/>
+            <wp:positionH relativeFrom="margin">
+              <wp:align>left</wp:align>
+            </wp:positionH>
+            <wp:positionV relativeFrom="paragraph">
+              <wp:posOffset>12700</wp:posOffset>
+            </wp:positionV>
+            <wp:extent cx="1738630" cy="2971800"/>
+            <wp:effectExtent l="0" t="0" r="0" b="0"/>
+            <wp:wrapTight wrapText="bothSides">
+              <wp:wrapPolygon edited="0">
+                <wp:start x="0" y="0"/>
+                <wp:lineTo x="0" y="21462"/>
+                <wp:lineTo x="21300" y="21462"/>
+                <wp:lineTo x="21300" y="0"/>
+                <wp:lineTo x="0" y="0"/>
+              </wp:wrapPolygon>
+            </wp:wrapTight>
+            <wp:docPr id="1503785122" name="Imagen 7"/>
+            <wp:cNvGraphicFramePr>
+              <a:graphicFrameLocks xmlns:a="http://schemas.openxmlformats.org/drawingml/2006/main" noChangeAspect="1"/>
+            </wp:cNvGraphicFramePr>
+            <a:graphic xmlns:a="http://schemas.openxmlformats.org/drawingml/2006/main">
+              <a:graphicData uri="http://schemas.openxmlformats.org/drawingml/2006/picture">
+                <pic:pic xmlns:pic="http://schemas.openxmlformats.org/drawingml/2006/picture">
+                  <pic:nvPicPr>
+                    <pic:cNvPr id="0" name="Picture 3"/>
+                    <pic:cNvPicPr>
+                      <a:picLocks noChangeAspect="1" noChangeArrowheads="1"/>
+                    </pic:cNvPicPr>
+                  </pic:nvPicPr>
+                  <pic:blipFill>
+                    <a:blip r:embed="rId9">
+                      <a:extLst>
+                        <a:ext uri="{28A0092B-C50C-407E-A947-70E740481C1C}">
+                          <a14:useLocalDpi xmlns:a14="http://schemas.microsoft.com/office/drawing/2010/main" val="0"/>
+                        </a:ext>
+                      </a:extLst>
+                    </a:blip>
+                    <a:srcRect/>
+                    <a:stretch>
+                      <a:fillRect/>
+                    </a:stretch>
+                  </pic:blipFill>
+                  <pic:spPr bwMode="auto">
+                    <a:xfrm>
+                      <a:off x="0" y="0"/>
+                      <a:ext cx="1738630" cy="2971800"/>
+                    </a:xfrm>
+                    <a:prstGeom prst="rect">
+                      <a:avLst/>
+                    </a:prstGeom>
+                    <a:noFill/>
+                  </pic:spPr>
+                </pic:pic>
+              </a:graphicData>
+            </a:graphic>
+          </wp:anchor>
+        </w:drawing>
       </w:r>
-      <w:proofErr w:type="spellStart"/>
       <w:r>
-        <w:t>sprints</w:t>
+        <w:rPr>
+          <w:noProof/>
+        </w:rPr>
+        <w:drawing>
+          <wp:inline distT="0" distB="0" distL="0" distR="0" wp14:anchorId="654B86C8" wp14:editId="222AB1D8">
+            <wp:extent cx="1769668" cy="2962275"/>
+            <wp:effectExtent l="0" t="0" r="2540" b="0"/>
+            <wp:docPr id="689850034" name="Imagen 5"/>
+            <wp:cNvGraphicFramePr>
+              <a:graphicFrameLocks xmlns:a="http://schemas.openxmlformats.org/drawingml/2006/main" noChangeAspect="1"/>
+            </wp:cNvGraphicFramePr>
+            <a:graphic xmlns:a="http://schemas.openxmlformats.org/drawingml/2006/main">
+              <a:graphicData uri="http://schemas.openxmlformats.org/drawingml/2006/picture">
+                <pic:pic xmlns:pic="http://schemas.openxmlformats.org/drawingml/2006/picture">
+                  <pic:nvPicPr>
+                    <pic:cNvPr id="0" name="Picture 2"/>
+                    <pic:cNvPicPr>
+                      <a:picLocks noChangeAspect="1" noChangeArrowheads="1"/>
+                    </pic:cNvPicPr>
+                  </pic:nvPicPr>
+                  <pic:blipFill>
+                    <a:blip r:embed="rId10">
+                      <a:extLst>
+                        <a:ext uri="{28A0092B-C50C-407E-A947-70E740481C1C}">
+                          <a14:useLocalDpi xmlns:a14="http://schemas.microsoft.com/office/drawing/2010/main" val="0"/>
+                        </a:ext>
+                      </a:extLst>
+                    </a:blip>
+                    <a:srcRect/>
+                    <a:stretch>
+                      <a:fillRect/>
+                    </a:stretch>
+                  </pic:blipFill>
+                  <pic:spPr bwMode="auto">
+                    <a:xfrm>
+                      <a:off x="0" y="0"/>
+                      <a:ext cx="1784616" cy="2987296"/>
+                    </a:xfrm>
+                    <a:prstGeom prst="rect">
+                      <a:avLst/>
+                    </a:prstGeom>
+                    <a:noFill/>
+                  </pic:spPr>
+                </pic:pic>
+              </a:graphicData>
+            </a:graphic>
+          </wp:inline>
+        </w:drawing>
       </w:r>
-      <w:proofErr w:type="spellEnd"/>
+      <w:r>
+        <w:rPr>
+          <w:noProof/>
+        </w:rPr>
+        <w:drawing>
+          <wp:inline distT="0" distB="0" distL="0" distR="0" wp14:anchorId="18113B16" wp14:editId="0322CA78">
+            <wp:extent cx="3609975" cy="1958975"/>
+            <wp:effectExtent l="0" t="0" r="9525" b="3175"/>
+            <wp:docPr id="447355099" name="Imagen 9" descr="Una captura de pantalla de un celular con letras&#10;&#10;El contenido generado por IA puede ser incorrecto."/>
+            <wp:cNvGraphicFramePr>
+              <a:graphicFrameLocks xmlns:a="http://schemas.openxmlformats.org/drawingml/2006/main" noChangeAspect="1"/>
+            </wp:cNvGraphicFramePr>
+            <a:graphic xmlns:a="http://schemas.openxmlformats.org/drawingml/2006/main">
+              <a:graphicData uri="http://schemas.openxmlformats.org/drawingml/2006/picture">
+                <pic:pic xmlns:pic="http://schemas.openxmlformats.org/drawingml/2006/picture">
+                  <pic:nvPicPr>
+                    <pic:cNvPr id="447355099" name="Imagen 9" descr="Una captura de pantalla de un celular con letras&#10;&#10;El contenido generado por IA puede ser incorrecto."/>
+                    <pic:cNvPicPr>
+                      <a:picLocks noChangeAspect="1" noChangeArrowheads="1"/>
+                    </pic:cNvPicPr>
+                  </pic:nvPicPr>
+                  <pic:blipFill>
+                    <a:blip r:embed="rId11" cstate="print">
+                      <a:extLst>
+                        <a:ext uri="{28A0092B-C50C-407E-A947-70E740481C1C}">
+                          <a14:useLocalDpi xmlns:a14="http://schemas.microsoft.com/office/drawing/2010/main" val="0"/>
+                        </a:ext>
+                      </a:extLst>
+                    </a:blip>
+                    <a:srcRect/>
+                    <a:stretch>
+                      <a:fillRect/>
+                    </a:stretch>
+                  </pic:blipFill>
+                  <pic:spPr bwMode="auto">
+                    <a:xfrm>
+                      <a:off x="0" y="0"/>
+                      <a:ext cx="3677369" cy="1995547"/>
+                    </a:xfrm>
+                    <a:prstGeom prst="rect">
+                      <a:avLst/>
+                    </a:prstGeom>
+                    <a:noFill/>
+                  </pic:spPr>
+                </pic:pic>
+              </a:graphicData>
+            </a:graphic>
+          </wp:inline>
+        </w:drawing>
+      </w:r>
     </w:p>
-    <w:p/>
     <w:p>
       <w:pPr>
         <w:pStyle w:val="Ttulo1"/>
@@ -16430,7 +16587,6 @@
       <w:bookmarkStart w:id="38" w:name="_heading=h.ihv636" w:colFirst="0" w:colLast="0"/>
       <w:bookmarkEnd w:id="38"/>
       <w:r>
-        <w:lastRenderedPageBreak/>
         <w:t>Condiciones de aceptación para cierre del proyecto</w:t>
       </w:r>
     </w:p>
@@ -16542,6 +16698,8 @@
         <w:t>Presentación del proyecto</w:t>
       </w:r>
     </w:p>
+    <w:p/>
+    <w:p/>
     <w:p>
       <w:pPr>
         <w:rPr>
@@ -16560,6 +16718,7 @@
           <w:sz w:val="28"/>
           <w:szCs w:val="28"/>
         </w:rPr>
+        <w:lastRenderedPageBreak/>
         <w:t>Anexos</w:t>
       </w:r>
     </w:p>
@@ -16577,7 +16736,7 @@
         </w:rPr>
         <w:t xml:space="preserve">Anexo 1 – </w:t>
       </w:r>
-      <w:hyperlink r:id="rId9" w:history="1">
+      <w:hyperlink r:id="rId12" w:history="1">
         <w:r>
           <w:rPr>
             <w:rStyle w:val="Hipervnculo"/>
@@ -16609,7 +16768,7 @@
         </w:rPr>
         <w:t xml:space="preserve">Anexo 2 – </w:t>
       </w:r>
-      <w:hyperlink r:id="rId10" w:history="1">
+      <w:hyperlink r:id="rId13" w:history="1">
         <w:r>
           <w:rPr>
             <w:rStyle w:val="Hipervnculo"/>
@@ -16648,7 +16807,7 @@
         </w:rPr>
         <w:t xml:space="preserve"> – </w:t>
       </w:r>
-      <w:hyperlink r:id="rId11" w:history="1">
+      <w:hyperlink r:id="rId14" w:history="1">
         <w:r>
           <w:rPr>
             <w:rStyle w:val="Hipervnculo"/>
@@ -16687,7 +16846,7 @@
         </w:rPr>
         <w:t xml:space="preserve"> – </w:t>
       </w:r>
-      <w:hyperlink r:id="rId12" w:history="1">
+      <w:hyperlink r:id="rId15" w:history="1">
         <w:proofErr w:type="spellStart"/>
         <w:r>
           <w:rPr>
@@ -16758,7 +16917,7 @@
         </w:rPr>
         <w:t xml:space="preserve">Anexo 7 – </w:t>
       </w:r>
-      <w:hyperlink r:id="rId13" w:history="1">
+      <w:hyperlink r:id="rId16" w:history="1">
         <w:r>
           <w:rPr>
             <w:rStyle w:val="Hipervnculo"/>
@@ -16784,7 +16943,7 @@
         </w:rPr>
         <w:t xml:space="preserve">Anexo 8 – </w:t>
       </w:r>
-      <w:hyperlink r:id="rId14" w:history="1">
+      <w:hyperlink r:id="rId17" w:history="1">
         <w:r>
           <w:rPr>
             <w:rStyle w:val="Hipervnculo"/>
@@ -16802,8 +16961,8 @@
       </w:pPr>
     </w:p>
     <w:sectPr>
-      <w:headerReference w:type="default" r:id="rId15"/>
-      <w:footerReference w:type="default" r:id="rId16"/>
+      <w:headerReference w:type="default" r:id="rId18"/>
+      <w:footerReference w:type="default" r:id="rId19"/>
       <w:pgSz w:w="12240" w:h="15840"/>
       <w:pgMar w:top="1418" w:right="1701" w:bottom="1418" w:left="1701" w:header="709" w:footer="709" w:gutter="0"/>
       <w:pgNumType w:start="1"/>
